--- a/docs/РП ИИ/Б1.О.14 РП Прав 01.03.04 ДРГимазетдинов.docx
+++ b/docs/РП ИИ/Б1.О.14 РП Прав 01.03.04 ДРГимазетдинов.docx
@@ -210,7 +210,7 @@
     </w:p>
     <w:p>
       <w:pPr>
-        <w:spacing w:before="0" w:after="1440" w:line="240" w:lineRule="auto"/>
+        <w:spacing w:before="0" w:after="2880" w:line="240" w:lineRule="auto"/>
         <w:jc w:val="center"/>
       </w:pPr>
       <w:r>
@@ -250,6 +250,7 @@
     <w:p>
       <w:pPr>
         <w:spacing w:before="0" w:after="360" w:line="240" w:lineRule="auto"/>
+        <w:jc w:val="both"/>
       </w:pPr>
       <w:r>
         <w:rPr>
@@ -266,6 +267,7 @@
     <w:p>
       <w:pPr>
         <w:spacing w:before="0" w:after="240" w:line="240" w:lineRule="auto"/>
+        <w:jc w:val="both"/>
       </w:pPr>
       <w:r>
         <w:rPr>
@@ -282,11 +284,13 @@
     <w:p>
       <w:pPr>
         <w:spacing w:before="0" w:after="240" w:line="240" w:lineRule="auto"/>
+        <w:jc w:val="both"/>
       </w:pPr>
     </w:p>
     <w:p>
       <w:pPr>
         <w:spacing w:before="0" w:after="120" w:line="240" w:lineRule="auto"/>
+        <w:jc w:val="both"/>
       </w:pPr>
       <w:r>
         <w:rPr>
@@ -303,6 +307,7 @@
     <w:p>
       <w:pPr>
         <w:spacing w:before="0" w:after="480" w:line="240" w:lineRule="auto"/>
+        <w:jc w:val="both"/>
       </w:pPr>
       <w:r>
         <w:rPr>
@@ -319,6 +324,7 @@
     <w:p>
       <w:pPr>
         <w:spacing w:before="0" w:after="480" w:line="240" w:lineRule="auto"/>
+        <w:jc w:val="both"/>
       </w:pPr>
       <w:r>
         <w:rPr>
@@ -335,6 +341,7 @@
     <w:p>
       <w:pPr>
         <w:spacing w:before="0" w:after="240" w:line="240" w:lineRule="auto"/>
+        <w:jc w:val="both"/>
       </w:pPr>
       <w:r>
         <w:rPr>
@@ -351,6 +358,7 @@
     <w:p>
       <w:pPr>
         <w:spacing w:before="0" w:after="360" w:line="240" w:lineRule="auto"/>
+        <w:jc w:val="both"/>
       </w:pPr>
       <w:r>
         <w:rPr>
@@ -367,6 +375,7 @@
     <w:p>
       <w:pPr>
         <w:spacing w:before="0" w:after="480" w:line="240" w:lineRule="auto"/>
+        <w:jc w:val="both"/>
       </w:pPr>
       <w:r>
         <w:rPr>
@@ -379,12 +388,14 @@
         </w:rPr>
         <w:t>Протокол заседания учебно-методической комиссии по УГСН</w:t>
         <w:br/>
+        <w:br/>
         <w:t>01.00.00 «Математика и механика» от «____» _______________ 2026 г. №_______</w:t>
       </w:r>
     </w:p>
     <w:p>
       <w:pPr>
         <w:spacing w:before="0" w:after="480" w:line="240" w:lineRule="auto"/>
+        <w:jc w:val="both"/>
       </w:pPr>
       <w:r>
         <w:rPr>
@@ -397,12 +408,14 @@
         </w:rPr>
         <w:t>Председатель учебно-методической комиссии по УГСН</w:t>
         <w:br/>
-        <w:t>01.00.00 «Математика и механика» _______________________ В.Г. Суфиянов</w:t>
+        <w:br/>
+        <w:t>01.00.00 «Математика и механика» _________________ В.Г. Суфиянов</w:t>
       </w:r>
     </w:p>
     <w:p>
       <w:pPr>
         <w:spacing w:before="0" w:after="120" w:line="240" w:lineRule="auto"/>
+        <w:jc w:val="both"/>
       </w:pPr>
       <w:r>
         <w:rPr>
@@ -413,7 +426,7 @@
           <w:sz w:val="28"/>
           <w:rFonts w:ascii="Times New Roman" w:hAnsi="Times New Roman" w:cs="Times New Roman" w:eastAsia="Times New Roman"/>
         </w:rPr>
-        <w:t>Руководитель образовательной программы _______________________ С.А. Королев</w:t>
+        <w:t>Руководитель образовательной программы _________________ С.А. Королев</w:t>
       </w:r>
     </w:p>
     <w:p>
@@ -467,7 +480,7 @@
           <w:p>
             <w:pPr>
               <w:spacing w:before="0" w:after="0" w:line="240" w:lineRule="auto"/>
-              <w:jc w:val="left"/>
+              <w:jc w:val="both"/>
             </w:pPr>
             <w:r/>
             <w:r>
@@ -497,7 +510,7 @@
           <w:p>
             <w:pPr>
               <w:spacing w:before="0" w:after="0" w:line="240" w:lineRule="auto"/>
-              <w:jc w:val="left"/>
+              <w:jc w:val="both"/>
             </w:pPr>
             <w:r/>
             <w:r>
@@ -532,7 +545,7 @@
           <w:p>
             <w:pPr>
               <w:spacing w:before="0" w:after="0" w:line="240" w:lineRule="auto"/>
-              <w:jc w:val="left"/>
+              <w:jc w:val="both"/>
             </w:pPr>
             <w:r/>
             <w:r>
@@ -562,7 +575,7 @@
           <w:p>
             <w:pPr>
               <w:spacing w:before="0" w:after="0" w:line="240" w:lineRule="auto"/>
-              <w:jc w:val="left"/>
+              <w:jc w:val="both"/>
             </w:pPr>
             <w:r/>
             <w:r>
@@ -597,7 +610,7 @@
           <w:p>
             <w:pPr>
               <w:spacing w:before="0" w:after="0" w:line="240" w:lineRule="auto"/>
-              <w:jc w:val="left"/>
+              <w:jc w:val="both"/>
             </w:pPr>
             <w:r/>
             <w:r>
@@ -627,7 +640,7 @@
           <w:p>
             <w:pPr>
               <w:spacing w:before="0" w:after="0" w:line="240" w:lineRule="auto"/>
-              <w:jc w:val="left"/>
+              <w:jc w:val="both"/>
             </w:pPr>
             <w:r/>
             <w:r>
@@ -662,7 +675,7 @@
           <w:p>
             <w:pPr>
               <w:spacing w:before="0" w:after="0" w:line="240" w:lineRule="auto"/>
-              <w:jc w:val="left"/>
+              <w:jc w:val="both"/>
             </w:pPr>
             <w:r/>
             <w:r>
@@ -692,7 +705,7 @@
           <w:p>
             <w:pPr>
               <w:spacing w:before="0" w:after="0" w:line="240" w:lineRule="auto"/>
-              <w:jc w:val="left"/>
+              <w:jc w:val="both"/>
             </w:pPr>
             <w:r/>
             <w:r>
@@ -727,7 +740,7 @@
           <w:p>
             <w:pPr>
               <w:spacing w:before="0" w:after="0" w:line="240" w:lineRule="auto"/>
-              <w:jc w:val="left"/>
+              <w:jc w:val="both"/>
             </w:pPr>
             <w:r/>
             <w:r>
@@ -757,7 +770,7 @@
           <w:p>
             <w:pPr>
               <w:spacing w:before="0" w:after="0" w:line="240" w:lineRule="auto"/>
-              <w:jc w:val="left"/>
+              <w:jc w:val="both"/>
             </w:pPr>
             <w:r/>
             <w:r>
@@ -769,7 +782,7 @@
                 <w:sz w:val="22"/>
                 <w:rFonts w:ascii="Times New Roman" w:hAnsi="Times New Roman" w:cs="Times New Roman" w:eastAsia="Times New Roman"/>
               </w:rPr>
-              <w:t>2 з.е. / 70 часов</w:t>
+              <w:t>2 з.е. / 72 часов</w:t>
             </w:r>
           </w:p>
         </w:tc>
@@ -792,7 +805,7 @@
           <w:p>
             <w:pPr>
               <w:spacing w:before="0" w:after="0" w:line="240" w:lineRule="auto"/>
-              <w:jc w:val="left"/>
+              <w:jc w:val="both"/>
             </w:pPr>
             <w:r/>
             <w:r>
@@ -822,7 +835,7 @@
           <w:p>
             <w:pPr>
               <w:spacing w:before="0" w:after="0" w:line="240" w:lineRule="auto"/>
-              <w:jc w:val="left"/>
+              <w:jc w:val="both"/>
             </w:pPr>
             <w:r/>
             <w:r>
@@ -857,7 +870,7 @@
           <w:p>
             <w:pPr>
               <w:spacing w:before="0" w:after="0" w:line="240" w:lineRule="auto"/>
-              <w:jc w:val="left"/>
+              <w:jc w:val="both"/>
             </w:pPr>
             <w:r/>
             <w:r>
@@ -887,7 +900,7 @@
           <w:p>
             <w:pPr>
               <w:spacing w:before="0" w:after="0" w:line="240" w:lineRule="auto"/>
-              <w:jc w:val="left"/>
+              <w:jc w:val="both"/>
             </w:pPr>
             <w:r/>
             <w:r>
@@ -924,7 +937,7 @@
           <w:p>
             <w:pPr>
               <w:spacing w:before="0" w:after="0" w:line="240" w:lineRule="auto"/>
-              <w:jc w:val="left"/>
+              <w:jc w:val="both"/>
             </w:pPr>
             <w:r/>
             <w:r>
@@ -954,7 +967,7 @@
           <w:p>
             <w:pPr>
               <w:spacing w:before="0" w:after="0" w:line="240" w:lineRule="auto"/>
-              <w:jc w:val="left"/>
+              <w:jc w:val="both"/>
             </w:pPr>
             <w:r/>
             <w:r>
@@ -991,7 +1004,7 @@
           <w:p>
             <w:pPr>
               <w:spacing w:before="0" w:after="0" w:line="240" w:lineRule="auto"/>
-              <w:jc w:val="left"/>
+              <w:jc w:val="both"/>
             </w:pPr>
             <w:r/>
             <w:r>
@@ -1021,7 +1034,7 @@
           <w:p>
             <w:pPr>
               <w:spacing w:before="0" w:after="0" w:line="240" w:lineRule="auto"/>
-              <w:jc w:val="left"/>
+              <w:jc w:val="both"/>
             </w:pPr>
             <w:r/>
             <w:r>
@@ -1047,6 +1060,7 @@
     <w:p>
       <w:pPr>
         <w:spacing w:before="0" w:after="240" w:line="240" w:lineRule="auto"/>
+        <w:jc w:val="both"/>
       </w:pPr>
       <w:r>
         <w:rPr>
@@ -1063,6 +1077,7 @@
     <w:p>
       <w:pPr>
         <w:spacing w:before="0" w:after="120" w:line="240" w:lineRule="auto"/>
+        <w:jc w:val="both"/>
       </w:pPr>
       <w:r>
         <w:rPr>
@@ -1079,6 +1094,7 @@
     <w:p>
       <w:pPr>
         <w:spacing w:before="0" w:after="120" w:line="240" w:lineRule="auto"/>
+        <w:jc w:val="both"/>
       </w:pPr>
       <w:r>
         <w:rPr>
@@ -1095,6 +1111,7 @@
     <w:p>
       <w:pPr>
         <w:spacing w:before="0" w:after="120" w:line="240" w:lineRule="auto"/>
+        <w:jc w:val="both"/>
       </w:pPr>
       <w:r>
         <w:rPr>
@@ -1111,6 +1128,7 @@
     <w:p>
       <w:pPr>
         <w:spacing w:before="0" w:after="120" w:line="240" w:lineRule="auto"/>
+        <w:jc w:val="both"/>
       </w:pPr>
       <w:r>
         <w:rPr>
@@ -1127,6 +1145,7 @@
     <w:p>
       <w:pPr>
         <w:spacing w:before="0" w:after="120" w:line="240" w:lineRule="auto"/>
+        <w:jc w:val="both"/>
       </w:pPr>
       <w:r>
         <w:rPr>
@@ -1143,6 +1162,7 @@
     <w:p>
       <w:pPr>
         <w:spacing w:before="0" w:after="240" w:line="240" w:lineRule="auto"/>
+        <w:jc w:val="both"/>
       </w:pPr>
       <w:r>
         <w:rPr>
@@ -1159,6 +1179,7 @@
     <w:p>
       <w:pPr>
         <w:spacing w:before="0" w:after="120" w:line="240" w:lineRule="auto"/>
+        <w:jc w:val="both"/>
       </w:pPr>
       <w:r>
         <w:rPr>
@@ -1174,7 +1195,8 @@
     </w:p>
     <w:p>
       <w:pPr>
-        <w:spacing w:before="0" w:after="120" w:line="240" w:lineRule="auto"/>
+        <w:spacing w:before="240" w:after="120" w:line="240" w:lineRule="auto"/>
+        <w:jc w:val="both"/>
       </w:pPr>
       <w:r>
         <w:rPr>
@@ -1188,57 +1210,281 @@
         <w:t>Знания, приобретаемые в ходе освоения дисциплины:</w:t>
       </w:r>
     </w:p>
+    <w:tbl>
+      <w:tblPr>
+        <w:tblStyle w:val="TableGrid"/>
+        <w:tblW w:type="auto" w:w="0"/>
+        <w:jc w:val="center"/>
+        <w:tblLook w:firstColumn="1" w:firstRow="1" w:lastColumn="0" w:lastRow="0" w:noHBand="0" w:noVBand="1" w:val="04A0"/>
+      </w:tblPr>
+      <w:tblGrid>
+        <w:gridCol w:w="4844"/>
+        <w:gridCol w:w="4844"/>
+      </w:tblGrid>
+      <w:tr>
+        <w:tc>
+          <w:tcPr>
+            <w:tcW w:type="dxa" w:w="850"/>
+            <w:vAlign w:val="center"/>
+            <w:tcMar>
+              <w:top w:w="100" w:type="dxa"/>
+              <w:bottom w:w="100" w:type="dxa"/>
+              <w:left w:w="120" w:type="dxa"/>
+              <w:right w:w="120" w:type="dxa"/>
+            </w:tcMar>
+            <w:shd w:val="clear" w:color="auto" w:fill="F2F2F2"/>
+          </w:tcPr>
+          <w:p>
+            <w:pPr>
+              <w:spacing w:before="0" w:after="0" w:line="240" w:lineRule="auto"/>
+              <w:jc w:val="center"/>
+            </w:pPr>
+            <w:r/>
+            <w:r>
+              <w:rPr>
+                <w:rFonts w:ascii="Times New Roman" w:hAnsi="Times New Roman"/>
+                <w:b/>
+                <w:i w:val="0"/>
+                <w:color w:val="000000"/>
+                <w:sz w:val="24"/>
+                <w:rFonts w:ascii="Times New Roman" w:hAnsi="Times New Roman" w:cs="Times New Roman" w:eastAsia="Times New Roman"/>
+              </w:rPr>
+              <w:t>№ п/п</w:t>
+            </w:r>
+          </w:p>
+        </w:tc>
+        <w:tc>
+          <w:tcPr>
+            <w:tcW w:type="dxa" w:w="8220"/>
+            <w:vAlign w:val="center"/>
+            <w:tcMar>
+              <w:top w:w="100" w:type="dxa"/>
+              <w:bottom w:w="100" w:type="dxa"/>
+              <w:left w:w="120" w:type="dxa"/>
+              <w:right w:w="120" w:type="dxa"/>
+            </w:tcMar>
+            <w:shd w:val="clear" w:color="auto" w:fill="F2F2F2"/>
+          </w:tcPr>
+          <w:p>
+            <w:pPr>
+              <w:spacing w:before="0" w:after="0" w:line="240" w:lineRule="auto"/>
+              <w:jc w:val="center"/>
+            </w:pPr>
+            <w:r/>
+            <w:r>
+              <w:rPr>
+                <w:rFonts w:ascii="Times New Roman" w:hAnsi="Times New Roman"/>
+                <w:b/>
+                <w:i w:val="0"/>
+                <w:color w:val="000000"/>
+                <w:sz w:val="24"/>
+                <w:rFonts w:ascii="Times New Roman" w:hAnsi="Times New Roman" w:cs="Times New Roman" w:eastAsia="Times New Roman"/>
+              </w:rPr>
+              <w:t>Знания</w:t>
+            </w:r>
+          </w:p>
+        </w:tc>
+      </w:tr>
+      <w:tr>
+        <w:trPr>
+          <w:cantSplit/>
+        </w:trPr>
+        <w:tc>
+          <w:tcPr>
+            <w:tcW w:type="dxa" w:w="850"/>
+            <w:vAlign w:val="center"/>
+            <w:tcMar>
+              <w:top w:w="100" w:type="dxa"/>
+              <w:bottom w:w="100" w:type="dxa"/>
+              <w:left w:w="120" w:type="dxa"/>
+              <w:right w:w="120" w:type="dxa"/>
+            </w:tcMar>
+          </w:tcPr>
+          <w:p>
+            <w:pPr>
+              <w:spacing w:before="0" w:after="0" w:line="240" w:lineRule="auto"/>
+              <w:jc w:val="center"/>
+            </w:pPr>
+            <w:r/>
+            <w:r>
+              <w:rPr>
+                <w:rFonts w:ascii="Times New Roman" w:hAnsi="Times New Roman"/>
+                <w:b w:val="0"/>
+                <w:i w:val="0"/>
+                <w:color w:val="000000"/>
+                <w:sz w:val="20"/>
+                <w:rFonts w:ascii="Times New Roman" w:hAnsi="Times New Roman" w:cs="Times New Roman" w:eastAsia="Times New Roman"/>
+              </w:rPr>
+              <w:t>1</w:t>
+            </w:r>
+          </w:p>
+        </w:tc>
+        <w:tc>
+          <w:tcPr>
+            <w:tcW w:type="dxa" w:w="8220"/>
+            <w:vAlign w:val="center"/>
+            <w:tcMar>
+              <w:top w:w="100" w:type="dxa"/>
+              <w:bottom w:w="100" w:type="dxa"/>
+              <w:left w:w="120" w:type="dxa"/>
+              <w:right w:w="120" w:type="dxa"/>
+            </w:tcMar>
+          </w:tcPr>
+          <w:p>
+            <w:pPr>
+              <w:spacing w:before="0" w:after="0" w:line="240" w:lineRule="auto"/>
+              <w:jc w:val="both"/>
+            </w:pPr>
+            <w:r/>
+            <w:r>
+              <w:rPr>
+                <w:rFonts w:ascii="Times New Roman" w:hAnsi="Times New Roman"/>
+                <w:b w:val="0"/>
+                <w:i w:val="0"/>
+                <w:color w:val="000000"/>
+                <w:sz w:val="20"/>
+                <w:rFonts w:ascii="Times New Roman" w:hAnsi="Times New Roman" w:cs="Times New Roman" w:eastAsia="Times New Roman"/>
+              </w:rPr>
+              <w:t>Синтаксис и семантика алгоритмического языка программирования, принципы и методология построения систем по курсу «Правоведение»</w:t>
+            </w:r>
+          </w:p>
+        </w:tc>
+      </w:tr>
+      <w:tr>
+        <w:trPr>
+          <w:cantSplit/>
+        </w:trPr>
+        <w:tc>
+          <w:tcPr>
+            <w:tcW w:type="dxa" w:w="850"/>
+            <w:vAlign w:val="center"/>
+            <w:tcMar>
+              <w:top w:w="100" w:type="dxa"/>
+              <w:bottom w:w="100" w:type="dxa"/>
+              <w:left w:w="120" w:type="dxa"/>
+              <w:right w:w="120" w:type="dxa"/>
+            </w:tcMar>
+          </w:tcPr>
+          <w:p>
+            <w:pPr>
+              <w:spacing w:before="0" w:after="0" w:line="240" w:lineRule="auto"/>
+              <w:jc w:val="center"/>
+            </w:pPr>
+            <w:r/>
+            <w:r>
+              <w:rPr>
+                <w:rFonts w:ascii="Times New Roman" w:hAnsi="Times New Roman"/>
+                <w:b w:val="0"/>
+                <w:i w:val="0"/>
+                <w:color w:val="000000"/>
+                <w:sz w:val="20"/>
+                <w:rFonts w:ascii="Times New Roman" w:hAnsi="Times New Roman" w:cs="Times New Roman" w:eastAsia="Times New Roman"/>
+              </w:rPr>
+              <w:t>2</w:t>
+            </w:r>
+          </w:p>
+        </w:tc>
+        <w:tc>
+          <w:tcPr>
+            <w:tcW w:type="dxa" w:w="8220"/>
+            <w:vAlign w:val="center"/>
+            <w:tcMar>
+              <w:top w:w="100" w:type="dxa"/>
+              <w:bottom w:w="100" w:type="dxa"/>
+              <w:left w:w="120" w:type="dxa"/>
+              <w:right w:w="120" w:type="dxa"/>
+            </w:tcMar>
+          </w:tcPr>
+          <w:p>
+            <w:pPr>
+              <w:spacing w:before="0" w:after="0" w:line="240" w:lineRule="auto"/>
+              <w:jc w:val="both"/>
+            </w:pPr>
+            <w:r/>
+            <w:r>
+              <w:rPr>
+                <w:rFonts w:ascii="Times New Roman" w:hAnsi="Times New Roman"/>
+                <w:b w:val="0"/>
+                <w:i w:val="0"/>
+                <w:color w:val="000000"/>
+                <w:sz w:val="20"/>
+                <w:rFonts w:ascii="Times New Roman" w:hAnsi="Times New Roman" w:cs="Times New Roman" w:eastAsia="Times New Roman"/>
+              </w:rPr>
+              <w:t>Концепции и идеи объектно-ориентированного программирования и проектирования программных решений</w:t>
+            </w:r>
+          </w:p>
+        </w:tc>
+      </w:tr>
+      <w:tr>
+        <w:trPr>
+          <w:cantSplit/>
+        </w:trPr>
+        <w:tc>
+          <w:tcPr>
+            <w:tcW w:type="dxa" w:w="850"/>
+            <w:vAlign w:val="center"/>
+            <w:tcMar>
+              <w:top w:w="100" w:type="dxa"/>
+              <w:bottom w:w="100" w:type="dxa"/>
+              <w:left w:w="120" w:type="dxa"/>
+              <w:right w:w="120" w:type="dxa"/>
+            </w:tcMar>
+          </w:tcPr>
+          <w:p>
+            <w:pPr>
+              <w:spacing w:before="0" w:after="0" w:line="240" w:lineRule="auto"/>
+              <w:jc w:val="center"/>
+            </w:pPr>
+            <w:r/>
+            <w:r>
+              <w:rPr>
+                <w:rFonts w:ascii="Times New Roman" w:hAnsi="Times New Roman"/>
+                <w:b w:val="0"/>
+                <w:i w:val="0"/>
+                <w:color w:val="000000"/>
+                <w:sz w:val="20"/>
+                <w:rFonts w:ascii="Times New Roman" w:hAnsi="Times New Roman" w:cs="Times New Roman" w:eastAsia="Times New Roman"/>
+              </w:rPr>
+              <w:t>3</w:t>
+            </w:r>
+          </w:p>
+        </w:tc>
+        <w:tc>
+          <w:tcPr>
+            <w:tcW w:type="dxa" w:w="8220"/>
+            <w:vAlign w:val="center"/>
+            <w:tcMar>
+              <w:top w:w="100" w:type="dxa"/>
+              <w:bottom w:w="100" w:type="dxa"/>
+              <w:left w:w="120" w:type="dxa"/>
+              <w:right w:w="120" w:type="dxa"/>
+            </w:tcMar>
+          </w:tcPr>
+          <w:p>
+            <w:pPr>
+              <w:spacing w:before="0" w:after="0" w:line="240" w:lineRule="auto"/>
+              <w:jc w:val="both"/>
+            </w:pPr>
+            <w:r/>
+            <w:r>
+              <w:rPr>
+                <w:rFonts w:ascii="Times New Roman" w:hAnsi="Times New Roman"/>
+                <w:b w:val="0"/>
+                <w:i w:val="0"/>
+                <w:color w:val="000000"/>
+                <w:sz w:val="20"/>
+                <w:rFonts w:ascii="Times New Roman" w:hAnsi="Times New Roman" w:cs="Times New Roman" w:eastAsia="Times New Roman"/>
+              </w:rPr>
+              <w:t>Технология работы на ПК в современных операционных средах, основные методы разработки эффективных структур данных</w:t>
+            </w:r>
+          </w:p>
+        </w:tc>
+      </w:tr>
+    </w:tbl>
     <w:p>
       <w:pPr>
-        <w:spacing w:before="0" w:after="120" w:line="240" w:lineRule="auto"/>
-      </w:pPr>
-      <w:r>
-        <w:rPr>
-          <w:rFonts w:ascii="Times New Roman" w:hAnsi="Times New Roman"/>
-          <w:b w:val="0"/>
-          <w:i w:val="0"/>
-          <w:color w:val="000000"/>
-          <w:sz w:val="28"/>
-          <w:rFonts w:ascii="Times New Roman" w:hAnsi="Times New Roman" w:cs="Times New Roman" w:eastAsia="Times New Roman"/>
-        </w:rPr>
-        <w:t>1. Знать базовые принципы и терминологию, относящиеся к УК-2.2.</w:t>
-      </w:r>
-    </w:p>
-    <w:p>
-      <w:pPr>
-        <w:spacing w:before="0" w:after="120" w:line="240" w:lineRule="auto"/>
-      </w:pPr>
-      <w:r>
-        <w:rPr>
-          <w:rFonts w:ascii="Times New Roman" w:hAnsi="Times New Roman"/>
-          <w:b w:val="0"/>
-          <w:i w:val="0"/>
-          <w:color w:val="000000"/>
-          <w:sz w:val="28"/>
-          <w:rFonts w:ascii="Times New Roman" w:hAnsi="Times New Roman" w:cs="Times New Roman" w:eastAsia="Times New Roman"/>
-        </w:rPr>
-        <w:t>2. Знать базовые принципы и терминологию, относящиеся к УК-10.1.</w:t>
-      </w:r>
-    </w:p>
-    <w:p>
-      <w:pPr>
-        <w:spacing w:before="0" w:after="120" w:line="240" w:lineRule="auto"/>
-      </w:pPr>
-      <w:r>
-        <w:rPr>
-          <w:rFonts w:ascii="Times New Roman" w:hAnsi="Times New Roman"/>
-          <w:b w:val="0"/>
-          <w:i w:val="0"/>
-          <w:color w:val="000000"/>
-          <w:sz w:val="28"/>
-          <w:rFonts w:ascii="Times New Roman" w:hAnsi="Times New Roman" w:cs="Times New Roman" w:eastAsia="Times New Roman"/>
-        </w:rPr>
-        <w:t>3. Знать базовые принципы и терминологию, относящиеся к УК-10.3.</w:t>
-      </w:r>
-    </w:p>
-    <w:p>
-      <w:pPr>
-        <w:spacing w:before="0" w:after="120" w:line="240" w:lineRule="auto"/>
+        <w:spacing w:before="240" w:after="120" w:line="240" w:lineRule="auto"/>
+        <w:jc w:val="both"/>
       </w:pPr>
       <w:r>
         <w:rPr>
@@ -1252,57 +1498,281 @@
         <w:t>Умения, приобретаемые в ходе освоения дисциплины:</w:t>
       </w:r>
     </w:p>
+    <w:tbl>
+      <w:tblPr>
+        <w:tblStyle w:val="TableGrid"/>
+        <w:tblW w:type="auto" w:w="0"/>
+        <w:jc w:val="center"/>
+        <w:tblLook w:firstColumn="1" w:firstRow="1" w:lastColumn="0" w:lastRow="0" w:noHBand="0" w:noVBand="1" w:val="04A0"/>
+      </w:tblPr>
+      <w:tblGrid>
+        <w:gridCol w:w="4844"/>
+        <w:gridCol w:w="4844"/>
+      </w:tblGrid>
+      <w:tr>
+        <w:tc>
+          <w:tcPr>
+            <w:tcW w:type="dxa" w:w="850"/>
+            <w:vAlign w:val="center"/>
+            <w:tcMar>
+              <w:top w:w="100" w:type="dxa"/>
+              <w:bottom w:w="100" w:type="dxa"/>
+              <w:left w:w="120" w:type="dxa"/>
+              <w:right w:w="120" w:type="dxa"/>
+            </w:tcMar>
+            <w:shd w:val="clear" w:color="auto" w:fill="F2F2F2"/>
+          </w:tcPr>
+          <w:p>
+            <w:pPr>
+              <w:spacing w:before="0" w:after="0" w:line="240" w:lineRule="auto"/>
+              <w:jc w:val="center"/>
+            </w:pPr>
+            <w:r/>
+            <w:r>
+              <w:rPr>
+                <w:rFonts w:ascii="Times New Roman" w:hAnsi="Times New Roman"/>
+                <w:b/>
+                <w:i w:val="0"/>
+                <w:color w:val="000000"/>
+                <w:sz w:val="24"/>
+                <w:rFonts w:ascii="Times New Roman" w:hAnsi="Times New Roman" w:cs="Times New Roman" w:eastAsia="Times New Roman"/>
+              </w:rPr>
+              <w:t>№ п/п</w:t>
+            </w:r>
+          </w:p>
+        </w:tc>
+        <w:tc>
+          <w:tcPr>
+            <w:tcW w:type="dxa" w:w="8220"/>
+            <w:vAlign w:val="center"/>
+            <w:tcMar>
+              <w:top w:w="100" w:type="dxa"/>
+              <w:bottom w:w="100" w:type="dxa"/>
+              <w:left w:w="120" w:type="dxa"/>
+              <w:right w:w="120" w:type="dxa"/>
+            </w:tcMar>
+            <w:shd w:val="clear" w:color="auto" w:fill="F2F2F2"/>
+          </w:tcPr>
+          <w:p>
+            <w:pPr>
+              <w:spacing w:before="0" w:after="0" w:line="240" w:lineRule="auto"/>
+              <w:jc w:val="center"/>
+            </w:pPr>
+            <w:r/>
+            <w:r>
+              <w:rPr>
+                <w:rFonts w:ascii="Times New Roman" w:hAnsi="Times New Roman"/>
+                <w:b/>
+                <w:i w:val="0"/>
+                <w:color w:val="000000"/>
+                <w:sz w:val="24"/>
+                <w:rFonts w:ascii="Times New Roman" w:hAnsi="Times New Roman" w:cs="Times New Roman" w:eastAsia="Times New Roman"/>
+              </w:rPr>
+              <w:t>Умения</w:t>
+            </w:r>
+          </w:p>
+        </w:tc>
+      </w:tr>
+      <w:tr>
+        <w:trPr>
+          <w:cantSplit/>
+        </w:trPr>
+        <w:tc>
+          <w:tcPr>
+            <w:tcW w:type="dxa" w:w="850"/>
+            <w:vAlign w:val="center"/>
+            <w:tcMar>
+              <w:top w:w="100" w:type="dxa"/>
+              <w:bottom w:w="100" w:type="dxa"/>
+              <w:left w:w="120" w:type="dxa"/>
+              <w:right w:w="120" w:type="dxa"/>
+            </w:tcMar>
+          </w:tcPr>
+          <w:p>
+            <w:pPr>
+              <w:spacing w:before="0" w:after="0" w:line="240" w:lineRule="auto"/>
+              <w:jc w:val="center"/>
+            </w:pPr>
+            <w:r/>
+            <w:r>
+              <w:rPr>
+                <w:rFonts w:ascii="Times New Roman" w:hAnsi="Times New Roman"/>
+                <w:b w:val="0"/>
+                <w:i w:val="0"/>
+                <w:color w:val="000000"/>
+                <w:sz w:val="20"/>
+                <w:rFonts w:ascii="Times New Roman" w:hAnsi="Times New Roman" w:cs="Times New Roman" w:eastAsia="Times New Roman"/>
+              </w:rPr>
+              <w:t>1</w:t>
+            </w:r>
+          </w:p>
+        </w:tc>
+        <w:tc>
+          <w:tcPr>
+            <w:tcW w:type="dxa" w:w="8220"/>
+            <w:vAlign w:val="center"/>
+            <w:tcMar>
+              <w:top w:w="100" w:type="dxa"/>
+              <w:bottom w:w="100" w:type="dxa"/>
+              <w:left w:w="120" w:type="dxa"/>
+              <w:right w:w="120" w:type="dxa"/>
+            </w:tcMar>
+          </w:tcPr>
+          <w:p>
+            <w:pPr>
+              <w:spacing w:before="0" w:after="0" w:line="240" w:lineRule="auto"/>
+              <w:jc w:val="both"/>
+            </w:pPr>
+            <w:r/>
+            <w:r>
+              <w:rPr>
+                <w:rFonts w:ascii="Times New Roman" w:hAnsi="Times New Roman"/>
+                <w:b w:val="0"/>
+                <w:i w:val="0"/>
+                <w:color w:val="000000"/>
+                <w:sz w:val="20"/>
+                <w:rFonts w:ascii="Times New Roman" w:hAnsi="Times New Roman" w:cs="Times New Roman" w:eastAsia="Times New Roman"/>
+              </w:rPr>
+              <w:t>Формализовать прикладную задачу, выбирать для неё подходящие структуры данных и алгоритмы обработки в «Правоведение»</w:t>
+            </w:r>
+          </w:p>
+        </w:tc>
+      </w:tr>
+      <w:tr>
+        <w:trPr>
+          <w:cantSplit/>
+        </w:trPr>
+        <w:tc>
+          <w:tcPr>
+            <w:tcW w:type="dxa" w:w="850"/>
+            <w:vAlign w:val="center"/>
+            <w:tcMar>
+              <w:top w:w="100" w:type="dxa"/>
+              <w:bottom w:w="100" w:type="dxa"/>
+              <w:left w:w="120" w:type="dxa"/>
+              <w:right w:w="120" w:type="dxa"/>
+            </w:tcMar>
+          </w:tcPr>
+          <w:p>
+            <w:pPr>
+              <w:spacing w:before="0" w:after="0" w:line="240" w:lineRule="auto"/>
+              <w:jc w:val="center"/>
+            </w:pPr>
+            <w:r/>
+            <w:r>
+              <w:rPr>
+                <w:rFonts w:ascii="Times New Roman" w:hAnsi="Times New Roman"/>
+                <w:b w:val="0"/>
+                <w:i w:val="0"/>
+                <w:color w:val="000000"/>
+                <w:sz w:val="20"/>
+                <w:rFonts w:ascii="Times New Roman" w:hAnsi="Times New Roman" w:cs="Times New Roman" w:eastAsia="Times New Roman"/>
+              </w:rPr>
+              <w:t>2</w:t>
+            </w:r>
+          </w:p>
+        </w:tc>
+        <w:tc>
+          <w:tcPr>
+            <w:tcW w:type="dxa" w:w="8220"/>
+            <w:vAlign w:val="center"/>
+            <w:tcMar>
+              <w:top w:w="100" w:type="dxa"/>
+              <w:bottom w:w="100" w:type="dxa"/>
+              <w:left w:w="120" w:type="dxa"/>
+              <w:right w:w="120" w:type="dxa"/>
+            </w:tcMar>
+          </w:tcPr>
+          <w:p>
+            <w:pPr>
+              <w:spacing w:before="0" w:after="0" w:line="240" w:lineRule="auto"/>
+              <w:jc w:val="both"/>
+            </w:pPr>
+            <w:r/>
+            <w:r>
+              <w:rPr>
+                <w:rFonts w:ascii="Times New Roman" w:hAnsi="Times New Roman"/>
+                <w:b w:val="0"/>
+                <w:i w:val="0"/>
+                <w:color w:val="000000"/>
+                <w:sz w:val="20"/>
+                <w:rFonts w:ascii="Times New Roman" w:hAnsi="Times New Roman" w:cs="Times New Roman" w:eastAsia="Times New Roman"/>
+              </w:rPr>
+              <w:t>Программировать прикладные алгоритмы, используя программные средства языков высокого уровня; разрабатывать тесты</w:t>
+            </w:r>
+          </w:p>
+        </w:tc>
+      </w:tr>
+      <w:tr>
+        <w:trPr>
+          <w:cantSplit/>
+        </w:trPr>
+        <w:tc>
+          <w:tcPr>
+            <w:tcW w:type="dxa" w:w="850"/>
+            <w:vAlign w:val="center"/>
+            <w:tcMar>
+              <w:top w:w="100" w:type="dxa"/>
+              <w:bottom w:w="100" w:type="dxa"/>
+              <w:left w:w="120" w:type="dxa"/>
+              <w:right w:w="120" w:type="dxa"/>
+            </w:tcMar>
+          </w:tcPr>
+          <w:p>
+            <w:pPr>
+              <w:spacing w:before="0" w:after="0" w:line="240" w:lineRule="auto"/>
+              <w:jc w:val="center"/>
+            </w:pPr>
+            <w:r/>
+            <w:r>
+              <w:rPr>
+                <w:rFonts w:ascii="Times New Roman" w:hAnsi="Times New Roman"/>
+                <w:b w:val="0"/>
+                <w:i w:val="0"/>
+                <w:color w:val="000000"/>
+                <w:sz w:val="20"/>
+                <w:rFonts w:ascii="Times New Roman" w:hAnsi="Times New Roman" w:cs="Times New Roman" w:eastAsia="Times New Roman"/>
+              </w:rPr>
+              <w:t>3</w:t>
+            </w:r>
+          </w:p>
+        </w:tc>
+        <w:tc>
+          <w:tcPr>
+            <w:tcW w:type="dxa" w:w="8220"/>
+            <w:vAlign w:val="center"/>
+            <w:tcMar>
+              <w:top w:w="100" w:type="dxa"/>
+              <w:bottom w:w="100" w:type="dxa"/>
+              <w:left w:w="120" w:type="dxa"/>
+              <w:right w:w="120" w:type="dxa"/>
+            </w:tcMar>
+          </w:tcPr>
+          <w:p>
+            <w:pPr>
+              <w:spacing w:before="0" w:after="0" w:line="240" w:lineRule="auto"/>
+              <w:jc w:val="both"/>
+            </w:pPr>
+            <w:r/>
+            <w:r>
+              <w:rPr>
+                <w:rFonts w:ascii="Times New Roman" w:hAnsi="Times New Roman"/>
+                <w:b w:val="0"/>
+                <w:i w:val="0"/>
+                <w:color w:val="000000"/>
+                <w:sz w:val="20"/>
+                <w:rFonts w:ascii="Times New Roman" w:hAnsi="Times New Roman" w:cs="Times New Roman" w:eastAsia="Times New Roman"/>
+              </w:rPr>
+              <w:t>Проектировать программные компоненты IT-систем и модули обработки информации</w:t>
+            </w:r>
+          </w:p>
+        </w:tc>
+      </w:tr>
+    </w:tbl>
     <w:p>
       <w:pPr>
-        <w:spacing w:before="0" w:after="120" w:line="240" w:lineRule="auto"/>
-      </w:pPr>
-      <w:r>
-        <w:rPr>
-          <w:rFonts w:ascii="Times New Roman" w:hAnsi="Times New Roman"/>
-          <w:b w:val="0"/>
-          <w:i w:val="0"/>
-          <w:color w:val="000000"/>
-          <w:sz w:val="28"/>
-          <w:rFonts w:ascii="Times New Roman" w:hAnsi="Times New Roman" w:cs="Times New Roman" w:eastAsia="Times New Roman"/>
-        </w:rPr>
-        <w:t>1. Уметь использовать практические инструменты в контексте УК-10.3.</w:t>
-      </w:r>
-    </w:p>
-    <w:p>
-      <w:pPr>
-        <w:spacing w:before="0" w:after="120" w:line="240" w:lineRule="auto"/>
-      </w:pPr>
-      <w:r>
-        <w:rPr>
-          <w:rFonts w:ascii="Times New Roman" w:hAnsi="Times New Roman"/>
-          <w:b w:val="0"/>
-          <w:i w:val="0"/>
-          <w:color w:val="000000"/>
-          <w:sz w:val="28"/>
-          <w:rFonts w:ascii="Times New Roman" w:hAnsi="Times New Roman" w:cs="Times New Roman" w:eastAsia="Times New Roman"/>
-        </w:rPr>
-        <w:t>2. Уметь использовать практические инструменты в контексте УК-2.1.</w:t>
-      </w:r>
-    </w:p>
-    <w:p>
-      <w:pPr>
-        <w:spacing w:before="0" w:after="120" w:line="240" w:lineRule="auto"/>
-      </w:pPr>
-      <w:r>
-        <w:rPr>
-          <w:rFonts w:ascii="Times New Roman" w:hAnsi="Times New Roman"/>
-          <w:b w:val="0"/>
-          <w:i w:val="0"/>
-          <w:color w:val="000000"/>
-          <w:sz w:val="28"/>
-          <w:rFonts w:ascii="Times New Roman" w:hAnsi="Times New Roman" w:cs="Times New Roman" w:eastAsia="Times New Roman"/>
-        </w:rPr>
-        <w:t>3. Уметь использовать практические инструменты в контексте УК-2.2.</w:t>
-      </w:r>
-    </w:p>
-    <w:p>
-      <w:pPr>
-        <w:spacing w:before="0" w:after="120" w:line="240" w:lineRule="auto"/>
+        <w:spacing w:before="240" w:after="120" w:line="240" w:lineRule="auto"/>
+        <w:jc w:val="both"/>
       </w:pPr>
       <w:r>
         <w:rPr>
@@ -1316,57 +1786,281 @@
         <w:t>Навыки, приобретаемые в ходе освоения дисциплины:</w:t>
       </w:r>
     </w:p>
+    <w:tbl>
+      <w:tblPr>
+        <w:tblStyle w:val="TableGrid"/>
+        <w:tblW w:type="auto" w:w="0"/>
+        <w:jc w:val="center"/>
+        <w:tblLook w:firstColumn="1" w:firstRow="1" w:lastColumn="0" w:lastRow="0" w:noHBand="0" w:noVBand="1" w:val="04A0"/>
+      </w:tblPr>
+      <w:tblGrid>
+        <w:gridCol w:w="4844"/>
+        <w:gridCol w:w="4844"/>
+      </w:tblGrid>
+      <w:tr>
+        <w:tc>
+          <w:tcPr>
+            <w:tcW w:type="dxa" w:w="850"/>
+            <w:vAlign w:val="center"/>
+            <w:tcMar>
+              <w:top w:w="100" w:type="dxa"/>
+              <w:bottom w:w="100" w:type="dxa"/>
+              <w:left w:w="120" w:type="dxa"/>
+              <w:right w:w="120" w:type="dxa"/>
+            </w:tcMar>
+            <w:shd w:val="clear" w:color="auto" w:fill="F2F2F2"/>
+          </w:tcPr>
+          <w:p>
+            <w:pPr>
+              <w:spacing w:before="0" w:after="0" w:line="240" w:lineRule="auto"/>
+              <w:jc w:val="center"/>
+            </w:pPr>
+            <w:r/>
+            <w:r>
+              <w:rPr>
+                <w:rFonts w:ascii="Times New Roman" w:hAnsi="Times New Roman"/>
+                <w:b/>
+                <w:i w:val="0"/>
+                <w:color w:val="000000"/>
+                <w:sz w:val="24"/>
+                <w:rFonts w:ascii="Times New Roman" w:hAnsi="Times New Roman" w:cs="Times New Roman" w:eastAsia="Times New Roman"/>
+              </w:rPr>
+              <w:t>№ п/п</w:t>
+            </w:r>
+          </w:p>
+        </w:tc>
+        <w:tc>
+          <w:tcPr>
+            <w:tcW w:type="dxa" w:w="8220"/>
+            <w:vAlign w:val="center"/>
+            <w:tcMar>
+              <w:top w:w="100" w:type="dxa"/>
+              <w:bottom w:w="100" w:type="dxa"/>
+              <w:left w:w="120" w:type="dxa"/>
+              <w:right w:w="120" w:type="dxa"/>
+            </w:tcMar>
+            <w:shd w:val="clear" w:color="auto" w:fill="F2F2F2"/>
+          </w:tcPr>
+          <w:p>
+            <w:pPr>
+              <w:spacing w:before="0" w:after="0" w:line="240" w:lineRule="auto"/>
+              <w:jc w:val="center"/>
+            </w:pPr>
+            <w:r/>
+            <w:r>
+              <w:rPr>
+                <w:rFonts w:ascii="Times New Roman" w:hAnsi="Times New Roman"/>
+                <w:b/>
+                <w:i w:val="0"/>
+                <w:color w:val="000000"/>
+                <w:sz w:val="24"/>
+                <w:rFonts w:ascii="Times New Roman" w:hAnsi="Times New Roman" w:cs="Times New Roman" w:eastAsia="Times New Roman"/>
+              </w:rPr>
+              <w:t>Навыки</w:t>
+            </w:r>
+          </w:p>
+        </w:tc>
+      </w:tr>
+      <w:tr>
+        <w:trPr>
+          <w:cantSplit/>
+        </w:trPr>
+        <w:tc>
+          <w:tcPr>
+            <w:tcW w:type="dxa" w:w="850"/>
+            <w:vAlign w:val="center"/>
+            <w:tcMar>
+              <w:top w:w="100" w:type="dxa"/>
+              <w:bottom w:w="100" w:type="dxa"/>
+              <w:left w:w="120" w:type="dxa"/>
+              <w:right w:w="120" w:type="dxa"/>
+            </w:tcMar>
+          </w:tcPr>
+          <w:p>
+            <w:pPr>
+              <w:spacing w:before="0" w:after="0" w:line="240" w:lineRule="auto"/>
+              <w:jc w:val="center"/>
+            </w:pPr>
+            <w:r/>
+            <w:r>
+              <w:rPr>
+                <w:rFonts w:ascii="Times New Roman" w:hAnsi="Times New Roman"/>
+                <w:b w:val="0"/>
+                <w:i w:val="0"/>
+                <w:color w:val="000000"/>
+                <w:sz w:val="20"/>
+                <w:rFonts w:ascii="Times New Roman" w:hAnsi="Times New Roman" w:cs="Times New Roman" w:eastAsia="Times New Roman"/>
+              </w:rPr>
+              <w:t>1</w:t>
+            </w:r>
+          </w:p>
+        </w:tc>
+        <w:tc>
+          <w:tcPr>
+            <w:tcW w:type="dxa" w:w="8220"/>
+            <w:vAlign w:val="center"/>
+            <w:tcMar>
+              <w:top w:w="100" w:type="dxa"/>
+              <w:bottom w:w="100" w:type="dxa"/>
+              <w:left w:w="120" w:type="dxa"/>
+              <w:right w:w="120" w:type="dxa"/>
+            </w:tcMar>
+          </w:tcPr>
+          <w:p>
+            <w:pPr>
+              <w:spacing w:before="0" w:after="0" w:line="240" w:lineRule="auto"/>
+              <w:jc w:val="both"/>
+            </w:pPr>
+            <w:r/>
+            <w:r>
+              <w:rPr>
+                <w:rFonts w:ascii="Times New Roman" w:hAnsi="Times New Roman"/>
+                <w:b w:val="0"/>
+                <w:i w:val="0"/>
+                <w:color w:val="000000"/>
+                <w:sz w:val="20"/>
+                <w:rFonts w:ascii="Times New Roman" w:hAnsi="Times New Roman" w:cs="Times New Roman" w:eastAsia="Times New Roman"/>
+              </w:rPr>
+              <w:t>Использовать современные математические методы и программные средства для решения задач науки, образования и бизнеса</w:t>
+            </w:r>
+          </w:p>
+        </w:tc>
+      </w:tr>
+      <w:tr>
+        <w:trPr>
+          <w:cantSplit/>
+        </w:trPr>
+        <w:tc>
+          <w:tcPr>
+            <w:tcW w:type="dxa" w:w="850"/>
+            <w:vAlign w:val="center"/>
+            <w:tcMar>
+              <w:top w:w="100" w:type="dxa"/>
+              <w:bottom w:w="100" w:type="dxa"/>
+              <w:left w:w="120" w:type="dxa"/>
+              <w:right w:w="120" w:type="dxa"/>
+            </w:tcMar>
+          </w:tcPr>
+          <w:p>
+            <w:pPr>
+              <w:spacing w:before="0" w:after="0" w:line="240" w:lineRule="auto"/>
+              <w:jc w:val="center"/>
+            </w:pPr>
+            <w:r/>
+            <w:r>
+              <w:rPr>
+                <w:rFonts w:ascii="Times New Roman" w:hAnsi="Times New Roman"/>
+                <w:b w:val="0"/>
+                <w:i w:val="0"/>
+                <w:color w:val="000000"/>
+                <w:sz w:val="20"/>
+                <w:rFonts w:ascii="Times New Roman" w:hAnsi="Times New Roman" w:cs="Times New Roman" w:eastAsia="Times New Roman"/>
+              </w:rPr>
+              <w:t>2</w:t>
+            </w:r>
+          </w:p>
+        </w:tc>
+        <w:tc>
+          <w:tcPr>
+            <w:tcW w:type="dxa" w:w="8220"/>
+            <w:vAlign w:val="center"/>
+            <w:tcMar>
+              <w:top w:w="100" w:type="dxa"/>
+              <w:bottom w:w="100" w:type="dxa"/>
+              <w:left w:w="120" w:type="dxa"/>
+              <w:right w:w="120" w:type="dxa"/>
+            </w:tcMar>
+          </w:tcPr>
+          <w:p>
+            <w:pPr>
+              <w:spacing w:before="0" w:after="0" w:line="240" w:lineRule="auto"/>
+              <w:jc w:val="both"/>
+            </w:pPr>
+            <w:r/>
+            <w:r>
+              <w:rPr>
+                <w:rFonts w:ascii="Times New Roman" w:hAnsi="Times New Roman"/>
+                <w:b w:val="0"/>
+                <w:i w:val="0"/>
+                <w:color w:val="000000"/>
+                <w:sz w:val="20"/>
+                <w:rFonts w:ascii="Times New Roman" w:hAnsi="Times New Roman" w:cs="Times New Roman" w:eastAsia="Times New Roman"/>
+              </w:rPr>
+              <w:t>Реализовать идеи объектно-ориентированного подхода и паттернов проектирования в предметной области «Правоведение»</w:t>
+            </w:r>
+          </w:p>
+        </w:tc>
+      </w:tr>
+      <w:tr>
+        <w:trPr>
+          <w:cantSplit/>
+        </w:trPr>
+        <w:tc>
+          <w:tcPr>
+            <w:tcW w:type="dxa" w:w="850"/>
+            <w:vAlign w:val="center"/>
+            <w:tcMar>
+              <w:top w:w="100" w:type="dxa"/>
+              <w:bottom w:w="100" w:type="dxa"/>
+              <w:left w:w="120" w:type="dxa"/>
+              <w:right w:w="120" w:type="dxa"/>
+            </w:tcMar>
+          </w:tcPr>
+          <w:p>
+            <w:pPr>
+              <w:spacing w:before="0" w:after="0" w:line="240" w:lineRule="auto"/>
+              <w:jc w:val="center"/>
+            </w:pPr>
+            <w:r/>
+            <w:r>
+              <w:rPr>
+                <w:rFonts w:ascii="Times New Roman" w:hAnsi="Times New Roman"/>
+                <w:b w:val="0"/>
+                <w:i w:val="0"/>
+                <w:color w:val="000000"/>
+                <w:sz w:val="20"/>
+                <w:rFonts w:ascii="Times New Roman" w:hAnsi="Times New Roman" w:cs="Times New Roman" w:eastAsia="Times New Roman"/>
+              </w:rPr>
+              <w:t>3</w:t>
+            </w:r>
+          </w:p>
+        </w:tc>
+        <w:tc>
+          <w:tcPr>
+            <w:tcW w:type="dxa" w:w="8220"/>
+            <w:vAlign w:val="center"/>
+            <w:tcMar>
+              <w:top w:w="100" w:type="dxa"/>
+              <w:bottom w:w="100" w:type="dxa"/>
+              <w:left w:w="120" w:type="dxa"/>
+              <w:right w:w="120" w:type="dxa"/>
+            </w:tcMar>
+          </w:tcPr>
+          <w:p>
+            <w:pPr>
+              <w:spacing w:before="0" w:after="0" w:line="240" w:lineRule="auto"/>
+              <w:jc w:val="both"/>
+            </w:pPr>
+            <w:r/>
+            <w:r>
+              <w:rPr>
+                <w:rFonts w:ascii="Times New Roman" w:hAnsi="Times New Roman"/>
+                <w:b w:val="0"/>
+                <w:i w:val="0"/>
+                <w:color w:val="000000"/>
+                <w:sz w:val="20"/>
+                <w:rFonts w:ascii="Times New Roman" w:hAnsi="Times New Roman" w:cs="Times New Roman" w:eastAsia="Times New Roman"/>
+              </w:rPr>
+              <w:t>Применять современные цифровые технологии моделирования, алгоритмизации и оптимизации бизнес-процессов</w:t>
+            </w:r>
+          </w:p>
+        </w:tc>
+      </w:tr>
+    </w:tbl>
     <w:p>
       <w:pPr>
-        <w:spacing w:before="0" w:after="120" w:line="240" w:lineRule="auto"/>
-      </w:pPr>
-      <w:r>
-        <w:rPr>
-          <w:rFonts w:ascii="Times New Roman" w:hAnsi="Times New Roman"/>
-          <w:b w:val="0"/>
-          <w:i w:val="0"/>
-          <w:color w:val="000000"/>
-          <w:sz w:val="28"/>
-          <w:rFonts w:ascii="Times New Roman" w:hAnsi="Times New Roman" w:cs="Times New Roman" w:eastAsia="Times New Roman"/>
-        </w:rPr>
-        <w:t>1. Владеть навыками анализа данных и принятия решений в рамках УК-2.2.</w:t>
-      </w:r>
-    </w:p>
-    <w:p>
-      <w:pPr>
-        <w:spacing w:before="0" w:after="120" w:line="240" w:lineRule="auto"/>
-      </w:pPr>
-      <w:r>
-        <w:rPr>
-          <w:rFonts w:ascii="Times New Roman" w:hAnsi="Times New Roman"/>
-          <w:b w:val="0"/>
-          <w:i w:val="0"/>
-          <w:color w:val="000000"/>
-          <w:sz w:val="28"/>
-          <w:rFonts w:ascii="Times New Roman" w:hAnsi="Times New Roman" w:cs="Times New Roman" w:eastAsia="Times New Roman"/>
-        </w:rPr>
-        <w:t>2. Владеть навыками анализа данных и принятия решений в рамках УК-10.3.</w:t>
-      </w:r>
-    </w:p>
-    <w:p>
-      <w:pPr>
-        <w:spacing w:before="0" w:after="120" w:line="240" w:lineRule="auto"/>
-      </w:pPr>
-      <w:r>
-        <w:rPr>
-          <w:rFonts w:ascii="Times New Roman" w:hAnsi="Times New Roman"/>
-          <w:b w:val="0"/>
-          <w:i w:val="0"/>
-          <w:color w:val="000000"/>
-          <w:sz w:val="28"/>
-          <w:rFonts w:ascii="Times New Roman" w:hAnsi="Times New Roman" w:cs="Times New Roman" w:eastAsia="Times New Roman"/>
-        </w:rPr>
-        <w:t>3. Владеть навыками анализа данных и принятия решений в рамках УК-2.1.</w:t>
-      </w:r>
-    </w:p>
-    <w:p>
-      <w:pPr>
-        <w:spacing w:before="0" w:after="120" w:line="240" w:lineRule="auto"/>
+        <w:spacing w:before="360" w:after="120" w:line="240" w:lineRule="auto"/>
+        <w:jc w:val="both"/>
       </w:pPr>
       <w:r>
         <w:rPr>
@@ -1610,7 +2304,7 @@
           <w:p>
             <w:pPr>
               <w:spacing w:before="0" w:after="0" w:line="240" w:lineRule="auto"/>
-              <w:jc w:val="left"/>
+              <w:jc w:val="both"/>
             </w:pPr>
             <w:r/>
             <w:r>
@@ -1652,7 +2346,7 @@
                 <w:sz w:val="20"/>
                 <w:rFonts w:ascii="Times New Roman" w:hAnsi="Times New Roman" w:cs="Times New Roman" w:eastAsia="Times New Roman"/>
               </w:rPr>
-              <w:t>З1</w:t>
+              <w:t>1-3</w:t>
             </w:r>
           </w:p>
         </w:tc>
@@ -1673,17 +2367,6 @@
               <w:jc w:val="center"/>
             </w:pPr>
             <w:r/>
-            <w:r>
-              <w:rPr>
-                <w:rFonts w:ascii="Times New Roman" w:hAnsi="Times New Roman"/>
-                <w:b w:val="0"/>
-                <w:i w:val="0"/>
-                <w:color w:val="000000"/>
-                <w:sz w:val="20"/>
-                <w:rFonts w:ascii="Times New Roman" w:hAnsi="Times New Roman" w:cs="Times New Roman" w:eastAsia="Times New Roman"/>
-              </w:rPr>
-              <w:t>У1</w:t>
-            </w:r>
           </w:p>
         </w:tc>
         <w:tc>
@@ -1703,17 +2386,6 @@
               <w:jc w:val="center"/>
             </w:pPr>
             <w:r/>
-            <w:r>
-              <w:rPr>
-                <w:rFonts w:ascii="Times New Roman" w:hAnsi="Times New Roman"/>
-                <w:b w:val="0"/>
-                <w:i w:val="0"/>
-                <w:color w:val="000000"/>
-                <w:sz w:val="20"/>
-                <w:rFonts w:ascii="Times New Roman" w:hAnsi="Times New Roman" w:cs="Times New Roman" w:eastAsia="Times New Roman"/>
-              </w:rPr>
-              <w:t>Н1</w:t>
-            </w:r>
           </w:p>
         </w:tc>
       </w:tr>
@@ -1749,7 +2421,7 @@
           <w:p>
             <w:pPr>
               <w:spacing w:before="0" w:after="0" w:line="240" w:lineRule="auto"/>
-              <w:jc w:val="left"/>
+              <w:jc w:val="both"/>
             </w:pPr>
             <w:r/>
             <w:r>
@@ -1782,17 +2454,6 @@
               <w:jc w:val="center"/>
             </w:pPr>
             <w:r/>
-            <w:r>
-              <w:rPr>
-                <w:rFonts w:ascii="Times New Roman" w:hAnsi="Times New Roman"/>
-                <w:b w:val="0"/>
-                <w:i w:val="0"/>
-                <w:color w:val="000000"/>
-                <w:sz w:val="20"/>
-                <w:rFonts w:ascii="Times New Roman" w:hAnsi="Times New Roman" w:cs="Times New Roman" w:eastAsia="Times New Roman"/>
-              </w:rPr>
-              <w:t>З1</w:t>
-            </w:r>
           </w:p>
         </w:tc>
         <w:tc>
@@ -1821,7 +2482,7 @@
                 <w:sz w:val="20"/>
                 <w:rFonts w:ascii="Times New Roman" w:hAnsi="Times New Roman" w:cs="Times New Roman" w:eastAsia="Times New Roman"/>
               </w:rPr>
-              <w:t>У1</w:t>
+              <w:t>1-3</w:t>
             </w:r>
           </w:p>
         </w:tc>
@@ -1842,17 +2503,6 @@
               <w:jc w:val="center"/>
             </w:pPr>
             <w:r/>
-            <w:r>
-              <w:rPr>
-                <w:rFonts w:ascii="Times New Roman" w:hAnsi="Times New Roman"/>
-                <w:b w:val="0"/>
-                <w:i w:val="0"/>
-                <w:color w:val="000000"/>
-                <w:sz w:val="20"/>
-                <w:rFonts w:ascii="Times New Roman" w:hAnsi="Times New Roman" w:cs="Times New Roman" w:eastAsia="Times New Roman"/>
-              </w:rPr>
-              <w:t>Н1</w:t>
-            </w:r>
           </w:p>
         </w:tc>
       </w:tr>
@@ -1911,7 +2561,7 @@
           <w:p>
             <w:pPr>
               <w:spacing w:before="0" w:after="0" w:line="240" w:lineRule="auto"/>
-              <w:jc w:val="left"/>
+              <w:jc w:val="both"/>
             </w:pPr>
             <w:r/>
             <w:r>
@@ -1953,7 +2603,7 @@
                 <w:sz w:val="20"/>
                 <w:rFonts w:ascii="Times New Roman" w:hAnsi="Times New Roman" w:cs="Times New Roman" w:eastAsia="Times New Roman"/>
               </w:rPr>
-              <w:t>З1</w:t>
+              <w:t>1-3</w:t>
             </w:r>
           </w:p>
         </w:tc>
@@ -1974,17 +2624,6 @@
               <w:jc w:val="center"/>
             </w:pPr>
             <w:r/>
-            <w:r>
-              <w:rPr>
-                <w:rFonts w:ascii="Times New Roman" w:hAnsi="Times New Roman"/>
-                <w:b w:val="0"/>
-                <w:i w:val="0"/>
-                <w:color w:val="000000"/>
-                <w:sz w:val="20"/>
-                <w:rFonts w:ascii="Times New Roman" w:hAnsi="Times New Roman" w:cs="Times New Roman" w:eastAsia="Times New Roman"/>
-              </w:rPr>
-              <w:t>У1</w:t>
-            </w:r>
           </w:p>
         </w:tc>
         <w:tc>
@@ -2004,17 +2643,6 @@
               <w:jc w:val="center"/>
             </w:pPr>
             <w:r/>
-            <w:r>
-              <w:rPr>
-                <w:rFonts w:ascii="Times New Roman" w:hAnsi="Times New Roman"/>
-                <w:b w:val="0"/>
-                <w:i w:val="0"/>
-                <w:color w:val="000000"/>
-                <w:sz w:val="20"/>
-                <w:rFonts w:ascii="Times New Roman" w:hAnsi="Times New Roman" w:cs="Times New Roman" w:eastAsia="Times New Roman"/>
-              </w:rPr>
-              <w:t>Н1</w:t>
-            </w:r>
           </w:p>
         </w:tc>
       </w:tr>
@@ -2050,7 +2678,7 @@
           <w:p>
             <w:pPr>
               <w:spacing w:before="0" w:after="0" w:line="240" w:lineRule="auto"/>
-              <w:jc w:val="left"/>
+              <w:jc w:val="both"/>
             </w:pPr>
             <w:r/>
             <w:r>
@@ -2083,17 +2711,25 @@
               <w:jc w:val="center"/>
             </w:pPr>
             <w:r/>
-            <w:r>
-              <w:rPr>
-                <w:rFonts w:ascii="Times New Roman" w:hAnsi="Times New Roman"/>
-                <w:b w:val="0"/>
-                <w:i w:val="0"/>
-                <w:color w:val="000000"/>
-                <w:sz w:val="20"/>
-                <w:rFonts w:ascii="Times New Roman" w:hAnsi="Times New Roman" w:cs="Times New Roman" w:eastAsia="Times New Roman"/>
-              </w:rPr>
-              <w:t>З1</w:t>
-            </w:r>
+          </w:p>
+        </w:tc>
+        <w:tc>
+          <w:tcPr>
+            <w:tcW w:type="dxa" w:w="1938"/>
+            <w:vAlign w:val="center"/>
+            <w:tcMar>
+              <w:top w:w="100" w:type="dxa"/>
+              <w:bottom w:w="100" w:type="dxa"/>
+              <w:left w:w="120" w:type="dxa"/>
+              <w:right w:w="120" w:type="dxa"/>
+            </w:tcMar>
+          </w:tcPr>
+          <w:p>
+            <w:pPr>
+              <w:spacing w:before="0" w:after="0" w:line="240" w:lineRule="auto"/>
+              <w:jc w:val="center"/>
+            </w:pPr>
+            <w:r/>
           </w:p>
         </w:tc>
         <w:tc>
@@ -2122,37 +2758,7 @@
                 <w:sz w:val="20"/>
                 <w:rFonts w:ascii="Times New Roman" w:hAnsi="Times New Roman" w:cs="Times New Roman" w:eastAsia="Times New Roman"/>
               </w:rPr>
-              <w:t>У1</w:t>
-            </w:r>
-          </w:p>
-        </w:tc>
-        <w:tc>
-          <w:tcPr>
-            <w:tcW w:type="dxa" w:w="1938"/>
-            <w:vAlign w:val="center"/>
-            <w:tcMar>
-              <w:top w:w="100" w:type="dxa"/>
-              <w:bottom w:w="100" w:type="dxa"/>
-              <w:left w:w="120" w:type="dxa"/>
-              <w:right w:w="120" w:type="dxa"/>
-            </w:tcMar>
-          </w:tcPr>
-          <w:p>
-            <w:pPr>
-              <w:spacing w:before="0" w:after="0" w:line="240" w:lineRule="auto"/>
-              <w:jc w:val="center"/>
-            </w:pPr>
-            <w:r/>
-            <w:r>
-              <w:rPr>
-                <w:rFonts w:ascii="Times New Roman" w:hAnsi="Times New Roman"/>
-                <w:b w:val="0"/>
-                <w:i w:val="0"/>
-                <w:color w:val="000000"/>
-                <w:sz w:val="20"/>
-                <w:rFonts w:ascii="Times New Roman" w:hAnsi="Times New Roman" w:cs="Times New Roman" w:eastAsia="Times New Roman"/>
-              </w:rPr>
-              <w:t>Н1</w:t>
+              <w:t>1-3</w:t>
             </w:r>
           </w:p>
         </w:tc>
@@ -2161,11 +2767,13 @@
     <w:p>
       <w:pPr>
         <w:spacing w:before="0" w:after="120" w:line="240" w:lineRule="auto"/>
+        <w:jc w:val="both"/>
       </w:pPr>
     </w:p>
     <w:p>
       <w:pPr>
         <w:spacing w:before="0" w:after="240" w:line="240" w:lineRule="auto"/>
+        <w:jc w:val="both"/>
       </w:pPr>
       <w:r>
         <w:rPr>
@@ -2182,6 +2790,7 @@
     <w:p>
       <w:pPr>
         <w:spacing w:before="0" w:after="120" w:line="240" w:lineRule="auto"/>
+        <w:jc w:val="both"/>
       </w:pPr>
       <w:r>
         <w:rPr>
@@ -2198,6 +2807,7 @@
     <w:p>
       <w:pPr>
         <w:spacing w:before="0" w:after="120" w:line="240" w:lineRule="auto"/>
+        <w:jc w:val="both"/>
       </w:pPr>
       <w:r>
         <w:rPr>
@@ -2214,6 +2824,7 @@
     <w:p>
       <w:pPr>
         <w:spacing w:before="0" w:after="120" w:line="240" w:lineRule="auto"/>
+        <w:jc w:val="both"/>
       </w:pPr>
       <w:r>
         <w:rPr>
@@ -2230,6 +2841,7 @@
     <w:p>
       <w:pPr>
         <w:spacing w:before="0" w:after="120" w:line="240" w:lineRule="auto"/>
+        <w:jc w:val="both"/>
       </w:pPr>
       <w:r>
         <w:rPr>
@@ -2246,6 +2858,7 @@
     <w:p>
       <w:pPr>
         <w:spacing w:before="0" w:after="240" w:line="240" w:lineRule="auto"/>
+        <w:jc w:val="both"/>
       </w:pPr>
       <w:r>
         <w:rPr>
@@ -2262,6 +2875,7 @@
     <w:p>
       <w:pPr>
         <w:spacing w:before="0" w:after="120" w:line="240" w:lineRule="auto"/>
+        <w:jc w:val="both"/>
       </w:pPr>
       <w:r>
         <w:rPr>
@@ -3140,7 +3754,7 @@
           <w:p>
             <w:pPr>
               <w:spacing w:before="0" w:after="0" w:line="240" w:lineRule="auto"/>
-              <w:jc w:val="left"/>
+              <w:jc w:val="both"/>
             </w:pPr>
             <w:r/>
             <w:r>
@@ -3380,7 +3994,7 @@
           <w:p>
             <w:pPr>
               <w:spacing w:before="0" w:after="0" w:line="240" w:lineRule="auto"/>
-              <w:jc w:val="left"/>
+              <w:jc w:val="both"/>
             </w:pPr>
             <w:r/>
             <w:r>
@@ -3445,7 +4059,7 @@
           <w:p>
             <w:pPr>
               <w:spacing w:before="0" w:after="0" w:line="240" w:lineRule="auto"/>
-              <w:jc w:val="left"/>
+              <w:jc w:val="both"/>
             </w:pPr>
             <w:r/>
             <w:r>
@@ -3685,7 +4299,7 @@
           <w:p>
             <w:pPr>
               <w:spacing w:before="0" w:after="0" w:line="240" w:lineRule="auto"/>
-              <w:jc w:val="left"/>
+              <w:jc w:val="both"/>
             </w:pPr>
             <w:r/>
             <w:r>
@@ -3750,7 +4364,7 @@
           <w:p>
             <w:pPr>
               <w:spacing w:before="0" w:after="0" w:line="240" w:lineRule="auto"/>
-              <w:jc w:val="left"/>
+              <w:jc w:val="both"/>
             </w:pPr>
             <w:r/>
             <w:r>
@@ -3990,7 +4604,7 @@
           <w:p>
             <w:pPr>
               <w:spacing w:before="0" w:after="0" w:line="240" w:lineRule="auto"/>
-              <w:jc w:val="left"/>
+              <w:jc w:val="both"/>
             </w:pPr>
             <w:r/>
             <w:r>
@@ -4031,7 +4645,7 @@
           <w:p>
             <w:pPr>
               <w:spacing w:before="0" w:after="0" w:line="240" w:lineRule="auto"/>
-              <w:jc w:val="left"/>
+              <w:jc w:val="both"/>
             </w:pPr>
             <w:r/>
             <w:r>
@@ -4288,7 +4902,7 @@
           <w:p>
             <w:pPr>
               <w:spacing w:before="0" w:after="0" w:line="240" w:lineRule="auto"/>
-              <w:jc w:val="left"/>
+              <w:jc w:val="both"/>
             </w:pPr>
             <w:r/>
             <w:r>
@@ -4501,11 +5115,13 @@
     <w:p>
       <w:pPr>
         <w:spacing w:before="0" w:after="120" w:line="240" w:lineRule="auto"/>
+        <w:jc w:val="both"/>
       </w:pPr>
     </w:p>
     <w:p>
       <w:pPr>
         <w:spacing w:before="0" w:after="120" w:line="240" w:lineRule="auto"/>
+        <w:jc w:val="both"/>
       </w:pPr>
       <w:r>
         <w:rPr>
@@ -4805,7 +5421,7 @@
           <w:p>
             <w:pPr>
               <w:spacing w:before="0" w:after="0" w:line="240" w:lineRule="auto"/>
-              <w:jc w:val="left"/>
+              <w:jc w:val="both"/>
             </w:pPr>
             <w:r/>
             <w:r>
@@ -4835,7 +5451,7 @@
           <w:p>
             <w:pPr>
               <w:spacing w:before="0" w:after="0" w:line="240" w:lineRule="auto"/>
-              <w:jc w:val="left"/>
+              <w:jc w:val="both"/>
             </w:pPr>
             <w:r/>
             <w:r>
@@ -4883,7 +5499,7 @@
                 <w:sz w:val="20"/>
                 <w:rFonts w:ascii="Times New Roman" w:hAnsi="Times New Roman" w:cs="Times New Roman" w:eastAsia="Times New Roman"/>
               </w:rPr>
-              <w:t>З1</w:t>
+              <w:t>–</w:t>
             </w:r>
           </w:p>
         </w:tc>
@@ -4913,7 +5529,7 @@
                 <w:sz w:val="20"/>
                 <w:rFonts w:ascii="Times New Roman" w:hAnsi="Times New Roman" w:cs="Times New Roman" w:eastAsia="Times New Roman"/>
               </w:rPr>
-              <w:t>У1</w:t>
+              <w:t>–</w:t>
             </w:r>
           </w:p>
         </w:tc>
@@ -4943,7 +5559,7 @@
                 <w:sz w:val="20"/>
                 <w:rFonts w:ascii="Times New Roman" w:hAnsi="Times New Roman" w:cs="Times New Roman" w:eastAsia="Times New Roman"/>
               </w:rPr>
-              <w:t>Н1</w:t>
+              <w:t>–</w:t>
             </w:r>
           </w:p>
         </w:tc>
@@ -4961,7 +5577,7 @@
           <w:p>
             <w:pPr>
               <w:spacing w:before="0" w:after="0" w:line="240" w:lineRule="auto"/>
-              <w:jc w:val="left"/>
+              <w:jc w:val="both"/>
             </w:pPr>
             <w:r/>
             <w:r>
@@ -5026,7 +5642,7 @@
           <w:p>
             <w:pPr>
               <w:spacing w:before="0" w:after="0" w:line="240" w:lineRule="auto"/>
-              <w:jc w:val="left"/>
+              <w:jc w:val="both"/>
             </w:pPr>
             <w:r/>
             <w:r>
@@ -5056,7 +5672,7 @@
           <w:p>
             <w:pPr>
               <w:spacing w:before="0" w:after="0" w:line="240" w:lineRule="auto"/>
-              <w:jc w:val="left"/>
+              <w:jc w:val="both"/>
             </w:pPr>
             <w:r/>
             <w:r>
@@ -5104,7 +5720,7 @@
                 <w:sz w:val="20"/>
                 <w:rFonts w:ascii="Times New Roman" w:hAnsi="Times New Roman" w:cs="Times New Roman" w:eastAsia="Times New Roman"/>
               </w:rPr>
-              <w:t>З1</w:t>
+              <w:t>–</w:t>
             </w:r>
           </w:p>
         </w:tc>
@@ -5134,7 +5750,7 @@
                 <w:sz w:val="20"/>
                 <w:rFonts w:ascii="Times New Roman" w:hAnsi="Times New Roman" w:cs="Times New Roman" w:eastAsia="Times New Roman"/>
               </w:rPr>
-              <w:t>У1</w:t>
+              <w:t>–</w:t>
             </w:r>
           </w:p>
         </w:tc>
@@ -5164,7 +5780,7 @@
                 <w:sz w:val="20"/>
                 <w:rFonts w:ascii="Times New Roman" w:hAnsi="Times New Roman" w:cs="Times New Roman" w:eastAsia="Times New Roman"/>
               </w:rPr>
-              <w:t>Н1</w:t>
+              <w:t>–</w:t>
             </w:r>
           </w:p>
         </w:tc>
@@ -5182,7 +5798,7 @@
           <w:p>
             <w:pPr>
               <w:spacing w:before="0" w:after="0" w:line="240" w:lineRule="auto"/>
-              <w:jc w:val="left"/>
+              <w:jc w:val="both"/>
             </w:pPr>
             <w:r/>
             <w:r>
@@ -5203,11 +5819,13 @@
     <w:p>
       <w:pPr>
         <w:spacing w:before="0" w:after="120" w:line="240" w:lineRule="auto"/>
+        <w:jc w:val="both"/>
       </w:pPr>
     </w:p>
     <w:p>
       <w:pPr>
         <w:spacing w:before="0" w:after="120" w:line="240" w:lineRule="auto"/>
+        <w:jc w:val="both"/>
       </w:pPr>
       <w:r>
         <w:rPr>
@@ -5441,7 +6059,7 @@
           <w:p>
             <w:pPr>
               <w:spacing w:before="0" w:after="0" w:line="240" w:lineRule="auto"/>
-              <w:jc w:val="left"/>
+              <w:jc w:val="both"/>
             </w:pPr>
             <w:r/>
             <w:r>
@@ -5568,7 +6186,7 @@
           <w:p>
             <w:pPr>
               <w:spacing w:before="0" w:after="0" w:line="240" w:lineRule="auto"/>
-              <w:jc w:val="left"/>
+              <w:jc w:val="both"/>
             </w:pPr>
             <w:r/>
             <w:r>
@@ -5621,11 +6239,13 @@
     <w:p>
       <w:pPr>
         <w:spacing w:before="0" w:after="120" w:line="240" w:lineRule="auto"/>
+        <w:jc w:val="both"/>
       </w:pPr>
     </w:p>
     <w:p>
       <w:pPr>
         <w:spacing w:before="0" w:after="120" w:line="240" w:lineRule="auto"/>
+        <w:jc w:val="both"/>
       </w:pPr>
       <w:r>
         <w:rPr>
@@ -5859,7 +6479,7 @@
           <w:p>
             <w:pPr>
               <w:spacing w:before="0" w:after="0" w:line="240" w:lineRule="auto"/>
-              <w:jc w:val="left"/>
+              <w:jc w:val="both"/>
             </w:pPr>
             <w:r/>
             <w:r>
@@ -5984,7 +6604,7 @@
           <w:p>
             <w:pPr>
               <w:spacing w:before="0" w:after="0" w:line="240" w:lineRule="auto"/>
-              <w:jc w:val="left"/>
+              <w:jc w:val="both"/>
             </w:pPr>
             <w:r/>
             <w:r>
@@ -6035,11 +6655,13 @@
     <w:p>
       <w:pPr>
         <w:spacing w:before="0" w:after="120" w:line="240" w:lineRule="auto"/>
+        <w:jc w:val="both"/>
       </w:pPr>
     </w:p>
     <w:p>
       <w:pPr>
         <w:spacing w:before="0" w:after="240" w:line="240" w:lineRule="auto"/>
+        <w:jc w:val="both"/>
       </w:pPr>
       <w:r>
         <w:rPr>
@@ -6056,6 +6678,7 @@
     <w:p>
       <w:pPr>
         <w:spacing w:before="0" w:after="120" w:line="240" w:lineRule="auto"/>
+        <w:jc w:val="both"/>
       </w:pPr>
       <w:r>
         <w:rPr>
@@ -6072,6 +6695,7 @@
     <w:p>
       <w:pPr>
         <w:spacing w:before="0" w:after="120" w:line="240" w:lineRule="auto"/>
+        <w:jc w:val="both"/>
       </w:pPr>
       <w:r>
         <w:rPr>
@@ -6088,6 +6712,7 @@
     <w:p>
       <w:pPr>
         <w:spacing w:before="0" w:after="120" w:line="240" w:lineRule="auto"/>
+        <w:jc w:val="both"/>
       </w:pPr>
       <w:r>
         <w:rPr>
@@ -6104,11 +6729,13 @@
     <w:p>
       <w:pPr>
         <w:spacing w:before="0" w:after="120" w:line="240" w:lineRule="auto"/>
+        <w:jc w:val="both"/>
       </w:pPr>
     </w:p>
     <w:p>
       <w:pPr>
         <w:spacing w:before="0" w:after="240" w:line="240" w:lineRule="auto"/>
+        <w:jc w:val="both"/>
       </w:pPr>
       <w:r>
         <w:rPr>
@@ -6125,6 +6752,7 @@
     <w:p>
       <w:pPr>
         <w:spacing w:before="0" w:after="120" w:line="240" w:lineRule="auto"/>
+        <w:jc w:val="both"/>
       </w:pPr>
       <w:r>
         <w:rPr>
@@ -6141,6 +6769,7 @@
     <w:p>
       <w:pPr>
         <w:spacing w:before="0" w:after="120" w:line="240" w:lineRule="auto"/>
+        <w:jc w:val="both"/>
       </w:pPr>
       <w:r>
         <w:rPr>
@@ -6157,6 +6786,7 @@
     <w:p>
       <w:pPr>
         <w:spacing w:before="0" w:after="120" w:line="240" w:lineRule="auto"/>
+        <w:jc w:val="both"/>
       </w:pPr>
       <w:r>
         <w:rPr>
@@ -6173,6 +6803,7 @@
     <w:p>
       <w:pPr>
         <w:spacing w:before="0" w:after="120" w:line="240" w:lineRule="auto"/>
+        <w:jc w:val="both"/>
       </w:pPr>
       <w:r>
         <w:rPr>
@@ -6189,6 +6820,7 @@
     <w:p>
       <w:pPr>
         <w:spacing w:before="0" w:after="120" w:line="240" w:lineRule="auto"/>
+        <w:jc w:val="both"/>
       </w:pPr>
       <w:r>
         <w:rPr>
@@ -6205,6 +6837,7 @@
     <w:p>
       <w:pPr>
         <w:spacing w:before="0" w:after="120" w:line="240" w:lineRule="auto"/>
+        <w:jc w:val="both"/>
       </w:pPr>
       <w:r>
         <w:rPr>
@@ -6221,6 +6854,7 @@
     <w:p>
       <w:pPr>
         <w:spacing w:before="0" w:after="120" w:line="240" w:lineRule="auto"/>
+        <w:jc w:val="both"/>
       </w:pPr>
       <w:r>
         <w:rPr>
@@ -6237,6 +6871,7 @@
     <w:p>
       <w:pPr>
         <w:spacing w:before="0" w:after="120" w:line="240" w:lineRule="auto"/>
+        <w:jc w:val="both"/>
       </w:pPr>
       <w:r>
         <w:rPr>
@@ -6253,6 +6888,7 @@
     <w:p>
       <w:pPr>
         <w:spacing w:before="0" w:after="120" w:line="240" w:lineRule="auto"/>
+        <w:jc w:val="both"/>
       </w:pPr>
       <w:r>
         <w:rPr>
@@ -6269,6 +6905,7 @@
     <w:p>
       <w:pPr>
         <w:spacing w:before="0" w:after="120" w:line="240" w:lineRule="auto"/>
+        <w:jc w:val="both"/>
       </w:pPr>
       <w:r>
         <w:rPr>
@@ -6285,6 +6922,7 @@
     <w:p>
       <w:pPr>
         <w:spacing w:before="0" w:after="120" w:line="240" w:lineRule="auto"/>
+        <w:jc w:val="both"/>
       </w:pPr>
       <w:r>
         <w:rPr>
@@ -6301,6 +6939,7 @@
     <w:p>
       <w:pPr>
         <w:spacing w:before="0" w:after="120" w:line="240" w:lineRule="auto"/>
+        <w:jc w:val="both"/>
       </w:pPr>
       <w:r>
         <w:rPr>
@@ -6317,6 +6956,7 @@
     <w:p>
       <w:pPr>
         <w:spacing w:before="0" w:after="120" w:line="240" w:lineRule="auto"/>
+        <w:jc w:val="both"/>
       </w:pPr>
       <w:r>
         <w:rPr>
@@ -6333,6 +6973,7 @@
     <w:p>
       <w:pPr>
         <w:spacing w:before="0" w:after="120" w:line="240" w:lineRule="auto"/>
+        <w:jc w:val="both"/>
       </w:pPr>
       <w:r>
         <w:rPr>
@@ -6349,11 +6990,13 @@
     <w:p>
       <w:pPr>
         <w:spacing w:before="0" w:after="120" w:line="240" w:lineRule="auto"/>
+        <w:jc w:val="both"/>
       </w:pPr>
     </w:p>
     <w:p>
       <w:pPr>
         <w:spacing w:before="0" w:after="240" w:line="240" w:lineRule="auto"/>
+        <w:jc w:val="both"/>
       </w:pPr>
       <w:r>
         <w:rPr>
@@ -6370,6 +7013,7 @@
     <w:p>
       <w:pPr>
         <w:spacing w:before="0" w:after="120" w:line="240" w:lineRule="auto"/>
+        <w:jc w:val="both"/>
       </w:pPr>
       <w:r>
         <w:rPr>
@@ -6386,6 +7030,7 @@
     <w:p>
       <w:pPr>
         <w:spacing w:before="0" w:after="120" w:line="240" w:lineRule="auto"/>
+        <w:jc w:val="both"/>
       </w:pPr>
       <w:r>
         <w:rPr>
@@ -6402,6 +7047,7 @@
     <w:p>
       <w:pPr>
         <w:spacing w:before="0" w:after="120" w:line="240" w:lineRule="auto"/>
+        <w:jc w:val="both"/>
       </w:pPr>
       <w:r>
         <w:rPr>
@@ -6418,6 +7064,7 @@
     <w:p>
       <w:pPr>
         <w:spacing w:before="0" w:after="120" w:line="240" w:lineRule="auto"/>
+        <w:jc w:val="both"/>
       </w:pPr>
       <w:r>
         <w:rPr>
@@ -6434,11 +7081,13 @@
     <w:p>
       <w:pPr>
         <w:spacing w:before="0" w:after="120" w:line="240" w:lineRule="auto"/>
+        <w:jc w:val="both"/>
       </w:pPr>
     </w:p>
     <w:p>
       <w:pPr>
         <w:spacing w:before="0" w:after="120" w:line="240" w:lineRule="auto"/>
+        <w:jc w:val="both"/>
       </w:pPr>
       <w:r>
         <w:rPr>
@@ -6477,6 +7126,7 @@
     <w:p>
       <w:pPr>
         <w:spacing w:before="0" w:after="120" w:line="240" w:lineRule="auto"/>
+        <w:jc w:val="both"/>
       </w:pPr>
       <w:r>
         <w:rPr>
@@ -6487,7 +7137,7 @@
           <w:sz w:val="28"/>
           <w:rFonts w:ascii="Times New Roman" w:hAnsi="Times New Roman" w:cs="Times New Roman" w:eastAsia="Times New Roman"/>
         </w:rPr>
-        <w:t>Рабочая программа дисциплины «Правоведение» по направлению подготовки 01.03.04 Прикладная математика согласована на ведение учебного процесса:</w:t>
+        <w:t>Рабочая программа дисциплины «Правоведение» по направлению подготовки «01.03.04 Прикладная математика» согласована на ведение учебного процесса:</w:t>
       </w:r>
     </w:p>
     <w:tbl>
@@ -6560,7 +7210,9 @@
                 <w:sz w:val="22"/>
                 <w:rFonts w:ascii="Times New Roman" w:hAnsi="Times New Roman" w:cs="Times New Roman" w:eastAsia="Times New Roman"/>
               </w:rPr>
-              <w:t>«Согласовано»: И.о. зав. кафедрой, ответственной за РПД (подпись и дата)</w:t>
+              <w:t>Согласовано</w:t>
+              <w:br/>
+              <w:t>(подпись и дата)</w:t>
             </w:r>
           </w:p>
         </w:tc>
@@ -6613,7 +7265,7 @@
           <w:p>
             <w:pPr>
               <w:spacing w:before="0" w:after="0" w:line="240" w:lineRule="auto"/>
-              <w:jc w:val="left"/>
+              <w:jc w:val="both"/>
             </w:pPr>
             <w:r/>
           </w:p>
@@ -6667,7 +7319,7 @@
           <w:p>
             <w:pPr>
               <w:spacing w:before="0" w:after="0" w:line="240" w:lineRule="auto"/>
-              <w:jc w:val="left"/>
+              <w:jc w:val="both"/>
             </w:pPr>
             <w:r/>
           </w:p>
@@ -6721,7 +7373,7 @@
           <w:p>
             <w:pPr>
               <w:spacing w:before="0" w:after="0" w:line="240" w:lineRule="auto"/>
-              <w:jc w:val="left"/>
+              <w:jc w:val="both"/>
             </w:pPr>
             <w:r/>
           </w:p>
@@ -6775,7 +7427,7 @@
           <w:p>
             <w:pPr>
               <w:spacing w:before="0" w:after="0" w:line="240" w:lineRule="auto"/>
-              <w:jc w:val="left"/>
+              <w:jc w:val="both"/>
             </w:pPr>
             <w:r/>
           </w:p>
@@ -6958,6 +7610,23 @@
       </w:r>
     </w:p>
     <w:p>
+      <w:pPr>
+        <w:spacing w:before="0" w:after="120" w:line="240" w:lineRule="auto"/>
+        <w:jc w:val="center"/>
+      </w:pPr>
+      <w:r>
+        <w:rPr>
+          <w:rFonts w:ascii="Times New Roman" w:hAnsi="Times New Roman"/>
+          <w:b w:val="0"/>
+          <w:i w:val="0"/>
+          <w:color w:val="000000"/>
+          <w:sz w:val="28"/>
+          <w:rFonts w:ascii="Times New Roman" w:hAnsi="Times New Roman" w:cs="Times New Roman" w:eastAsia="Times New Roman"/>
+        </w:rPr>
+        <w:t>общая трудоемкость дисциплины составляет: 2 зачетных единиц(ы)</w:t>
+      </w:r>
+    </w:p>
+    <w:p>
       <w:r>
         <w:br w:type="page"/>
       </w:r>
@@ -6965,6 +7634,7 @@
     <w:p>
       <w:pPr>
         <w:spacing w:before="0" w:after="240" w:line="240" w:lineRule="auto"/>
+        <w:jc w:val="both"/>
       </w:pPr>
       <w:r>
         <w:rPr>
@@ -6976,6 +7646,25 @@
           <w:rFonts w:ascii="Times New Roman" w:hAnsi="Times New Roman" w:cs="Times New Roman" w:eastAsia="Times New Roman"/>
         </w:rPr>
         <w:t>1. Оценочные средства</w:t>
+      </w:r>
+    </w:p>
+    <w:p>
+      <w:pPr>
+        <w:spacing w:before="0" w:after="240" w:line="240" w:lineRule="auto"/>
+        <w:jc w:val="both"/>
+      </w:pPr>
+      <w:r>
+        <w:rPr>
+          <w:rFonts w:ascii="Times New Roman" w:hAnsi="Times New Roman"/>
+          <w:b w:val="0"/>
+          <w:i w:val="0"/>
+          <w:color w:val="000000"/>
+          <w:sz w:val="28"/>
+          <w:rFonts w:ascii="Times New Roman" w:hAnsi="Times New Roman" w:cs="Times New Roman" w:eastAsia="Times New Roman"/>
+        </w:rPr>
+        <w:t>Оценивание формирования компетенций производится на основе результатов обучения, приведенных в п. 2 рабочей программы и ФОС. Связь разделов компетенций, индикаторов и форм контроля (текущего и промежуточного) указаны в таблице 4.2 рабочей программы дисциплины.</w:t>
+        <w:br/>
+        <w:t>Оценочные средства соотнесены с результатами обучения по дисциплине и индикаторами достижения компетенций, представлены ниже.</w:t>
       </w:r>
     </w:p>
     <w:tbl>
@@ -7168,7 +7857,7 @@
           <w:p>
             <w:pPr>
               <w:spacing w:before="0" w:after="0" w:line="240" w:lineRule="auto"/>
-              <w:jc w:val="center"/>
+              <w:jc w:val="left"/>
             </w:pPr>
             <w:r/>
             <w:r>
@@ -7180,7 +7869,7 @@
                 <w:sz w:val="20"/>
                 <w:rFonts w:ascii="Times New Roman" w:hAnsi="Times New Roman" w:cs="Times New Roman" w:eastAsia="Times New Roman"/>
               </w:rPr>
-              <w:t>УК-2.1</w:t>
+              <w:t>УК-2.1. Знать: основные методы оценки способов решения поставленных задач; виды ресурсов и ограничений для решения профессиональных задач; действующее законодательство и правовые нормы, регулирующие профессиональную деятельность</w:t>
             </w:r>
           </w:p>
         </w:tc>
@@ -7198,7 +7887,7 @@
           <w:p>
             <w:pPr>
               <w:spacing w:before="0" w:after="0" w:line="240" w:lineRule="auto"/>
-              <w:jc w:val="left"/>
+              <w:jc w:val="both"/>
             </w:pPr>
             <w:r/>
             <w:r>
@@ -7210,11 +7899,11 @@
                 <w:sz w:val="18"/>
                 <w:rFonts w:ascii="Times New Roman" w:hAnsi="Times New Roman" w:cs="Times New Roman" w:eastAsia="Times New Roman"/>
               </w:rPr>
-              <w:t>З1: Знать базовые принципы и терминологию, относящиеся к УК-2.1.</w:t>
+              <w:t>З1: Синтаксис и семантика алгоритмического языка программирования, принципы и методология построения систем по курсу «Правоведение»</w:t>
               <w:br/>
-              <w:t>У1: Уметь использовать практические инструменты в контексте УК-2.1.</w:t>
+              <w:t>З2: Концепции и идеи объектно-ориентированного программирования и проектирования программных решений</w:t>
               <w:br/>
-              <w:t>Н1: Владеть навыками анализа данных и принятия решений в рамках УК-2.1.</w:t>
+              <w:t>З3: Технология работы на ПК в современных операционных средах, основные методы разработки эффективных структур данных</w:t>
             </w:r>
           </w:p>
         </w:tc>
@@ -7232,7 +7921,7 @@
           <w:p>
             <w:pPr>
               <w:spacing w:before="0" w:after="0" w:line="240" w:lineRule="auto"/>
-              <w:jc w:val="left"/>
+              <w:jc w:val="both"/>
             </w:pPr>
             <w:r/>
             <w:r>
@@ -7297,7 +7986,7 @@
           <w:p>
             <w:pPr>
               <w:spacing w:before="0" w:after="0" w:line="240" w:lineRule="auto"/>
-              <w:jc w:val="center"/>
+              <w:jc w:val="left"/>
             </w:pPr>
             <w:r/>
             <w:r>
@@ -7309,7 +7998,7 @@
                 <w:sz w:val="20"/>
                 <w:rFonts w:ascii="Times New Roman" w:hAnsi="Times New Roman" w:cs="Times New Roman" w:eastAsia="Times New Roman"/>
               </w:rPr>
-              <w:t>УК-2.2</w:t>
+              <w:t>УК-2.2. Уметь: проводить анализ поставленной цели и формулировать задачи, обеспечивающие ее достижение; определять ожидаемые результаты решения поставленных задач; использовать нормативно-правовую документацию в сфере профессиональной деятельности</w:t>
             </w:r>
           </w:p>
         </w:tc>
@@ -7327,7 +8016,7 @@
           <w:p>
             <w:pPr>
               <w:spacing w:before="0" w:after="0" w:line="240" w:lineRule="auto"/>
-              <w:jc w:val="left"/>
+              <w:jc w:val="both"/>
             </w:pPr>
             <w:r/>
             <w:r>
@@ -7339,11 +8028,11 @@
                 <w:sz w:val="18"/>
                 <w:rFonts w:ascii="Times New Roman" w:hAnsi="Times New Roman" w:cs="Times New Roman" w:eastAsia="Times New Roman"/>
               </w:rPr>
-              <w:t>З1: Знать базовые принципы и терминологию, относящиеся к УК-2.2.</w:t>
+              <w:t>У1: Формализовать прикладную задачу, выбирать для неё подходящие структуры данных и алгоритмы обработки в «Правоведение»</w:t>
               <w:br/>
-              <w:t>У1: Уметь использовать практические инструменты в контексте УК-2.2.</w:t>
+              <w:t>У2: Программировать прикладные алгоритмы, используя программные средства языков высокого уровня; разрабатывать тесты</w:t>
               <w:br/>
-              <w:t>Н1: Владеть навыками анализа данных и принятия решений в рамках УК-2.2.</w:t>
+              <w:t>У3: Проектировать программные компоненты IT-систем и модули обработки информации</w:t>
             </w:r>
           </w:p>
         </w:tc>
@@ -7361,7 +8050,7 @@
           <w:p>
             <w:pPr>
               <w:spacing w:before="0" w:after="0" w:line="240" w:lineRule="auto"/>
-              <w:jc w:val="left"/>
+              <w:jc w:val="both"/>
             </w:pPr>
             <w:r/>
             <w:r>
@@ -7426,7 +8115,7 @@
           <w:p>
             <w:pPr>
               <w:spacing w:before="0" w:after="0" w:line="240" w:lineRule="auto"/>
-              <w:jc w:val="center"/>
+              <w:jc w:val="left"/>
             </w:pPr>
             <w:r/>
             <w:r>
@@ -7438,7 +8127,7 @@
                 <w:sz w:val="20"/>
                 <w:rFonts w:ascii="Times New Roman" w:hAnsi="Times New Roman" w:cs="Times New Roman" w:eastAsia="Times New Roman"/>
               </w:rPr>
-              <w:t>УК-10.1</w:t>
+              <w:t>УК-10.1. Знать: принципы и организационные основы противодействия коррупции, экстремизму, терроризму в Российском законодательстве</w:t>
             </w:r>
           </w:p>
         </w:tc>
@@ -7456,7 +8145,7 @@
           <w:p>
             <w:pPr>
               <w:spacing w:before="0" w:after="0" w:line="240" w:lineRule="auto"/>
-              <w:jc w:val="left"/>
+              <w:jc w:val="both"/>
             </w:pPr>
             <w:r/>
             <w:r>
@@ -7468,11 +8157,11 @@
                 <w:sz w:val="18"/>
                 <w:rFonts w:ascii="Times New Roman" w:hAnsi="Times New Roman" w:cs="Times New Roman" w:eastAsia="Times New Roman"/>
               </w:rPr>
-              <w:t>З1: Знать базовые принципы и терминологию, относящиеся к УК-10.1.</w:t>
+              <w:t>З1: Синтаксис и семантика алгоритмического языка программирования, принципы и методология построения систем по курсу «Правоведение»</w:t>
               <w:br/>
-              <w:t>У1: Уметь использовать практические инструменты в контексте УК-10.1.</w:t>
+              <w:t>З2: Концепции и идеи объектно-ориентированного программирования и проектирования программных решений</w:t>
               <w:br/>
-              <w:t>Н1: Владеть навыками анализа данных и принятия решений в рамках УК-10.1.</w:t>
+              <w:t>З3: Технология работы на ПК в современных операционных средах, основные методы разработки эффективных структур данных</w:t>
             </w:r>
           </w:p>
         </w:tc>
@@ -7490,7 +8179,7 @@
           <w:p>
             <w:pPr>
               <w:spacing w:before="0" w:after="0" w:line="240" w:lineRule="auto"/>
-              <w:jc w:val="left"/>
+              <w:jc w:val="both"/>
             </w:pPr>
             <w:r/>
             <w:r>
@@ -7555,7 +8244,7 @@
           <w:p>
             <w:pPr>
               <w:spacing w:before="0" w:after="0" w:line="240" w:lineRule="auto"/>
-              <w:jc w:val="center"/>
+              <w:jc w:val="left"/>
             </w:pPr>
             <w:r/>
             <w:r>
@@ -7567,7 +8256,7 @@
                 <w:sz w:val="20"/>
                 <w:rFonts w:ascii="Times New Roman" w:hAnsi="Times New Roman" w:cs="Times New Roman" w:eastAsia="Times New Roman"/>
               </w:rPr>
-              <w:t>УК-10.3</w:t>
+              <w:t>УК-10.3. Владеть: методами поиска, анализа и использования нормативных и правовых документов, направленных на противодействие коррупции, экстремизму, терроризму в области профессиональной деятельности</w:t>
             </w:r>
           </w:p>
         </w:tc>
@@ -7585,7 +8274,7 @@
           <w:p>
             <w:pPr>
               <w:spacing w:before="0" w:after="0" w:line="240" w:lineRule="auto"/>
-              <w:jc w:val="left"/>
+              <w:jc w:val="both"/>
             </w:pPr>
             <w:r/>
             <w:r>
@@ -7597,11 +8286,11 @@
                 <w:sz w:val="18"/>
                 <w:rFonts w:ascii="Times New Roman" w:hAnsi="Times New Roman" w:cs="Times New Roman" w:eastAsia="Times New Roman"/>
               </w:rPr>
-              <w:t>З1: Знать базовые принципы и терминологию, относящиеся к УК-10.3.</w:t>
+              <w:t>Н1: Использовать современные математические методы и программные средства для решения задач науки, образования и бизнеса</w:t>
               <w:br/>
-              <w:t>У1: Уметь использовать практические инструменты в контексте УК-10.3.</w:t>
+              <w:t>Н2: Реализовать идеи объектно-ориентированного подхода и паттернов проектирования в предметной области «Правоведение»</w:t>
               <w:br/>
-              <w:t>Н1: Владеть навыками анализа данных и принятия решений в рамках УК-10.3.</w:t>
+              <w:t>Н3: Применять современные цифровые технологии моделирования, алгоритмизации и оптимизации бизнес-процессов</w:t>
             </w:r>
           </w:p>
         </w:tc>
@@ -7619,7 +8308,7 @@
           <w:p>
             <w:pPr>
               <w:spacing w:before="0" w:after="0" w:line="240" w:lineRule="auto"/>
-              <w:jc w:val="left"/>
+              <w:jc w:val="both"/>
             </w:pPr>
             <w:r/>
             <w:r>
@@ -7639,12 +8328,207 @@
     </w:tbl>
     <w:p>
       <w:pPr>
+        <w:spacing w:before="360" w:after="120" w:line="240" w:lineRule="auto"/>
+        <w:jc w:val="both"/>
+      </w:pPr>
+    </w:p>
+    <w:p>
+      <w:pPr>
+        <w:spacing w:before="240" w:after="120" w:line="240" w:lineRule="auto"/>
+        <w:jc w:val="both"/>
+      </w:pPr>
+      <w:r>
+        <w:rPr>
+          <w:rFonts w:ascii="Times New Roman" w:hAnsi="Times New Roman"/>
+          <w:b/>
+          <w:i w:val="0"/>
+          <w:color w:val="000000"/>
+          <w:sz w:val="28"/>
+          <w:rFonts w:ascii="Times New Roman" w:hAnsi="Times New Roman" w:cs="Times New Roman" w:eastAsia="Times New Roman"/>
+        </w:rPr>
+        <w:t>Наименование: зачет</w:t>
+      </w:r>
+    </w:p>
+    <w:p>
+      <w:pPr>
         <w:spacing w:before="0" w:after="120" w:line="240" w:lineRule="auto"/>
+        <w:jc w:val="both"/>
+      </w:pPr>
+      <w:r>
+        <w:rPr>
+          <w:rFonts w:ascii="Times New Roman" w:hAnsi="Times New Roman"/>
+          <w:b w:val="0"/>
+          <w:i/>
+          <w:color w:val="000000"/>
+          <w:sz w:val="28"/>
+          <w:rFonts w:ascii="Times New Roman" w:hAnsi="Times New Roman" w:cs="Times New Roman" w:eastAsia="Times New Roman"/>
+        </w:rPr>
+        <w:t>Представление в ФОС: перечень вопросов</w:t>
+      </w:r>
+    </w:p>
+    <w:p>
+      <w:pPr>
+        <w:spacing w:before="0" w:after="120" w:line="240" w:lineRule="auto"/>
+        <w:jc w:val="both"/>
+      </w:pPr>
+      <w:r>
+        <w:rPr>
+          <w:rFonts w:ascii="Times New Roman" w:hAnsi="Times New Roman"/>
+          <w:b/>
+          <w:i w:val="0"/>
+          <w:color w:val="000000"/>
+          <w:sz w:val="28"/>
+          <w:rFonts w:ascii="Times New Roman" w:hAnsi="Times New Roman" w:cs="Times New Roman" w:eastAsia="Times New Roman"/>
+        </w:rPr>
+        <w:t>Перечень вопросов для проведения зачета:</w:t>
+      </w:r>
+    </w:p>
+    <w:p>
+      <w:pPr>
+        <w:spacing w:before="120" w:after="120" w:line="240" w:lineRule="auto"/>
+        <w:jc w:val="both"/>
+      </w:pPr>
+      <w:r>
+        <w:rPr>
+          <w:rFonts w:ascii="Times New Roman" w:hAnsi="Times New Roman"/>
+          <w:b/>
+          <w:i/>
+          <w:color w:val="000000"/>
+          <w:sz w:val="28"/>
+          <w:rFonts w:ascii="Times New Roman" w:hAnsi="Times New Roman" w:cs="Times New Roman" w:eastAsia="Times New Roman"/>
+        </w:rPr>
+        <w:t>3 семестр:</w:t>
+      </w:r>
+    </w:p>
+    <w:p>
+      <w:pPr>
+        <w:spacing w:before="40" w:after="40" w:line="240" w:lineRule="auto"/>
+        <w:jc w:val="both"/>
+      </w:pPr>
+      <w:r>
+        <w:rPr>
+          <w:rFonts w:ascii="Times New Roman" w:hAnsi="Times New Roman"/>
+          <w:b w:val="0"/>
+          <w:i w:val="0"/>
+          <w:color w:val="000000"/>
+          <w:sz w:val="28"/>
+          <w:rFonts w:ascii="Times New Roman" w:hAnsi="Times New Roman" w:cs="Times New Roman" w:eastAsia="Times New Roman"/>
+        </w:rPr>
+        <w:t>1. Каковы базовые понятия дисциплины «Правоведение»?</w:t>
+      </w:r>
+    </w:p>
+    <w:p>
+      <w:pPr>
+        <w:spacing w:before="40" w:after="40" w:line="240" w:lineRule="auto"/>
+        <w:jc w:val="both"/>
+      </w:pPr>
+      <w:r>
+        <w:rPr>
+          <w:rFonts w:ascii="Times New Roman" w:hAnsi="Times New Roman"/>
+          <w:b w:val="0"/>
+          <w:i w:val="0"/>
+          <w:color w:val="000000"/>
+          <w:sz w:val="28"/>
+          <w:rFonts w:ascii="Times New Roman" w:hAnsi="Times New Roman" w:cs="Times New Roman" w:eastAsia="Times New Roman"/>
+        </w:rPr>
+        <w:t>2. Опишите структуру и принципы работы базовых методов.</w:t>
+      </w:r>
+    </w:p>
+    <w:p>
+      <w:pPr>
+        <w:spacing w:before="40" w:after="40" w:line="240" w:lineRule="auto"/>
+        <w:jc w:val="both"/>
+      </w:pPr>
+      <w:r>
+        <w:rPr>
+          <w:rFonts w:ascii="Times New Roman" w:hAnsi="Times New Roman"/>
+          <w:b w:val="0"/>
+          <w:i w:val="0"/>
+          <w:color w:val="000000"/>
+          <w:sz w:val="28"/>
+          <w:rFonts w:ascii="Times New Roman" w:hAnsi="Times New Roman" w:cs="Times New Roman" w:eastAsia="Times New Roman"/>
+        </w:rPr>
+        <w:t>3. Сформулируйте критерии эффективности примененных подходов.</w:t>
+      </w:r>
+    </w:p>
+    <w:p>
+      <w:pPr>
+        <w:spacing w:before="40" w:after="40" w:line="240" w:lineRule="auto"/>
+        <w:jc w:val="both"/>
+      </w:pPr>
+      <w:r>
+        <w:rPr>
+          <w:rFonts w:ascii="Times New Roman" w:hAnsi="Times New Roman"/>
+          <w:b w:val="0"/>
+          <w:i w:val="0"/>
+          <w:color w:val="000000"/>
+          <w:sz w:val="28"/>
+          <w:rFonts w:ascii="Times New Roman" w:hAnsi="Times New Roman" w:cs="Times New Roman" w:eastAsia="Times New Roman"/>
+        </w:rPr>
+        <w:t>4. Опишите технологию отладки и верификации результатов.</w:t>
+      </w:r>
+    </w:p>
+    <w:p>
+      <w:pPr>
+        <w:spacing w:before="40" w:after="40" w:line="240" w:lineRule="auto"/>
+        <w:jc w:val="both"/>
+      </w:pPr>
+      <w:r>
+        <w:rPr>
+          <w:rFonts w:ascii="Times New Roman" w:hAnsi="Times New Roman"/>
+          <w:b w:val="0"/>
+          <w:i w:val="0"/>
+          <w:color w:val="000000"/>
+          <w:sz w:val="28"/>
+          <w:rFonts w:ascii="Times New Roman" w:hAnsi="Times New Roman" w:cs="Times New Roman" w:eastAsia="Times New Roman"/>
+        </w:rPr>
+        <w:t>5. Каковы особенности стандартизации процессов в предметной области?</w:t>
+      </w:r>
+    </w:p>
+    <w:p>
+      <w:pPr>
+        <w:spacing w:before="120" w:after="120" w:line="240" w:lineRule="auto"/>
+        <w:jc w:val="both"/>
+      </w:pPr>
+      <w:r>
+        <w:rPr>
+          <w:rFonts w:ascii="Times New Roman" w:hAnsi="Times New Roman"/>
+          <w:b/>
+          <w:i w:val="0"/>
+          <w:color w:val="000000"/>
+          <w:sz w:val="28"/>
+          <w:rFonts w:ascii="Times New Roman" w:hAnsi="Times New Roman" w:cs="Times New Roman" w:eastAsia="Times New Roman"/>
+        </w:rPr>
+        <w:t>Критерии оценки:</w:t>
+      </w:r>
+    </w:p>
+    <w:p>
+      <w:pPr>
+        <w:spacing w:before="0" w:after="240" w:line="240" w:lineRule="auto"/>
+        <w:jc w:val="both"/>
+      </w:pPr>
+      <w:r>
+        <w:rPr>
+          <w:rFonts w:ascii="Times New Roman" w:hAnsi="Times New Roman"/>
+          <w:b w:val="0"/>
+          <w:i w:val="0"/>
+          <w:color w:val="000000"/>
+          <w:sz w:val="28"/>
+          <w:rFonts w:ascii="Times New Roman" w:hAnsi="Times New Roman" w:cs="Times New Roman" w:eastAsia="Times New Roman"/>
+        </w:rPr>
+        <w:t>Приведены в разделе 2.</w:t>
+      </w:r>
+    </w:p>
+    <w:p>
+      <w:pPr>
+        <w:spacing w:before="360" w:after="120" w:line="240" w:lineRule="auto"/>
+        <w:jc w:val="both"/>
       </w:pPr>
     </w:p>
     <w:p>
       <w:pPr>
         <w:spacing w:before="0" w:after="120" w:line="240" w:lineRule="auto"/>
+        <w:jc w:val="both"/>
       </w:pPr>
       <w:r>
         <w:rPr>
@@ -7661,6 +8545,7 @@
     <w:p>
       <w:pPr>
         <w:spacing w:before="0" w:after="120" w:line="240" w:lineRule="auto"/>
+        <w:jc w:val="both"/>
       </w:pPr>
       <w:r>
         <w:rPr>
@@ -7676,7 +8561,25 @@
     </w:p>
     <w:p>
       <w:pPr>
-        <w:spacing w:before="0" w:after="120" w:line="240" w:lineRule="auto"/>
+        <w:spacing w:before="240" w:after="120" w:line="240" w:lineRule="auto"/>
+        <w:jc w:val="both"/>
+      </w:pPr>
+      <w:r>
+        <w:rPr>
+          <w:rFonts w:ascii="Times New Roman" w:hAnsi="Times New Roman"/>
+          <w:b/>
+          <w:i w:val="0"/>
+          <w:color w:val="000000"/>
+          <w:sz w:val="28"/>
+          <w:rFonts w:ascii="Times New Roman" w:hAnsi="Times New Roman" w:cs="Times New Roman" w:eastAsia="Times New Roman"/>
+        </w:rPr>
+        <w:t>Компетенция УК-2. Способен определять круг задач в рамках поставленной цели и выбирать оптимальные способы их решения, исходя из действующих правовых норм, имеющихся ресурсов и ограничений</w:t>
+      </w:r>
+    </w:p>
+    <w:p>
+      <w:pPr>
+        <w:spacing w:before="80" w:after="120" w:line="240" w:lineRule="auto"/>
+        <w:jc w:val="both"/>
       </w:pPr>
       <w:r>
         <w:rPr>
@@ -7687,12 +8590,13 @@
           <w:sz w:val="28"/>
           <w:rFonts w:ascii="Times New Roman" w:hAnsi="Times New Roman" w:cs="Times New Roman" w:eastAsia="Times New Roman"/>
         </w:rPr>
-        <w:t>1. Что является главным объектом изучения дисциплины «Правоведение»?</w:t>
+        <w:t>1. Вопрос 1 для контроля уровня сформированности компетенции УК-2 в рамках курса «Правоведение»?</w:t>
       </w:r>
     </w:p>
     <w:p>
       <w:pPr>
-        <w:spacing w:before="40" w:after="40" w:line="240" w:lineRule="auto"/>
+        <w:spacing w:before="20" w:after="20" w:line="240" w:lineRule="auto"/>
+        <w:jc w:val="both"/>
       </w:pPr>
       <w:r>
         <w:rPr>
@@ -7703,12 +8607,13 @@
           <w:sz w:val="28"/>
           <w:rFonts w:ascii="Times New Roman" w:hAnsi="Times New Roman" w:cs="Times New Roman" w:eastAsia="Times New Roman"/>
         </w:rPr>
-        <w:t xml:space="preserve">   1) Теоретические концепции и базовые определения дисциплины</w:t>
+        <w:t xml:space="preserve">   1) Правильный вариант ответа по теоретическим основам и синтаксису</w:t>
       </w:r>
     </w:p>
     <w:p>
       <w:pPr>
-        <w:spacing w:before="40" w:after="40" w:line="240" w:lineRule="auto"/>
+        <w:spacing w:before="20" w:after="20" w:line="240" w:lineRule="auto"/>
+        <w:jc w:val="both"/>
       </w:pPr>
       <w:r>
         <w:rPr>
@@ -7719,12 +8624,13 @@
           <w:sz w:val="28"/>
           <w:rFonts w:ascii="Times New Roman" w:hAnsi="Times New Roman" w:cs="Times New Roman" w:eastAsia="Times New Roman"/>
         </w:rPr>
-        <w:t xml:space="preserve">   2) Вспомогательные инструменты сторонних предметных областей</w:t>
+        <w:t xml:space="preserve">   2) Вспомогательный некорректный параметр инструментальной среды</w:t>
       </w:r>
     </w:p>
     <w:p>
       <w:pPr>
-        <w:spacing w:before="40" w:after="40" w:line="240" w:lineRule="auto"/>
+        <w:spacing w:before="20" w:after="20" w:line="240" w:lineRule="auto"/>
+        <w:jc w:val="both"/>
       </w:pPr>
       <w:r>
         <w:rPr>
@@ -7735,12 +8641,13 @@
           <w:sz w:val="28"/>
           <w:rFonts w:ascii="Times New Roman" w:hAnsi="Times New Roman" w:cs="Times New Roman" w:eastAsia="Times New Roman"/>
         </w:rPr>
-        <w:t xml:space="preserve">   3) Программные методы без привязки к теоретическому базису</w:t>
+        <w:t xml:space="preserve">   3) Альтернативное решение без системной поддержки архитектуры</w:t>
       </w:r>
     </w:p>
     <w:p>
       <w:pPr>
-        <w:spacing w:before="40" w:after="40" w:line="240" w:lineRule="auto"/>
+        <w:spacing w:before="20" w:after="20" w:line="240" w:lineRule="auto"/>
+        <w:jc w:val="both"/>
       </w:pPr>
       <w:r>
         <w:rPr>
@@ -7751,12 +8658,13 @@
           <w:sz w:val="28"/>
           <w:rFonts w:ascii="Times New Roman" w:hAnsi="Times New Roman" w:cs="Times New Roman" w:eastAsia="Times New Roman"/>
         </w:rPr>
-        <w:t xml:space="preserve">   4) Организационно-правовые аспекты деятельности сторонних ведомств</w:t>
+        <w:t xml:space="preserve">   4) Абстрактная формулировка понятия, не относящаяся к делу</w:t>
       </w:r>
     </w:p>
     <w:p>
       <w:pPr>
-        <w:spacing w:before="0" w:after="120" w:line="240" w:lineRule="auto"/>
+        <w:spacing w:before="80" w:after="120" w:line="240" w:lineRule="auto"/>
+        <w:jc w:val="both"/>
       </w:pPr>
       <w:r>
         <w:rPr>
@@ -7767,12 +8675,13 @@
           <w:sz w:val="28"/>
           <w:rFonts w:ascii="Times New Roman" w:hAnsi="Times New Roman" w:cs="Times New Roman" w:eastAsia="Times New Roman"/>
         </w:rPr>
-        <w:t>2. Какой метод наиболее часто применяется в рамках «Правоведение»?</w:t>
+        <w:t>2. Вопрос 2 для контроля уровня сформированности компетенции УК-2 в рамках курса «Правоведение»?</w:t>
       </w:r>
     </w:p>
     <w:p>
       <w:pPr>
-        <w:spacing w:before="40" w:after="40" w:line="240" w:lineRule="auto"/>
+        <w:spacing w:before="20" w:after="20" w:line="240" w:lineRule="auto"/>
+        <w:jc w:val="both"/>
       </w:pPr>
       <w:r>
         <w:rPr>
@@ -7783,12 +8692,13 @@
           <w:sz w:val="28"/>
           <w:rFonts w:ascii="Times New Roman" w:hAnsi="Times New Roman" w:cs="Times New Roman" w:eastAsia="Times New Roman"/>
         </w:rPr>
-        <w:t xml:space="preserve">   1) Метод субъективных экспертных допущений</w:t>
+        <w:t xml:space="preserve">   1) Правильный вариант ответа по практическому применению и методологии</w:t>
       </w:r>
     </w:p>
     <w:p>
       <w:pPr>
-        <w:spacing w:before="40" w:after="40" w:line="240" w:lineRule="auto"/>
+        <w:spacing w:before="20" w:after="20" w:line="240" w:lineRule="auto"/>
+        <w:jc w:val="both"/>
       </w:pPr>
       <w:r>
         <w:rPr>
@@ -7799,12 +8709,13 @@
           <w:sz w:val="28"/>
           <w:rFonts w:ascii="Times New Roman" w:hAnsi="Times New Roman" w:cs="Times New Roman" w:eastAsia="Times New Roman"/>
         </w:rPr>
-        <w:t xml:space="preserve">   2) Системный анализ и комплексное моделирование процессов</w:t>
+        <w:t xml:space="preserve">   2) Вспомогательный некорректный параметр инструментальной среды</w:t>
       </w:r>
     </w:p>
     <w:p>
       <w:pPr>
-        <w:spacing w:before="40" w:after="40" w:line="240" w:lineRule="auto"/>
+        <w:spacing w:before="20" w:after="20" w:line="240" w:lineRule="auto"/>
+        <w:jc w:val="both"/>
       </w:pPr>
       <w:r>
         <w:rPr>
@@ -7815,12 +8726,13 @@
           <w:sz w:val="28"/>
           <w:rFonts w:ascii="Times New Roman" w:hAnsi="Times New Roman" w:cs="Times New Roman" w:eastAsia="Times New Roman"/>
         </w:rPr>
-        <w:t xml:space="preserve">   3) Случайный подбор экспериментальных параметров</w:t>
+        <w:t xml:space="preserve">   3) Альтернативное решение без системной поддержки архитектуры</w:t>
       </w:r>
     </w:p>
     <w:p>
       <w:pPr>
-        <w:spacing w:before="40" w:after="40" w:line="240" w:lineRule="auto"/>
+        <w:spacing w:before="20" w:after="20" w:line="240" w:lineRule="auto"/>
+        <w:jc w:val="both"/>
       </w:pPr>
       <w:r>
         <w:rPr>
@@ -7831,12 +8743,13 @@
           <w:sz w:val="28"/>
           <w:rFonts w:ascii="Times New Roman" w:hAnsi="Times New Roman" w:cs="Times New Roman" w:eastAsia="Times New Roman"/>
         </w:rPr>
-        <w:t xml:space="preserve">   4) Интуитивный подход к проектированию систем</w:t>
+        <w:t xml:space="preserve">   4) Абстрактная формулировка понятия, не относящаяся к делу</w:t>
       </w:r>
     </w:p>
     <w:p>
       <w:pPr>
-        <w:spacing w:before="0" w:after="120" w:line="240" w:lineRule="auto"/>
+        <w:spacing w:before="80" w:after="120" w:line="240" w:lineRule="auto"/>
+        <w:jc w:val="both"/>
       </w:pPr>
       <w:r>
         <w:rPr>
@@ -7847,12 +8760,13 @@
           <w:sz w:val="28"/>
           <w:rFonts w:ascii="Times New Roman" w:hAnsi="Times New Roman" w:cs="Times New Roman" w:eastAsia="Times New Roman"/>
         </w:rPr>
-        <w:t>3. Что представляет собой методология предметной области?</w:t>
+        <w:t>3. Вопрос 3 для контроля уровня сформированности компетенции УК-2 в рамках курса «Правоведение»?</w:t>
       </w:r>
     </w:p>
     <w:p>
       <w:pPr>
-        <w:spacing w:before="40" w:after="40" w:line="240" w:lineRule="auto"/>
+        <w:spacing w:before="20" w:after="20" w:line="240" w:lineRule="auto"/>
+        <w:jc w:val="both"/>
       </w:pPr>
       <w:r>
         <w:rPr>
@@ -7863,12 +8777,13 @@
           <w:sz w:val="28"/>
           <w:rFonts w:ascii="Times New Roman" w:hAnsi="Times New Roman" w:cs="Times New Roman" w:eastAsia="Times New Roman"/>
         </w:rPr>
-        <w:t xml:space="preserve">   1) Хаотичный набор практических рекомендаций</w:t>
+        <w:t xml:space="preserve">   1) Правильный вариант ответа по отладке и интеграции компонентов</w:t>
       </w:r>
     </w:p>
     <w:p>
       <w:pPr>
-        <w:spacing w:before="40" w:after="40" w:line="240" w:lineRule="auto"/>
+        <w:spacing w:before="20" w:after="20" w:line="240" w:lineRule="auto"/>
+        <w:jc w:val="both"/>
       </w:pPr>
       <w:r>
         <w:rPr>
@@ -7879,12 +8794,13 @@
           <w:sz w:val="28"/>
           <w:rFonts w:ascii="Times New Roman" w:hAnsi="Times New Roman" w:cs="Times New Roman" w:eastAsia="Times New Roman"/>
         </w:rPr>
-        <w:t xml:space="preserve">   2) Система принципов и способов организации теоретической и практической деятельности</w:t>
+        <w:t xml:space="preserve">   2) Вспомогательный некорректный параметр инструментальной среды</w:t>
       </w:r>
     </w:p>
     <w:p>
       <w:pPr>
-        <w:spacing w:before="40" w:after="40" w:line="240" w:lineRule="auto"/>
+        <w:spacing w:before="20" w:after="20" w:line="240" w:lineRule="auto"/>
+        <w:jc w:val="both"/>
       </w:pPr>
       <w:r>
         <w:rPr>
@@ -7895,12 +8811,13 @@
           <w:sz w:val="28"/>
           <w:rFonts w:ascii="Times New Roman" w:hAnsi="Times New Roman" w:cs="Times New Roman" w:eastAsia="Times New Roman"/>
         </w:rPr>
-        <w:t xml:space="preserve">   3) Второстепенный раздел учебной программы</w:t>
+        <w:t xml:space="preserve">   3) Альтернативное решение без системной поддержки архитектуры</w:t>
       </w:r>
     </w:p>
     <w:p>
       <w:pPr>
-        <w:spacing w:before="40" w:after="40" w:line="240" w:lineRule="auto"/>
+        <w:spacing w:before="20" w:after="20" w:line="240" w:lineRule="auto"/>
+        <w:jc w:val="both"/>
       </w:pPr>
       <w:r>
         <w:rPr>
@@ -7911,12 +8828,13 @@
           <w:sz w:val="28"/>
           <w:rFonts w:ascii="Times New Roman" w:hAnsi="Times New Roman" w:cs="Times New Roman" w:eastAsia="Times New Roman"/>
         </w:rPr>
-        <w:t xml:space="preserve">   4) Субъективное видение процесса разработки</w:t>
+        <w:t xml:space="preserve">   4) Абстрактная формулировка понятия, не относящаяся к делу</w:t>
       </w:r>
     </w:p>
     <w:p>
       <w:pPr>
-        <w:spacing w:before="0" w:after="120" w:line="240" w:lineRule="auto"/>
+        <w:spacing w:before="80" w:after="120" w:line="240" w:lineRule="auto"/>
+        <w:jc w:val="both"/>
       </w:pPr>
       <w:r>
         <w:rPr>
@@ -7927,12 +8845,13 @@
           <w:sz w:val="28"/>
           <w:rFonts w:ascii="Times New Roman" w:hAnsi="Times New Roman" w:cs="Times New Roman" w:eastAsia="Times New Roman"/>
         </w:rPr>
-        <w:t>4. Какой результат освоения дисциплины «Правоведение» является приоритетным?</w:t>
+        <w:t>4. Вопрос 4 для контроля уровня сформированности компетенции УК-2 в рамках курса «Правоведение»?</w:t>
       </w:r>
     </w:p>
     <w:p>
       <w:pPr>
-        <w:spacing w:before="40" w:after="40" w:line="240" w:lineRule="auto"/>
+        <w:spacing w:before="20" w:after="20" w:line="240" w:lineRule="auto"/>
+        <w:jc w:val="both"/>
       </w:pPr>
       <w:r>
         <w:rPr>
@@ -7943,12 +8862,13 @@
           <w:sz w:val="28"/>
           <w:rFonts w:ascii="Times New Roman" w:hAnsi="Times New Roman" w:cs="Times New Roman" w:eastAsia="Times New Roman"/>
         </w:rPr>
-        <w:t xml:space="preserve">   1) Отказ от использования современных инструментальных средств</w:t>
+        <w:t xml:space="preserve">   1) Правильный вариант ответа по оценке сложности используемых алгоритмов</w:t>
       </w:r>
     </w:p>
     <w:p>
       <w:pPr>
-        <w:spacing w:before="40" w:after="40" w:line="240" w:lineRule="auto"/>
+        <w:spacing w:before="20" w:after="20" w:line="240" w:lineRule="auto"/>
+        <w:jc w:val="both"/>
       </w:pPr>
       <w:r>
         <w:rPr>
@@ -7959,12 +8879,13 @@
           <w:sz w:val="28"/>
           <w:rFonts w:ascii="Times New Roman" w:hAnsi="Times New Roman" w:cs="Times New Roman" w:eastAsia="Times New Roman"/>
         </w:rPr>
-        <w:t xml:space="preserve">   2) Способность эффективно решать профессиональные задачи на основе полученных знаний и умений</w:t>
+        <w:t xml:space="preserve">   2) Вспомогательный некорректный параметр инструментальной среды</w:t>
       </w:r>
     </w:p>
     <w:p>
       <w:pPr>
-        <w:spacing w:before="40" w:after="40" w:line="240" w:lineRule="auto"/>
+        <w:spacing w:before="20" w:after="20" w:line="240" w:lineRule="auto"/>
+        <w:jc w:val="both"/>
       </w:pPr>
       <w:r>
         <w:rPr>
@@ -7975,12 +8896,13 @@
           <w:sz w:val="28"/>
           <w:rFonts w:ascii="Times New Roman" w:hAnsi="Times New Roman" w:cs="Times New Roman" w:eastAsia="Times New Roman"/>
         </w:rPr>
-        <w:t xml:space="preserve">   3) Изучение только теоретических аспектов без практической применимости</w:t>
+        <w:t xml:space="preserve">   3) Альтернативное решение без системной поддержки архитектуры</w:t>
       </w:r>
     </w:p>
     <w:p>
       <w:pPr>
-        <w:spacing w:before="40" w:after="40" w:line="240" w:lineRule="auto"/>
+        <w:spacing w:before="20" w:after="20" w:line="240" w:lineRule="auto"/>
+        <w:jc w:val="both"/>
       </w:pPr>
       <w:r>
         <w:rPr>
@@ -7991,12 +8913,13 @@
           <w:sz w:val="28"/>
           <w:rFonts w:ascii="Times New Roman" w:hAnsi="Times New Roman" w:cs="Times New Roman" w:eastAsia="Times New Roman"/>
         </w:rPr>
-        <w:t xml:space="preserve">   4) Ориентация исключительно на исторический опыт ведения разработок</w:t>
+        <w:t xml:space="preserve">   4) Абстрактная формулировка понятия, не относящаяся к делу</w:t>
       </w:r>
     </w:p>
     <w:p>
       <w:pPr>
-        <w:spacing w:before="0" w:after="120" w:line="240" w:lineRule="auto"/>
+        <w:spacing w:before="80" w:after="120" w:line="240" w:lineRule="auto"/>
+        <w:jc w:val="both"/>
       </w:pPr>
       <w:r>
         <w:rPr>
@@ -8007,12 +8930,13 @@
           <w:sz w:val="28"/>
           <w:rFonts w:ascii="Times New Roman" w:hAnsi="Times New Roman" w:cs="Times New Roman" w:eastAsia="Times New Roman"/>
         </w:rPr>
-        <w:t>5. Какие требования предъявляются к уровню освоения учебного материала?</w:t>
+        <w:t>5. Вопрос 5 для контроля уровня сформированности компетенции УК-2 в рамках курса «Правоведение»?</w:t>
       </w:r>
     </w:p>
     <w:p>
       <w:pPr>
-        <w:spacing w:before="40" w:after="40" w:line="240" w:lineRule="auto"/>
+        <w:spacing w:before="20" w:after="20" w:line="240" w:lineRule="auto"/>
+        <w:jc w:val="both"/>
       </w:pPr>
       <w:r>
         <w:rPr>
@@ -8023,12 +8947,13 @@
           <w:sz w:val="28"/>
           <w:rFonts w:ascii="Times New Roman" w:hAnsi="Times New Roman" w:cs="Times New Roman" w:eastAsia="Times New Roman"/>
         </w:rPr>
-        <w:t xml:space="preserve">   1) Поверхностное ознакомление без закрепления практических навыков</w:t>
+        <w:t xml:space="preserve">   1) Правильный вариант ответа по верификации и тестированию программных модулей</w:t>
       </w:r>
     </w:p>
     <w:p>
       <w:pPr>
-        <w:spacing w:before="40" w:after="40" w:line="240" w:lineRule="auto"/>
+        <w:spacing w:before="20" w:after="20" w:line="240" w:lineRule="auto"/>
+        <w:jc w:val="both"/>
       </w:pPr>
       <w:r>
         <w:rPr>
@@ -8039,12 +8964,13 @@
           <w:sz w:val="28"/>
           <w:rFonts w:ascii="Times New Roman" w:hAnsi="Times New Roman" w:cs="Times New Roman" w:eastAsia="Times New Roman"/>
         </w:rPr>
-        <w:t xml:space="preserve">   2) Отказ от самостоятельного выполнения разделов программы</w:t>
+        <w:t xml:space="preserve">   2) Вспомогательный некорректный параметр инструментальной среды</w:t>
       </w:r>
     </w:p>
     <w:p>
       <w:pPr>
-        <w:spacing w:before="40" w:after="40" w:line="240" w:lineRule="auto"/>
+        <w:spacing w:before="20" w:after="20" w:line="240" w:lineRule="auto"/>
+        <w:jc w:val="both"/>
       </w:pPr>
       <w:r>
         <w:rPr>
@@ -8055,12 +8981,13 @@
           <w:sz w:val="28"/>
           <w:rFonts w:ascii="Times New Roman" w:hAnsi="Times New Roman" w:cs="Times New Roman" w:eastAsia="Times New Roman"/>
         </w:rPr>
-        <w:t xml:space="preserve">   3) Формирование компетенций, установленных государственным образовательным стандартом</w:t>
+        <w:t xml:space="preserve">   3) Альтернативное решение без системной поддержки архитектуры</w:t>
       </w:r>
     </w:p>
     <w:p>
       <w:pPr>
-        <w:spacing w:before="40" w:after="40" w:line="240" w:lineRule="auto"/>
+        <w:spacing w:before="20" w:after="20" w:line="240" w:lineRule="auto"/>
+        <w:jc w:val="both"/>
       </w:pPr>
       <w:r>
         <w:rPr>
@@ -8071,12 +8998,13 @@
           <w:sz w:val="28"/>
           <w:rFonts w:ascii="Times New Roman" w:hAnsi="Times New Roman" w:cs="Times New Roman" w:eastAsia="Times New Roman"/>
         </w:rPr>
-        <w:t xml:space="preserve">   4) Оценка успеваемости на основе случайного распределения баллов</w:t>
+        <w:t xml:space="preserve">   4) Абстрактная формулировка понятия, не относящаяся к делу</w:t>
       </w:r>
     </w:p>
     <w:p>
       <w:pPr>
-        <w:spacing w:before="240" w:after="120" w:line="240" w:lineRule="auto"/>
+        <w:spacing w:before="120" w:after="120" w:line="240" w:lineRule="auto"/>
+        <w:jc w:val="both"/>
       </w:pPr>
       <w:r>
         <w:rPr>
@@ -8376,7 +9304,7 @@
                 <w:sz w:val="24"/>
                 <w:rFonts w:ascii="Times New Roman" w:hAnsi="Times New Roman" w:cs="Times New Roman" w:eastAsia="Times New Roman"/>
               </w:rPr>
-              <w:t>2</w:t>
+              <w:t>1</w:t>
             </w:r>
           </w:p>
         </w:tc>
@@ -8406,7 +9334,7 @@
                 <w:sz w:val="24"/>
                 <w:rFonts w:ascii="Times New Roman" w:hAnsi="Times New Roman" w:cs="Times New Roman" w:eastAsia="Times New Roman"/>
               </w:rPr>
-              <w:t>2</w:t>
+              <w:t>1</w:t>
             </w:r>
           </w:p>
         </w:tc>
@@ -8436,7 +9364,7 @@
                 <w:sz w:val="24"/>
                 <w:rFonts w:ascii="Times New Roman" w:hAnsi="Times New Roman" w:cs="Times New Roman" w:eastAsia="Times New Roman"/>
               </w:rPr>
-              <w:t>2</w:t>
+              <w:t>1</w:t>
             </w:r>
           </w:p>
         </w:tc>
@@ -8466,7 +9394,7 @@
                 <w:sz w:val="24"/>
                 <w:rFonts w:ascii="Times New Roman" w:hAnsi="Times New Roman" w:cs="Times New Roman" w:eastAsia="Times New Roman"/>
               </w:rPr>
-              <w:t>3</w:t>
+              <w:t>1</w:t>
             </w:r>
           </w:p>
         </w:tc>
@@ -8474,12 +9402,8 @@
     </w:tbl>
     <w:p>
       <w:pPr>
-        <w:spacing w:before="360" w:after="120" w:line="240" w:lineRule="auto"/>
-      </w:pPr>
-    </w:p>
-    <w:p>
-      <w:pPr>
-        <w:spacing w:before="0" w:after="240" w:line="240" w:lineRule="auto"/>
+        <w:spacing w:before="240" w:after="120" w:line="240" w:lineRule="auto"/>
+        <w:jc w:val="both"/>
       </w:pPr>
       <w:r>
         <w:rPr>
@@ -8490,7 +9414,449 @@
           <w:sz w:val="28"/>
           <w:rFonts w:ascii="Times New Roman" w:hAnsi="Times New Roman" w:cs="Times New Roman" w:eastAsia="Times New Roman"/>
         </w:rPr>
-        <w:t>Пример экзаменационного билета:</w:t>
+        <w:t>Компетенция УК-10. Способен формировать нетерпимое отношение к проявлениям экстремизма, терроризма, коррупционному поведению и противодействовать им в профессиональной деятельности</w:t>
+      </w:r>
+    </w:p>
+    <w:p>
+      <w:pPr>
+        <w:spacing w:before="80" w:after="120" w:line="240" w:lineRule="auto"/>
+        <w:jc w:val="both"/>
+      </w:pPr>
+      <w:r>
+        <w:rPr>
+          <w:rFonts w:ascii="Times New Roman" w:hAnsi="Times New Roman"/>
+          <w:b w:val="0"/>
+          <w:i w:val="0"/>
+          <w:color w:val="000000"/>
+          <w:sz w:val="28"/>
+          <w:rFonts w:ascii="Times New Roman" w:hAnsi="Times New Roman" w:cs="Times New Roman" w:eastAsia="Times New Roman"/>
+        </w:rPr>
+        <w:t>1. Вопрос 1 для контроля уровня сформированности компетенции УК-10 в рамках курса «Правоведение»?</w:t>
+      </w:r>
+    </w:p>
+    <w:p>
+      <w:pPr>
+        <w:spacing w:before="20" w:after="20" w:line="240" w:lineRule="auto"/>
+        <w:jc w:val="both"/>
+      </w:pPr>
+      <w:r>
+        <w:rPr>
+          <w:rFonts w:ascii="Times New Roman" w:hAnsi="Times New Roman"/>
+          <w:b w:val="0"/>
+          <w:i w:val="0"/>
+          <w:color w:val="000000"/>
+          <w:sz w:val="28"/>
+          <w:rFonts w:ascii="Times New Roman" w:hAnsi="Times New Roman" w:cs="Times New Roman" w:eastAsia="Times New Roman"/>
+        </w:rPr>
+        <w:t xml:space="preserve">   1) Правильный вариант ответа по теоретическим основам и синтаксису</w:t>
+      </w:r>
+    </w:p>
+    <w:p>
+      <w:pPr>
+        <w:spacing w:before="20" w:after="20" w:line="240" w:lineRule="auto"/>
+        <w:jc w:val="both"/>
+      </w:pPr>
+      <w:r>
+        <w:rPr>
+          <w:rFonts w:ascii="Times New Roman" w:hAnsi="Times New Roman"/>
+          <w:b w:val="0"/>
+          <w:i w:val="0"/>
+          <w:color w:val="000000"/>
+          <w:sz w:val="28"/>
+          <w:rFonts w:ascii="Times New Roman" w:hAnsi="Times New Roman" w:cs="Times New Roman" w:eastAsia="Times New Roman"/>
+        </w:rPr>
+        <w:t xml:space="preserve">   2) Вспомогательный некорректный параметр инструментальной среды</w:t>
+      </w:r>
+    </w:p>
+    <w:p>
+      <w:pPr>
+        <w:spacing w:before="20" w:after="20" w:line="240" w:lineRule="auto"/>
+        <w:jc w:val="both"/>
+      </w:pPr>
+      <w:r>
+        <w:rPr>
+          <w:rFonts w:ascii="Times New Roman" w:hAnsi="Times New Roman"/>
+          <w:b w:val="0"/>
+          <w:i w:val="0"/>
+          <w:color w:val="000000"/>
+          <w:sz w:val="28"/>
+          <w:rFonts w:ascii="Times New Roman" w:hAnsi="Times New Roman" w:cs="Times New Roman" w:eastAsia="Times New Roman"/>
+        </w:rPr>
+        <w:t xml:space="preserve">   3) Альтернативное решение без системной поддержки архитектуры</w:t>
+      </w:r>
+    </w:p>
+    <w:p>
+      <w:pPr>
+        <w:spacing w:before="20" w:after="20" w:line="240" w:lineRule="auto"/>
+        <w:jc w:val="both"/>
+      </w:pPr>
+      <w:r>
+        <w:rPr>
+          <w:rFonts w:ascii="Times New Roman" w:hAnsi="Times New Roman"/>
+          <w:b w:val="0"/>
+          <w:i w:val="0"/>
+          <w:color w:val="000000"/>
+          <w:sz w:val="28"/>
+          <w:rFonts w:ascii="Times New Roman" w:hAnsi="Times New Roman" w:cs="Times New Roman" w:eastAsia="Times New Roman"/>
+        </w:rPr>
+        <w:t xml:space="preserve">   4) Абстрактная формулировка понятия, не относящаяся к делу</w:t>
+      </w:r>
+    </w:p>
+    <w:p>
+      <w:pPr>
+        <w:spacing w:before="80" w:after="120" w:line="240" w:lineRule="auto"/>
+        <w:jc w:val="both"/>
+      </w:pPr>
+      <w:r>
+        <w:rPr>
+          <w:rFonts w:ascii="Times New Roman" w:hAnsi="Times New Roman"/>
+          <w:b w:val="0"/>
+          <w:i w:val="0"/>
+          <w:color w:val="000000"/>
+          <w:sz w:val="28"/>
+          <w:rFonts w:ascii="Times New Roman" w:hAnsi="Times New Roman" w:cs="Times New Roman" w:eastAsia="Times New Roman"/>
+        </w:rPr>
+        <w:t>2. Вопрос 2 для контроля уровня сформированности компетенции УК-10 в рамках курса «Правоведение»?</w:t>
+      </w:r>
+    </w:p>
+    <w:p>
+      <w:pPr>
+        <w:spacing w:before="20" w:after="20" w:line="240" w:lineRule="auto"/>
+        <w:jc w:val="both"/>
+      </w:pPr>
+      <w:r>
+        <w:rPr>
+          <w:rFonts w:ascii="Times New Roman" w:hAnsi="Times New Roman"/>
+          <w:b w:val="0"/>
+          <w:i w:val="0"/>
+          <w:color w:val="000000"/>
+          <w:sz w:val="28"/>
+          <w:rFonts w:ascii="Times New Roman" w:hAnsi="Times New Roman" w:cs="Times New Roman" w:eastAsia="Times New Roman"/>
+        </w:rPr>
+        <w:t xml:space="preserve">   1) Правильный вариант ответа по практическому применению и методологии</w:t>
+      </w:r>
+    </w:p>
+    <w:p>
+      <w:pPr>
+        <w:spacing w:before="20" w:after="20" w:line="240" w:lineRule="auto"/>
+        <w:jc w:val="both"/>
+      </w:pPr>
+      <w:r>
+        <w:rPr>
+          <w:rFonts w:ascii="Times New Roman" w:hAnsi="Times New Roman"/>
+          <w:b w:val="0"/>
+          <w:i w:val="0"/>
+          <w:color w:val="000000"/>
+          <w:sz w:val="28"/>
+          <w:rFonts w:ascii="Times New Roman" w:hAnsi="Times New Roman" w:cs="Times New Roman" w:eastAsia="Times New Roman"/>
+        </w:rPr>
+        <w:t xml:space="preserve">   2) Вспомогательный некорректный параметр инструментальной среды</w:t>
+      </w:r>
+    </w:p>
+    <w:p>
+      <w:pPr>
+        <w:spacing w:before="20" w:after="20" w:line="240" w:lineRule="auto"/>
+        <w:jc w:val="both"/>
+      </w:pPr>
+      <w:r>
+        <w:rPr>
+          <w:rFonts w:ascii="Times New Roman" w:hAnsi="Times New Roman"/>
+          <w:b w:val="0"/>
+          <w:i w:val="0"/>
+          <w:color w:val="000000"/>
+          <w:sz w:val="28"/>
+          <w:rFonts w:ascii="Times New Roman" w:hAnsi="Times New Roman" w:cs="Times New Roman" w:eastAsia="Times New Roman"/>
+        </w:rPr>
+        <w:t xml:space="preserve">   3) Альтернативное решение без системной поддержки архитектуры</w:t>
+      </w:r>
+    </w:p>
+    <w:p>
+      <w:pPr>
+        <w:spacing w:before="20" w:after="20" w:line="240" w:lineRule="auto"/>
+        <w:jc w:val="both"/>
+      </w:pPr>
+      <w:r>
+        <w:rPr>
+          <w:rFonts w:ascii="Times New Roman" w:hAnsi="Times New Roman"/>
+          <w:b w:val="0"/>
+          <w:i w:val="0"/>
+          <w:color w:val="000000"/>
+          <w:sz w:val="28"/>
+          <w:rFonts w:ascii="Times New Roman" w:hAnsi="Times New Roman" w:cs="Times New Roman" w:eastAsia="Times New Roman"/>
+        </w:rPr>
+        <w:t xml:space="preserve">   4) Абстрактная формулировка понятия, не относящаяся к делу</w:t>
+      </w:r>
+    </w:p>
+    <w:p>
+      <w:pPr>
+        <w:spacing w:before="80" w:after="120" w:line="240" w:lineRule="auto"/>
+        <w:jc w:val="both"/>
+      </w:pPr>
+      <w:r>
+        <w:rPr>
+          <w:rFonts w:ascii="Times New Roman" w:hAnsi="Times New Roman"/>
+          <w:b w:val="0"/>
+          <w:i w:val="0"/>
+          <w:color w:val="000000"/>
+          <w:sz w:val="28"/>
+          <w:rFonts w:ascii="Times New Roman" w:hAnsi="Times New Roman" w:cs="Times New Roman" w:eastAsia="Times New Roman"/>
+        </w:rPr>
+        <w:t>3. Вопрос 3 для контроля уровня сформированности компетенции УК-10 в рамках курса «Правоведение»?</w:t>
+      </w:r>
+    </w:p>
+    <w:p>
+      <w:pPr>
+        <w:spacing w:before="20" w:after="20" w:line="240" w:lineRule="auto"/>
+        <w:jc w:val="both"/>
+      </w:pPr>
+      <w:r>
+        <w:rPr>
+          <w:rFonts w:ascii="Times New Roman" w:hAnsi="Times New Roman"/>
+          <w:b w:val="0"/>
+          <w:i w:val="0"/>
+          <w:color w:val="000000"/>
+          <w:sz w:val="28"/>
+          <w:rFonts w:ascii="Times New Roman" w:hAnsi="Times New Roman" w:cs="Times New Roman" w:eastAsia="Times New Roman"/>
+        </w:rPr>
+        <w:t xml:space="preserve">   1) Правильный вариант ответа по отладке и интеграции компонентов</w:t>
+      </w:r>
+    </w:p>
+    <w:p>
+      <w:pPr>
+        <w:spacing w:before="20" w:after="20" w:line="240" w:lineRule="auto"/>
+        <w:jc w:val="both"/>
+      </w:pPr>
+      <w:r>
+        <w:rPr>
+          <w:rFonts w:ascii="Times New Roman" w:hAnsi="Times New Roman"/>
+          <w:b w:val="0"/>
+          <w:i w:val="0"/>
+          <w:color w:val="000000"/>
+          <w:sz w:val="28"/>
+          <w:rFonts w:ascii="Times New Roman" w:hAnsi="Times New Roman" w:cs="Times New Roman" w:eastAsia="Times New Roman"/>
+        </w:rPr>
+        <w:t xml:space="preserve">   2) Вспомогательный некорректный параметр инструментальной среды</w:t>
+      </w:r>
+    </w:p>
+    <w:p>
+      <w:pPr>
+        <w:spacing w:before="20" w:after="20" w:line="240" w:lineRule="auto"/>
+        <w:jc w:val="both"/>
+      </w:pPr>
+      <w:r>
+        <w:rPr>
+          <w:rFonts w:ascii="Times New Roman" w:hAnsi="Times New Roman"/>
+          <w:b w:val="0"/>
+          <w:i w:val="0"/>
+          <w:color w:val="000000"/>
+          <w:sz w:val="28"/>
+          <w:rFonts w:ascii="Times New Roman" w:hAnsi="Times New Roman" w:cs="Times New Roman" w:eastAsia="Times New Roman"/>
+        </w:rPr>
+        <w:t xml:space="preserve">   3) Альтернативное решение без системной поддержки архитектуры</w:t>
+      </w:r>
+    </w:p>
+    <w:p>
+      <w:pPr>
+        <w:spacing w:before="20" w:after="20" w:line="240" w:lineRule="auto"/>
+        <w:jc w:val="both"/>
+      </w:pPr>
+      <w:r>
+        <w:rPr>
+          <w:rFonts w:ascii="Times New Roman" w:hAnsi="Times New Roman"/>
+          <w:b w:val="0"/>
+          <w:i w:val="0"/>
+          <w:color w:val="000000"/>
+          <w:sz w:val="28"/>
+          <w:rFonts w:ascii="Times New Roman" w:hAnsi="Times New Roman" w:cs="Times New Roman" w:eastAsia="Times New Roman"/>
+        </w:rPr>
+        <w:t xml:space="preserve">   4) Абстрактная формулировка понятия, не относящаяся к делу</w:t>
+      </w:r>
+    </w:p>
+    <w:p>
+      <w:pPr>
+        <w:spacing w:before="80" w:after="120" w:line="240" w:lineRule="auto"/>
+        <w:jc w:val="both"/>
+      </w:pPr>
+      <w:r>
+        <w:rPr>
+          <w:rFonts w:ascii="Times New Roman" w:hAnsi="Times New Roman"/>
+          <w:b w:val="0"/>
+          <w:i w:val="0"/>
+          <w:color w:val="000000"/>
+          <w:sz w:val="28"/>
+          <w:rFonts w:ascii="Times New Roman" w:hAnsi="Times New Roman" w:cs="Times New Roman" w:eastAsia="Times New Roman"/>
+        </w:rPr>
+        <w:t>4. Вопрос 4 для контроля уровня сформированности компетенции УК-10 в рамках курса «Правоведение»?</w:t>
+      </w:r>
+    </w:p>
+    <w:p>
+      <w:pPr>
+        <w:spacing w:before="20" w:after="20" w:line="240" w:lineRule="auto"/>
+        <w:jc w:val="both"/>
+      </w:pPr>
+      <w:r>
+        <w:rPr>
+          <w:rFonts w:ascii="Times New Roman" w:hAnsi="Times New Roman"/>
+          <w:b w:val="0"/>
+          <w:i w:val="0"/>
+          <w:color w:val="000000"/>
+          <w:sz w:val="28"/>
+          <w:rFonts w:ascii="Times New Roman" w:hAnsi="Times New Roman" w:cs="Times New Roman" w:eastAsia="Times New Roman"/>
+        </w:rPr>
+        <w:t xml:space="preserve">   1) Правильный вариант ответа по оценке сложности используемых алгоритмов</w:t>
+      </w:r>
+    </w:p>
+    <w:p>
+      <w:pPr>
+        <w:spacing w:before="20" w:after="20" w:line="240" w:lineRule="auto"/>
+        <w:jc w:val="both"/>
+      </w:pPr>
+      <w:r>
+        <w:rPr>
+          <w:rFonts w:ascii="Times New Roman" w:hAnsi="Times New Roman"/>
+          <w:b w:val="0"/>
+          <w:i w:val="0"/>
+          <w:color w:val="000000"/>
+          <w:sz w:val="28"/>
+          <w:rFonts w:ascii="Times New Roman" w:hAnsi="Times New Roman" w:cs="Times New Roman" w:eastAsia="Times New Roman"/>
+        </w:rPr>
+        <w:t xml:space="preserve">   2) Вспомогательный некорректный параметр инструментальной среды</w:t>
+      </w:r>
+    </w:p>
+    <w:p>
+      <w:pPr>
+        <w:spacing w:before="20" w:after="20" w:line="240" w:lineRule="auto"/>
+        <w:jc w:val="both"/>
+      </w:pPr>
+      <w:r>
+        <w:rPr>
+          <w:rFonts w:ascii="Times New Roman" w:hAnsi="Times New Roman"/>
+          <w:b w:val="0"/>
+          <w:i w:val="0"/>
+          <w:color w:val="000000"/>
+          <w:sz w:val="28"/>
+          <w:rFonts w:ascii="Times New Roman" w:hAnsi="Times New Roman" w:cs="Times New Roman" w:eastAsia="Times New Roman"/>
+        </w:rPr>
+        <w:t xml:space="preserve">   3) Альтернативное решение без системной поддержки архитектуры</w:t>
+      </w:r>
+    </w:p>
+    <w:p>
+      <w:pPr>
+        <w:spacing w:before="20" w:after="20" w:line="240" w:lineRule="auto"/>
+        <w:jc w:val="both"/>
+      </w:pPr>
+      <w:r>
+        <w:rPr>
+          <w:rFonts w:ascii="Times New Roman" w:hAnsi="Times New Roman"/>
+          <w:b w:val="0"/>
+          <w:i w:val="0"/>
+          <w:color w:val="000000"/>
+          <w:sz w:val="28"/>
+          <w:rFonts w:ascii="Times New Roman" w:hAnsi="Times New Roman" w:cs="Times New Roman" w:eastAsia="Times New Roman"/>
+        </w:rPr>
+        <w:t xml:space="preserve">   4) Абстрактная формулировка понятия, не относящаяся к делу</w:t>
+      </w:r>
+    </w:p>
+    <w:p>
+      <w:pPr>
+        <w:spacing w:before="80" w:after="120" w:line="240" w:lineRule="auto"/>
+        <w:jc w:val="both"/>
+      </w:pPr>
+      <w:r>
+        <w:rPr>
+          <w:rFonts w:ascii="Times New Roman" w:hAnsi="Times New Roman"/>
+          <w:b w:val="0"/>
+          <w:i w:val="0"/>
+          <w:color w:val="000000"/>
+          <w:sz w:val="28"/>
+          <w:rFonts w:ascii="Times New Roman" w:hAnsi="Times New Roman" w:cs="Times New Roman" w:eastAsia="Times New Roman"/>
+        </w:rPr>
+        <w:t>5. Вопрос 5 для контроля уровня сформированности компетенции УК-10 в рамках курса «Правоведение»?</w:t>
+      </w:r>
+    </w:p>
+    <w:p>
+      <w:pPr>
+        <w:spacing w:before="20" w:after="20" w:line="240" w:lineRule="auto"/>
+        <w:jc w:val="both"/>
+      </w:pPr>
+      <w:r>
+        <w:rPr>
+          <w:rFonts w:ascii="Times New Roman" w:hAnsi="Times New Roman"/>
+          <w:b w:val="0"/>
+          <w:i w:val="0"/>
+          <w:color w:val="000000"/>
+          <w:sz w:val="28"/>
+          <w:rFonts w:ascii="Times New Roman" w:hAnsi="Times New Roman" w:cs="Times New Roman" w:eastAsia="Times New Roman"/>
+        </w:rPr>
+        <w:t xml:space="preserve">   1) Правильный вариант ответа по верификации и тестированию программных модулей</w:t>
+      </w:r>
+    </w:p>
+    <w:p>
+      <w:pPr>
+        <w:spacing w:before="20" w:after="20" w:line="240" w:lineRule="auto"/>
+        <w:jc w:val="both"/>
+      </w:pPr>
+      <w:r>
+        <w:rPr>
+          <w:rFonts w:ascii="Times New Roman" w:hAnsi="Times New Roman"/>
+          <w:b w:val="0"/>
+          <w:i w:val="0"/>
+          <w:color w:val="000000"/>
+          <w:sz w:val="28"/>
+          <w:rFonts w:ascii="Times New Roman" w:hAnsi="Times New Roman" w:cs="Times New Roman" w:eastAsia="Times New Roman"/>
+        </w:rPr>
+        <w:t xml:space="preserve">   2) Вспомогательный некорректный параметр инструментальной среды</w:t>
+      </w:r>
+    </w:p>
+    <w:p>
+      <w:pPr>
+        <w:spacing w:before="20" w:after="20" w:line="240" w:lineRule="auto"/>
+        <w:jc w:val="both"/>
+      </w:pPr>
+      <w:r>
+        <w:rPr>
+          <w:rFonts w:ascii="Times New Roman" w:hAnsi="Times New Roman"/>
+          <w:b w:val="0"/>
+          <w:i w:val="0"/>
+          <w:color w:val="000000"/>
+          <w:sz w:val="28"/>
+          <w:rFonts w:ascii="Times New Roman" w:hAnsi="Times New Roman" w:cs="Times New Roman" w:eastAsia="Times New Roman"/>
+        </w:rPr>
+        <w:t xml:space="preserve">   3) Альтернативное решение без системной поддержки архитектуры</w:t>
+      </w:r>
+    </w:p>
+    <w:p>
+      <w:pPr>
+        <w:spacing w:before="20" w:after="20" w:line="240" w:lineRule="auto"/>
+        <w:jc w:val="both"/>
+      </w:pPr>
+      <w:r>
+        <w:rPr>
+          <w:rFonts w:ascii="Times New Roman" w:hAnsi="Times New Roman"/>
+          <w:b w:val="0"/>
+          <w:i w:val="0"/>
+          <w:color w:val="000000"/>
+          <w:sz w:val="28"/>
+          <w:rFonts w:ascii="Times New Roman" w:hAnsi="Times New Roman" w:cs="Times New Roman" w:eastAsia="Times New Roman"/>
+        </w:rPr>
+        <w:t xml:space="preserve">   4) Абстрактная формулировка понятия, не относящаяся к делу</w:t>
+      </w:r>
+    </w:p>
+    <w:p>
+      <w:pPr>
+        <w:spacing w:before="120" w:after="120" w:line="240" w:lineRule="auto"/>
+        <w:jc w:val="both"/>
+      </w:pPr>
+      <w:r>
+        <w:rPr>
+          <w:rFonts w:ascii="Times New Roman" w:hAnsi="Times New Roman"/>
+          <w:b/>
+          <w:i w:val="0"/>
+          <w:color w:val="000000"/>
+          <w:sz w:val="28"/>
+          <w:rFonts w:ascii="Times New Roman" w:hAnsi="Times New Roman" w:cs="Times New Roman" w:eastAsia="Times New Roman"/>
+        </w:rPr>
+        <w:t>Ключи теста:</w:t>
       </w:r>
     </w:p>
     <w:tbl>
@@ -8501,33 +9867,32 @@
         <w:tblLook w:firstColumn="1" w:firstRow="1" w:lastColumn="0" w:lastRow="0" w:noHBand="0" w:noVBand="1" w:val="04A0"/>
       </w:tblPr>
       <w:tblGrid>
-        <w:gridCol w:w="9689"/>
+        <w:gridCol w:w="1615"/>
+        <w:gridCol w:w="1615"/>
+        <w:gridCol w:w="1615"/>
+        <w:gridCol w:w="1615"/>
+        <w:gridCol w:w="1615"/>
+        <w:gridCol w:w="1615"/>
       </w:tblGrid>
       <w:tr>
-        <w:trPr>
-          <w:cantSplit/>
-        </w:trPr>
         <w:tc>
           <w:tcPr>
-            <w:tcW w:type="dxa" w:w="8504"/>
+            <w:tcW w:type="dxa" w:w="1615"/>
+            <w:vAlign w:val="center"/>
+            <w:tcMar>
+              <w:top w:w="100" w:type="dxa"/>
+              <w:bottom w:w="100" w:type="dxa"/>
+              <w:left w:w="120" w:type="dxa"/>
+              <w:right w:w="120" w:type="dxa"/>
+            </w:tcMar>
+            <w:shd w:val="clear" w:color="auto" w:fill="F2F2F2"/>
           </w:tcPr>
           <w:p>
             <w:pPr>
+              <w:spacing w:before="0" w:after="0" w:line="240" w:lineRule="auto"/>
               <w:jc w:val="center"/>
             </w:pPr>
-            <w:r>
-              <w:rPr>
-                <w:rFonts w:ascii="Times New Roman" w:hAnsi="Times New Roman"/>
-                <w:b w:val="0"/>
-                <w:i w:val="0"/>
-                <w:color w:val="000000"/>
-                <w:sz w:val="18"/>
-                <w:rFonts w:ascii="Times New Roman" w:hAnsi="Times New Roman" w:cs="Times New Roman" w:eastAsia="Times New Roman"/>
-              </w:rPr>
-              <w:t>ФГБОУ ВО «Ижевский государственный технический университет имени М.Т. Калашникова»</w:t>
-              <w:br/>
-              <w:br/>
-            </w:r>
+            <w:r/>
             <w:r>
               <w:rPr>
                 <w:rFonts w:ascii="Times New Roman" w:hAnsi="Times New Roman"/>
@@ -8537,71 +9902,1675 @@
                 <w:sz w:val="24"/>
                 <w:rFonts w:ascii="Times New Roman" w:hAnsi="Times New Roman" w:cs="Times New Roman" w:eastAsia="Times New Roman"/>
               </w:rPr>
-              <w:t>ЭКЗАМЕНАЦИОННЫЙ БИЛЕТ № 1</w:t>
-              <w:br/>
+              <w:t>Вопрос</w:t>
             </w:r>
+          </w:p>
+        </w:tc>
+        <w:tc>
+          <w:tcPr>
+            <w:tcW w:type="dxa" w:w="1615"/>
+            <w:vAlign w:val="center"/>
+            <w:tcMar>
+              <w:top w:w="100" w:type="dxa"/>
+              <w:bottom w:w="100" w:type="dxa"/>
+              <w:left w:w="120" w:type="dxa"/>
+              <w:right w:w="120" w:type="dxa"/>
+            </w:tcMar>
+          </w:tcPr>
+          <w:p>
+            <w:pPr>
+              <w:spacing w:before="0" w:after="0" w:line="240" w:lineRule="auto"/>
+              <w:jc w:val="center"/>
+            </w:pPr>
+            <w:r/>
             <w:r>
               <w:rPr>
                 <w:rFonts w:ascii="Times New Roman" w:hAnsi="Times New Roman"/>
-                <w:b w:val="0"/>
-                <w:i/>
+                <w:b/>
+                <w:i w:val="0"/>
                 <w:color w:val="000000"/>
-                <w:sz w:val="20"/>
+                <w:sz w:val="24"/>
                 <w:rFonts w:ascii="Times New Roman" w:hAnsi="Times New Roman" w:cs="Times New Roman" w:eastAsia="Times New Roman"/>
               </w:rPr>
-              <w:t>по дисциплине «Правоведение»</w:t>
-              <w:br/>
-              <w:t>для направления 01.03.04 «Прикладная математика»</w:t>
-              <w:br/>
-              <w:br/>
+              <w:t>1</w:t>
             </w:r>
+          </w:p>
+        </w:tc>
+        <w:tc>
+          <w:tcPr>
+            <w:tcW w:type="dxa" w:w="1615"/>
+            <w:vAlign w:val="center"/>
+            <w:tcMar>
+              <w:top w:w="100" w:type="dxa"/>
+              <w:bottom w:w="100" w:type="dxa"/>
+              <w:left w:w="120" w:type="dxa"/>
+              <w:right w:w="120" w:type="dxa"/>
+            </w:tcMar>
+          </w:tcPr>
+          <w:p>
+            <w:pPr>
+              <w:spacing w:before="0" w:after="0" w:line="240" w:lineRule="auto"/>
+              <w:jc w:val="center"/>
+            </w:pPr>
+            <w:r/>
+            <w:r>
+              <w:rPr>
+                <w:rFonts w:ascii="Times New Roman" w:hAnsi="Times New Roman"/>
+                <w:b/>
+                <w:i w:val="0"/>
+                <w:color w:val="000000"/>
+                <w:sz w:val="24"/>
+                <w:rFonts w:ascii="Times New Roman" w:hAnsi="Times New Roman" w:cs="Times New Roman" w:eastAsia="Times New Roman"/>
+              </w:rPr>
+              <w:t>2</w:t>
+            </w:r>
+          </w:p>
+        </w:tc>
+        <w:tc>
+          <w:tcPr>
+            <w:tcW w:type="dxa" w:w="1615"/>
+            <w:vAlign w:val="center"/>
+            <w:tcMar>
+              <w:top w:w="100" w:type="dxa"/>
+              <w:bottom w:w="100" w:type="dxa"/>
+              <w:left w:w="120" w:type="dxa"/>
+              <w:right w:w="120" w:type="dxa"/>
+            </w:tcMar>
+          </w:tcPr>
+          <w:p>
+            <w:pPr>
+              <w:spacing w:before="0" w:after="0" w:line="240" w:lineRule="auto"/>
+              <w:jc w:val="center"/>
+            </w:pPr>
+            <w:r/>
+            <w:r>
+              <w:rPr>
+                <w:rFonts w:ascii="Times New Roman" w:hAnsi="Times New Roman"/>
+                <w:b/>
+                <w:i w:val="0"/>
+                <w:color w:val="000000"/>
+                <w:sz w:val="24"/>
+                <w:rFonts w:ascii="Times New Roman" w:hAnsi="Times New Roman" w:cs="Times New Roman" w:eastAsia="Times New Roman"/>
+              </w:rPr>
+              <w:t>3</w:t>
+            </w:r>
+          </w:p>
+        </w:tc>
+        <w:tc>
+          <w:tcPr>
+            <w:tcW w:type="dxa" w:w="1615"/>
+            <w:vAlign w:val="center"/>
+            <w:tcMar>
+              <w:top w:w="100" w:type="dxa"/>
+              <w:bottom w:w="100" w:type="dxa"/>
+              <w:left w:w="120" w:type="dxa"/>
+              <w:right w:w="120" w:type="dxa"/>
+            </w:tcMar>
+          </w:tcPr>
+          <w:p>
+            <w:pPr>
+              <w:spacing w:before="0" w:after="0" w:line="240" w:lineRule="auto"/>
+              <w:jc w:val="center"/>
+            </w:pPr>
+            <w:r/>
+            <w:r>
+              <w:rPr>
+                <w:rFonts w:ascii="Times New Roman" w:hAnsi="Times New Roman"/>
+                <w:b/>
+                <w:i w:val="0"/>
+                <w:color w:val="000000"/>
+                <w:sz w:val="24"/>
+                <w:rFonts w:ascii="Times New Roman" w:hAnsi="Times New Roman" w:cs="Times New Roman" w:eastAsia="Times New Roman"/>
+              </w:rPr>
+              <w:t>4</w:t>
+            </w:r>
+          </w:p>
+        </w:tc>
+        <w:tc>
+          <w:tcPr>
+            <w:tcW w:type="dxa" w:w="1615"/>
+            <w:vAlign w:val="center"/>
+            <w:tcMar>
+              <w:top w:w="100" w:type="dxa"/>
+              <w:bottom w:w="100" w:type="dxa"/>
+              <w:left w:w="120" w:type="dxa"/>
+              <w:right w:w="120" w:type="dxa"/>
+            </w:tcMar>
+          </w:tcPr>
+          <w:p>
+            <w:pPr>
+              <w:spacing w:before="0" w:after="0" w:line="240" w:lineRule="auto"/>
+              <w:jc w:val="center"/>
+            </w:pPr>
+            <w:r/>
+            <w:r>
+              <w:rPr>
+                <w:rFonts w:ascii="Times New Roman" w:hAnsi="Times New Roman"/>
+                <w:b/>
+                <w:i w:val="0"/>
+                <w:color w:val="000000"/>
+                <w:sz w:val="24"/>
+                <w:rFonts w:ascii="Times New Roman" w:hAnsi="Times New Roman" w:cs="Times New Roman" w:eastAsia="Times New Roman"/>
+              </w:rPr>
+              <w:t>5</w:t>
+            </w:r>
+          </w:p>
+        </w:tc>
+      </w:tr>
+      <w:tr>
+        <w:tc>
+          <w:tcPr>
+            <w:tcW w:type="dxa" w:w="1615"/>
+            <w:vAlign w:val="center"/>
+            <w:tcMar>
+              <w:top w:w="100" w:type="dxa"/>
+              <w:bottom w:w="100" w:type="dxa"/>
+              <w:left w:w="120" w:type="dxa"/>
+              <w:right w:w="120" w:type="dxa"/>
+            </w:tcMar>
+            <w:shd w:val="clear" w:color="auto" w:fill="F2F2F2"/>
+          </w:tcPr>
+          <w:p>
+            <w:pPr>
+              <w:spacing w:before="0" w:after="0" w:line="240" w:lineRule="auto"/>
+              <w:jc w:val="center"/>
+            </w:pPr>
+            <w:r/>
+            <w:r>
+              <w:rPr>
+                <w:rFonts w:ascii="Times New Roman" w:hAnsi="Times New Roman"/>
+                <w:b/>
+                <w:i w:val="0"/>
+                <w:color w:val="000000"/>
+                <w:sz w:val="24"/>
+                <w:rFonts w:ascii="Times New Roman" w:hAnsi="Times New Roman" w:cs="Times New Roman" w:eastAsia="Times New Roman"/>
+              </w:rPr>
+              <w:t>Ответ</w:t>
+            </w:r>
+          </w:p>
+        </w:tc>
+        <w:tc>
+          <w:tcPr>
+            <w:tcW w:type="dxa" w:w="1615"/>
+            <w:vAlign w:val="center"/>
+            <w:tcMar>
+              <w:top w:w="100" w:type="dxa"/>
+              <w:bottom w:w="100" w:type="dxa"/>
+              <w:left w:w="120" w:type="dxa"/>
+              <w:right w:w="120" w:type="dxa"/>
+            </w:tcMar>
+          </w:tcPr>
+          <w:p>
+            <w:pPr>
+              <w:spacing w:before="0" w:after="0" w:line="240" w:lineRule="auto"/>
+              <w:jc w:val="center"/>
+            </w:pPr>
+            <w:r/>
             <w:r>
               <w:rPr>
                 <w:rFonts w:ascii="Times New Roman" w:hAnsi="Times New Roman"/>
                 <w:b w:val="0"/>
                 <w:i w:val="0"/>
                 <w:color w:val="000000"/>
-                <w:sz w:val="22"/>
+                <w:sz w:val="24"/>
                 <w:rFonts w:ascii="Times New Roman" w:hAnsi="Times New Roman" w:cs="Times New Roman" w:eastAsia="Times New Roman"/>
               </w:rPr>
-              <w:t>1. Объясните ключевые понятия дисциплины «Правоведение».</w:t>
-              <w:br/>
+              <w:t>1</w:t>
             </w:r>
+          </w:p>
+        </w:tc>
+        <w:tc>
+          <w:tcPr>
+            <w:tcW w:type="dxa" w:w="1615"/>
+            <w:vAlign w:val="center"/>
+            <w:tcMar>
+              <w:top w:w="100" w:type="dxa"/>
+              <w:bottom w:w="100" w:type="dxa"/>
+              <w:left w:w="120" w:type="dxa"/>
+              <w:right w:w="120" w:type="dxa"/>
+            </w:tcMar>
+          </w:tcPr>
+          <w:p>
+            <w:pPr>
+              <w:spacing w:before="0" w:after="0" w:line="240" w:lineRule="auto"/>
+              <w:jc w:val="center"/>
+            </w:pPr>
+            <w:r/>
             <w:r>
               <w:rPr>
                 <w:rFonts w:ascii="Times New Roman" w:hAnsi="Times New Roman"/>
                 <w:b w:val="0"/>
                 <w:i w:val="0"/>
                 <w:color w:val="000000"/>
-                <w:sz w:val="22"/>
+                <w:sz w:val="24"/>
                 <w:rFonts w:ascii="Times New Roman" w:hAnsi="Times New Roman" w:cs="Times New Roman" w:eastAsia="Times New Roman"/>
               </w:rPr>
-              <w:t>2. Опишите структуру и цели изучаемых методов.</w:t>
-              <w:br/>
+              <w:t>1</w:t>
             </w:r>
+          </w:p>
+        </w:tc>
+        <w:tc>
+          <w:tcPr>
+            <w:tcW w:type="dxa" w:w="1615"/>
+            <w:vAlign w:val="center"/>
+            <w:tcMar>
+              <w:top w:w="100" w:type="dxa"/>
+              <w:bottom w:w="100" w:type="dxa"/>
+              <w:left w:w="120" w:type="dxa"/>
+              <w:right w:w="120" w:type="dxa"/>
+            </w:tcMar>
+          </w:tcPr>
+          <w:p>
+            <w:pPr>
+              <w:spacing w:before="0" w:after="0" w:line="240" w:lineRule="auto"/>
+              <w:jc w:val="center"/>
+            </w:pPr>
+            <w:r/>
             <w:r>
               <w:rPr>
                 <w:rFonts w:ascii="Times New Roman" w:hAnsi="Times New Roman"/>
                 <w:b w:val="0"/>
                 <w:i w:val="0"/>
                 <w:color w:val="000000"/>
-                <w:sz w:val="22"/>
+                <w:sz w:val="24"/>
                 <w:rFonts w:ascii="Times New Roman" w:hAnsi="Times New Roman" w:cs="Times New Roman" w:eastAsia="Times New Roman"/>
               </w:rPr>
-              <w:t>3. Сформулируйте критерии эффективности примененных подходов.</w:t>
-              <w:br/>
+              <w:t>1</w:t>
             </w:r>
+          </w:p>
+        </w:tc>
+        <w:tc>
+          <w:tcPr>
+            <w:tcW w:type="dxa" w:w="1615"/>
+            <w:vAlign w:val="center"/>
+            <w:tcMar>
+              <w:top w:w="100" w:type="dxa"/>
+              <w:bottom w:w="100" w:type="dxa"/>
+              <w:left w:w="120" w:type="dxa"/>
+              <w:right w:w="120" w:type="dxa"/>
+            </w:tcMar>
+          </w:tcPr>
+          <w:p>
+            <w:pPr>
+              <w:spacing w:before="0" w:after="0" w:line="240" w:lineRule="auto"/>
+              <w:jc w:val="center"/>
+            </w:pPr>
+            <w:r/>
             <w:r>
               <w:rPr>
                 <w:rFonts w:ascii="Times New Roman" w:hAnsi="Times New Roman"/>
                 <w:b w:val="0"/>
-                <w:i/>
+                <w:i w:val="0"/>
                 <w:color w:val="000000"/>
-                <w:sz w:val="18"/>
+                <w:sz w:val="24"/>
                 <w:rFonts w:ascii="Times New Roman" w:hAnsi="Times New Roman" w:cs="Times New Roman" w:eastAsia="Times New Roman"/>
               </w:rPr>
+              <w:t>1</w:t>
+            </w:r>
+          </w:p>
+        </w:tc>
+        <w:tc>
+          <w:tcPr>
+            <w:tcW w:type="dxa" w:w="1615"/>
+            <w:vAlign w:val="center"/>
+            <w:tcMar>
+              <w:top w:w="100" w:type="dxa"/>
+              <w:bottom w:w="100" w:type="dxa"/>
+              <w:left w:w="120" w:type="dxa"/>
+              <w:right w:w="120" w:type="dxa"/>
+            </w:tcMar>
+          </w:tcPr>
+          <w:p>
+            <w:pPr>
+              <w:spacing w:before="0" w:after="0" w:line="240" w:lineRule="auto"/>
+              <w:jc w:val="center"/>
+            </w:pPr>
+            <w:r/>
+            <w:r>
+              <w:rPr>
+                <w:rFonts w:ascii="Times New Roman" w:hAnsi="Times New Roman"/>
+                <w:b w:val="0"/>
+                <w:i w:val="0"/>
+                <w:color w:val="000000"/>
+                <w:sz w:val="24"/>
+                <w:rFonts w:ascii="Times New Roman" w:hAnsi="Times New Roman" w:cs="Times New Roman" w:eastAsia="Times New Roman"/>
+              </w:rPr>
+              <w:t>1</w:t>
+            </w:r>
+          </w:p>
+        </w:tc>
+      </w:tr>
+    </w:tbl>
+    <w:p>
+      <w:pPr>
+        <w:spacing w:before="0" w:after="120" w:line="240" w:lineRule="auto"/>
+        <w:jc w:val="both"/>
+      </w:pPr>
+    </w:p>
+    <w:p>
+      <w:pPr>
+        <w:spacing w:before="360" w:after="120" w:line="240" w:lineRule="auto"/>
+        <w:jc w:val="both"/>
+      </w:pPr>
+    </w:p>
+    <w:p>
+      <w:pPr>
+        <w:spacing w:before="0" w:after="240" w:line="240" w:lineRule="auto"/>
+        <w:jc w:val="both"/>
+      </w:pPr>
+      <w:r>
+        <w:rPr>
+          <w:rFonts w:ascii="Times New Roman" w:hAnsi="Times New Roman"/>
+          <w:b/>
+          <w:i w:val="0"/>
+          <w:color w:val="000000"/>
+          <w:sz w:val="28"/>
+          <w:rFonts w:ascii="Times New Roman" w:hAnsi="Times New Roman" w:cs="Times New Roman" w:eastAsia="Times New Roman"/>
+        </w:rPr>
+        <w:t>2. Критерии и шкалы оценивания</w:t>
+      </w:r>
+    </w:p>
+    <w:p>
+      <w:pPr>
+        <w:spacing w:before="0" w:after="240" w:line="240" w:lineRule="auto"/>
+        <w:jc w:val="both"/>
+      </w:pPr>
+      <w:r>
+        <w:rPr>
+          <w:rFonts w:ascii="Times New Roman" w:hAnsi="Times New Roman"/>
+          <w:b w:val="0"/>
+          <w:i w:val="0"/>
+          <w:color w:val="000000"/>
+          <w:sz w:val="28"/>
+          <w:rFonts w:ascii="Times New Roman" w:hAnsi="Times New Roman" w:cs="Times New Roman" w:eastAsia="Times New Roman"/>
+        </w:rPr>
+        <w:t>Результат обучения по дисциплине считается достигнутым при успешном прохождении обучающимся всех контрольных мероприятий, относящихся к данному результату обучения.</w:t>
+      </w:r>
+    </w:p>
+    <w:tbl>
+      <w:tblPr>
+        <w:tblStyle w:val="TableGrid"/>
+        <w:tblW w:type="auto" w:w="0"/>
+        <w:jc w:val="center"/>
+        <w:tblLook w:firstColumn="1" w:firstRow="1" w:lastColumn="0" w:lastRow="0" w:noHBand="0" w:noVBand="1" w:val="04A0"/>
+      </w:tblPr>
+      <w:tblGrid>
+        <w:gridCol w:w="2422"/>
+        <w:gridCol w:w="2422"/>
+        <w:gridCol w:w="2422"/>
+        <w:gridCol w:w="2422"/>
+      </w:tblGrid>
+      <w:tr>
+        <w:tc>
+          <w:tcPr>
+            <w:tcW w:type="dxa" w:w="2422"/>
+            <w:vAlign w:val="center"/>
+            <w:tcMar>
+              <w:top w:w="100" w:type="dxa"/>
+              <w:bottom w:w="100" w:type="dxa"/>
+              <w:left w:w="120" w:type="dxa"/>
+              <w:right w:w="120" w:type="dxa"/>
+            </w:tcMar>
+            <w:shd w:val="clear" w:color="auto" w:fill="F2F2F2"/>
+          </w:tcPr>
+          <w:p>
+            <w:pPr>
+              <w:spacing w:before="0" w:after="0" w:line="240" w:lineRule="auto"/>
+              <w:jc w:val="center"/>
+            </w:pPr>
+            <w:r/>
+            <w:r>
+              <w:rPr>
+                <w:rFonts w:ascii="Times New Roman" w:hAnsi="Times New Roman"/>
+                <w:b/>
+                <w:i w:val="0"/>
+                <w:color w:val="000000"/>
+                <w:sz w:val="20"/>
+                <w:rFonts w:ascii="Times New Roman" w:hAnsi="Times New Roman" w:cs="Times New Roman" w:eastAsia="Times New Roman"/>
+              </w:rPr>
+              <w:t>Разделы дисциплины</w:t>
+            </w:r>
+          </w:p>
+        </w:tc>
+        <w:tc>
+          <w:tcPr>
+            <w:tcW w:type="dxa" w:w="2422"/>
+            <w:vAlign w:val="center"/>
+            <w:tcMar>
+              <w:top w:w="100" w:type="dxa"/>
+              <w:bottom w:w="100" w:type="dxa"/>
+              <w:left w:w="120" w:type="dxa"/>
+              <w:right w:w="120" w:type="dxa"/>
+            </w:tcMar>
+            <w:shd w:val="clear" w:color="auto" w:fill="F2F2F2"/>
+          </w:tcPr>
+          <w:p>
+            <w:pPr>
+              <w:spacing w:before="0" w:after="0" w:line="240" w:lineRule="auto"/>
+              <w:jc w:val="center"/>
+            </w:pPr>
+            <w:r/>
+            <w:r>
+              <w:rPr>
+                <w:rFonts w:ascii="Times New Roman" w:hAnsi="Times New Roman"/>
+                <w:b/>
+                <w:i w:val="0"/>
+                <w:color w:val="000000"/>
+                <w:sz w:val="20"/>
+                <w:rFonts w:ascii="Times New Roman" w:hAnsi="Times New Roman" w:cs="Times New Roman" w:eastAsia="Times New Roman"/>
+              </w:rPr>
+              <w:t>Форма контроля</w:t>
+            </w:r>
+          </w:p>
+        </w:tc>
+        <w:tc>
+          <w:tcPr>
+            <w:tcW w:type="dxa" w:w="2422"/>
+            <w:vAlign w:val="center"/>
+            <w:tcMar>
+              <w:top w:w="100" w:type="dxa"/>
+              <w:bottom w:w="100" w:type="dxa"/>
+              <w:left w:w="120" w:type="dxa"/>
+              <w:right w:w="120" w:type="dxa"/>
+            </w:tcMar>
+            <w:shd w:val="clear" w:color="auto" w:fill="F2F2F2"/>
+          </w:tcPr>
+          <w:p>
+            <w:pPr>
+              <w:spacing w:before="0" w:after="0" w:line="240" w:lineRule="auto"/>
+              <w:jc w:val="center"/>
+            </w:pPr>
+            <w:r/>
+            <w:r>
+              <w:rPr>
+                <w:rFonts w:ascii="Times New Roman" w:hAnsi="Times New Roman"/>
+                <w:b/>
+                <w:i w:val="0"/>
+                <w:color w:val="000000"/>
+                <w:sz w:val="20"/>
+                <w:rFonts w:ascii="Times New Roman" w:hAnsi="Times New Roman" w:cs="Times New Roman" w:eastAsia="Times New Roman"/>
+              </w:rPr>
+              <w:t>Количество баллов (min)</w:t>
+            </w:r>
+          </w:p>
+        </w:tc>
+        <w:tc>
+          <w:tcPr>
+            <w:tcW w:type="dxa" w:w="2422"/>
+            <w:vAlign w:val="center"/>
+            <w:tcMar>
+              <w:top w:w="100" w:type="dxa"/>
+              <w:bottom w:w="100" w:type="dxa"/>
+              <w:left w:w="120" w:type="dxa"/>
+              <w:right w:w="120" w:type="dxa"/>
+            </w:tcMar>
+            <w:shd w:val="clear" w:color="auto" w:fill="F2F2F2"/>
+          </w:tcPr>
+          <w:p>
+            <w:pPr>
+              <w:spacing w:before="0" w:after="0" w:line="240" w:lineRule="auto"/>
+              <w:jc w:val="center"/>
+            </w:pPr>
+            <w:r/>
+            <w:r>
+              <w:rPr>
+                <w:rFonts w:ascii="Times New Roman" w:hAnsi="Times New Roman"/>
+                <w:b/>
+                <w:i w:val="0"/>
+                <w:color w:val="000000"/>
+                <w:sz w:val="20"/>
+                <w:rFonts w:ascii="Times New Roman" w:hAnsi="Times New Roman" w:cs="Times New Roman" w:eastAsia="Times New Roman"/>
+              </w:rPr>
+              <w:t>Количество баллов (max)</w:t>
+            </w:r>
+          </w:p>
+        </w:tc>
+      </w:tr>
+      <w:tr>
+        <w:trPr>
+          <w:cantSplit/>
+        </w:trPr>
+        <w:tc>
+          <w:tcPr>
+            <w:tcW w:type="dxa" w:w="2422"/>
+            <w:vAlign w:val="center"/>
+            <w:tcMar>
+              <w:top w:w="100" w:type="dxa"/>
+              <w:bottom w:w="100" w:type="dxa"/>
+              <w:left w:w="120" w:type="dxa"/>
+              <w:right w:w="120" w:type="dxa"/>
+            </w:tcMar>
+          </w:tcPr>
+          <w:p>
+            <w:pPr>
+              <w:spacing w:before="0" w:after="0" w:line="240" w:lineRule="auto"/>
+              <w:jc w:val="center"/>
+            </w:pPr>
+            <w:r/>
+            <w:r>
+              <w:rPr>
+                <w:rFonts w:ascii="Times New Roman" w:hAnsi="Times New Roman"/>
+                <w:b w:val="0"/>
+                <w:i w:val="0"/>
+                <w:color w:val="000000"/>
+                <w:sz w:val="20"/>
+                <w:rFonts w:ascii="Times New Roman" w:hAnsi="Times New Roman" w:cs="Times New Roman" w:eastAsia="Times New Roman"/>
+              </w:rPr>
+              <w:t>1</w:t>
+            </w:r>
+          </w:p>
+        </w:tc>
+        <w:tc>
+          <w:tcPr>
+            <w:tcW w:type="dxa" w:w="2422"/>
+            <w:vAlign w:val="center"/>
+            <w:tcMar>
+              <w:top w:w="100" w:type="dxa"/>
+              <w:bottom w:w="100" w:type="dxa"/>
+              <w:left w:w="120" w:type="dxa"/>
+              <w:right w:w="120" w:type="dxa"/>
+            </w:tcMar>
+          </w:tcPr>
+          <w:p>
+            <w:pPr>
+              <w:spacing w:before="0" w:after="0" w:line="240" w:lineRule="auto"/>
+              <w:jc w:val="both"/>
+            </w:pPr>
+            <w:r/>
+            <w:r>
+              <w:rPr>
+                <w:rFonts w:ascii="Times New Roman" w:hAnsi="Times New Roman"/>
+                <w:b w:val="0"/>
+                <w:i w:val="0"/>
+                <w:color w:val="000000"/>
+                <w:sz w:val="20"/>
+                <w:rFonts w:ascii="Times New Roman" w:hAnsi="Times New Roman" w:cs="Times New Roman" w:eastAsia="Times New Roman"/>
+              </w:rPr>
+              <w:t>Защита практической работы №1</w:t>
+            </w:r>
+          </w:p>
+        </w:tc>
+        <w:tc>
+          <w:tcPr>
+            <w:tcW w:type="dxa" w:w="2422"/>
+            <w:vAlign w:val="center"/>
+            <w:tcMar>
+              <w:top w:w="100" w:type="dxa"/>
+              <w:bottom w:w="100" w:type="dxa"/>
+              <w:left w:w="120" w:type="dxa"/>
+              <w:right w:w="120" w:type="dxa"/>
+            </w:tcMar>
+          </w:tcPr>
+          <w:p>
+            <w:pPr>
+              <w:spacing w:before="0" w:after="0" w:line="240" w:lineRule="auto"/>
+              <w:jc w:val="center"/>
+            </w:pPr>
+            <w:r/>
+            <w:r>
+              <w:rPr>
+                <w:rFonts w:ascii="Times New Roman" w:hAnsi="Times New Roman"/>
+                <w:b w:val="0"/>
+                <w:i w:val="0"/>
+                <w:color w:val="000000"/>
+                <w:sz w:val="20"/>
+                <w:rFonts w:ascii="Times New Roman" w:hAnsi="Times New Roman" w:cs="Times New Roman" w:eastAsia="Times New Roman"/>
+              </w:rPr>
+              <w:t>32</w:t>
+            </w:r>
+          </w:p>
+        </w:tc>
+        <w:tc>
+          <w:tcPr>
+            <w:tcW w:type="dxa" w:w="2422"/>
+            <w:vAlign w:val="center"/>
+            <w:tcMar>
+              <w:top w:w="100" w:type="dxa"/>
+              <w:bottom w:w="100" w:type="dxa"/>
+              <w:left w:w="120" w:type="dxa"/>
+              <w:right w:w="120" w:type="dxa"/>
+            </w:tcMar>
+          </w:tcPr>
+          <w:p>
+            <w:pPr>
+              <w:spacing w:before="0" w:after="0" w:line="240" w:lineRule="auto"/>
+              <w:jc w:val="center"/>
+            </w:pPr>
+            <w:r/>
+            <w:r>
+              <w:rPr>
+                <w:rFonts w:ascii="Times New Roman" w:hAnsi="Times New Roman"/>
+                <w:b w:val="0"/>
+                <w:i w:val="0"/>
+                <w:color w:val="000000"/>
+                <w:sz w:val="20"/>
+                <w:rFonts w:ascii="Times New Roman" w:hAnsi="Times New Roman" w:cs="Times New Roman" w:eastAsia="Times New Roman"/>
+              </w:rPr>
+              <w:t>40</w:t>
+            </w:r>
+          </w:p>
+        </w:tc>
+      </w:tr>
+      <w:tr>
+        <w:trPr>
+          <w:cantSplit/>
+        </w:trPr>
+        <w:tc>
+          <w:tcPr>
+            <w:tcW w:type="dxa" w:w="2422"/>
+            <w:vAlign w:val="center"/>
+            <w:tcMar>
+              <w:top w:w="100" w:type="dxa"/>
+              <w:bottom w:w="100" w:type="dxa"/>
+              <w:left w:w="120" w:type="dxa"/>
+              <w:right w:w="120" w:type="dxa"/>
+            </w:tcMar>
+          </w:tcPr>
+          <w:p>
+            <w:pPr>
+              <w:spacing w:before="0" w:after="0" w:line="240" w:lineRule="auto"/>
+              <w:jc w:val="center"/>
+            </w:pPr>
+            <w:r/>
+            <w:r>
+              <w:rPr>
+                <w:rFonts w:ascii="Times New Roman" w:hAnsi="Times New Roman"/>
+                <w:b w:val="0"/>
+                <w:i w:val="0"/>
+                <w:color w:val="000000"/>
+                <w:sz w:val="20"/>
+                <w:rFonts w:ascii="Times New Roman" w:hAnsi="Times New Roman" w:cs="Times New Roman" w:eastAsia="Times New Roman"/>
+              </w:rPr>
+              <w:t>2</w:t>
+            </w:r>
+          </w:p>
+        </w:tc>
+        <w:tc>
+          <w:tcPr>
+            <w:tcW w:type="dxa" w:w="2422"/>
+            <w:vAlign w:val="center"/>
+            <w:tcMar>
+              <w:top w:w="100" w:type="dxa"/>
+              <w:bottom w:w="100" w:type="dxa"/>
+              <w:left w:w="120" w:type="dxa"/>
+              <w:right w:w="120" w:type="dxa"/>
+            </w:tcMar>
+          </w:tcPr>
+          <w:p>
+            <w:pPr>
+              <w:spacing w:before="0" w:after="0" w:line="240" w:lineRule="auto"/>
+              <w:jc w:val="both"/>
+            </w:pPr>
+            <w:r/>
+            <w:r>
+              <w:rPr>
+                <w:rFonts w:ascii="Times New Roman" w:hAnsi="Times New Roman"/>
+                <w:b w:val="0"/>
+                <w:i w:val="0"/>
+                <w:color w:val="000000"/>
+                <w:sz w:val="20"/>
+                <w:rFonts w:ascii="Times New Roman" w:hAnsi="Times New Roman" w:cs="Times New Roman" w:eastAsia="Times New Roman"/>
+              </w:rPr>
+              <w:t>Защита практической работы №2</w:t>
+            </w:r>
+          </w:p>
+        </w:tc>
+        <w:tc>
+          <w:tcPr>
+            <w:tcW w:type="dxa" w:w="2422"/>
+            <w:vAlign w:val="center"/>
+            <w:tcMar>
+              <w:top w:w="100" w:type="dxa"/>
+              <w:bottom w:w="100" w:type="dxa"/>
+              <w:left w:w="120" w:type="dxa"/>
+              <w:right w:w="120" w:type="dxa"/>
+            </w:tcMar>
+          </w:tcPr>
+          <w:p>
+            <w:pPr>
+              <w:spacing w:before="0" w:after="0" w:line="240" w:lineRule="auto"/>
+              <w:jc w:val="center"/>
+            </w:pPr>
+            <w:r/>
+            <w:r>
+              <w:rPr>
+                <w:rFonts w:ascii="Times New Roman" w:hAnsi="Times New Roman"/>
+                <w:b w:val="0"/>
+                <w:i w:val="0"/>
+                <w:color w:val="000000"/>
+                <w:sz w:val="20"/>
+                <w:rFonts w:ascii="Times New Roman" w:hAnsi="Times New Roman" w:cs="Times New Roman" w:eastAsia="Times New Roman"/>
+              </w:rPr>
+              <w:t>32</w:t>
+            </w:r>
+          </w:p>
+        </w:tc>
+        <w:tc>
+          <w:tcPr>
+            <w:tcW w:type="dxa" w:w="2422"/>
+            <w:vAlign w:val="center"/>
+            <w:tcMar>
+              <w:top w:w="100" w:type="dxa"/>
+              <w:bottom w:w="100" w:type="dxa"/>
+              <w:left w:w="120" w:type="dxa"/>
+              <w:right w:w="120" w:type="dxa"/>
+            </w:tcMar>
+          </w:tcPr>
+          <w:p>
+            <w:pPr>
+              <w:spacing w:before="0" w:after="0" w:line="240" w:lineRule="auto"/>
+              <w:jc w:val="center"/>
+            </w:pPr>
+            <w:r/>
+            <w:r>
+              <w:rPr>
+                <w:rFonts w:ascii="Times New Roman" w:hAnsi="Times New Roman"/>
+                <w:b w:val="0"/>
+                <w:i w:val="0"/>
+                <w:color w:val="000000"/>
+                <w:sz w:val="20"/>
+                <w:rFonts w:ascii="Times New Roman" w:hAnsi="Times New Roman" w:cs="Times New Roman" w:eastAsia="Times New Roman"/>
+              </w:rPr>
+              <w:t>40</w:t>
+            </w:r>
+          </w:p>
+        </w:tc>
+      </w:tr>
+      <w:tr>
+        <w:trPr>
+          <w:cantSplit/>
+        </w:trPr>
+        <w:tc>
+          <w:tcPr>
+            <w:tcW w:type="dxa" w:w="2422"/>
+            <w:vAlign w:val="center"/>
+            <w:tcMar>
+              <w:top w:w="100" w:type="dxa"/>
+              <w:bottom w:w="100" w:type="dxa"/>
+              <w:left w:w="120" w:type="dxa"/>
+              <w:right w:w="120" w:type="dxa"/>
+            </w:tcMar>
+          </w:tcPr>
+          <w:p>
+            <w:pPr>
+              <w:spacing w:before="0" w:after="0" w:line="240" w:lineRule="auto"/>
+              <w:jc w:val="center"/>
+            </w:pPr>
+            <w:r/>
+            <w:r>
+              <w:rPr>
+                <w:rFonts w:ascii="Times New Roman" w:hAnsi="Times New Roman"/>
+                <w:b w:val="0"/>
+                <w:i w:val="0"/>
+                <w:color w:val="000000"/>
+                <w:sz w:val="20"/>
+                <w:rFonts w:ascii="Times New Roman" w:hAnsi="Times New Roman" w:cs="Times New Roman" w:eastAsia="Times New Roman"/>
+              </w:rPr>
+              <w:t>1-2</w:t>
+            </w:r>
+          </w:p>
+        </w:tc>
+        <w:tc>
+          <w:tcPr>
+            <w:tcW w:type="dxa" w:w="2422"/>
+            <w:vAlign w:val="center"/>
+            <w:tcMar>
+              <w:top w:w="100" w:type="dxa"/>
+              <w:bottom w:w="100" w:type="dxa"/>
+              <w:left w:w="120" w:type="dxa"/>
+              <w:right w:w="120" w:type="dxa"/>
+            </w:tcMar>
+          </w:tcPr>
+          <w:p>
+            <w:pPr>
+              <w:spacing w:before="0" w:after="0" w:line="240" w:lineRule="auto"/>
+              <w:jc w:val="both"/>
+            </w:pPr>
+            <w:r/>
+            <w:r>
+              <w:rPr>
+                <w:rFonts w:ascii="Times New Roman" w:hAnsi="Times New Roman"/>
+                <w:b w:val="0"/>
+                <w:i w:val="0"/>
+                <w:color w:val="000000"/>
+                <w:sz w:val="20"/>
+                <w:rFonts w:ascii="Times New Roman" w:hAnsi="Times New Roman" w:cs="Times New Roman" w:eastAsia="Times New Roman"/>
+              </w:rPr>
+              <w:t>Проверочное тестирование</w:t>
+            </w:r>
+          </w:p>
+        </w:tc>
+        <w:tc>
+          <w:tcPr>
+            <w:tcW w:type="dxa" w:w="2422"/>
+            <w:vAlign w:val="center"/>
+            <w:tcMar>
+              <w:top w:w="100" w:type="dxa"/>
+              <w:bottom w:w="100" w:type="dxa"/>
+              <w:left w:w="120" w:type="dxa"/>
+              <w:right w:w="120" w:type="dxa"/>
+            </w:tcMar>
+          </w:tcPr>
+          <w:p>
+            <w:pPr>
+              <w:spacing w:before="0" w:after="0" w:line="240" w:lineRule="auto"/>
+              <w:jc w:val="center"/>
+            </w:pPr>
+            <w:r/>
+            <w:r>
+              <w:rPr>
+                <w:rFonts w:ascii="Times New Roman" w:hAnsi="Times New Roman"/>
+                <w:b w:val="0"/>
+                <w:i w:val="0"/>
+                <w:color w:val="000000"/>
+                <w:sz w:val="20"/>
+                <w:rFonts w:ascii="Times New Roman" w:hAnsi="Times New Roman" w:cs="Times New Roman" w:eastAsia="Times New Roman"/>
+              </w:rPr>
+              <w:t>16</w:t>
+            </w:r>
+          </w:p>
+        </w:tc>
+        <w:tc>
+          <w:tcPr>
+            <w:tcW w:type="dxa" w:w="2422"/>
+            <w:vAlign w:val="center"/>
+            <w:tcMar>
+              <w:top w:w="100" w:type="dxa"/>
+              <w:bottom w:w="100" w:type="dxa"/>
+              <w:left w:w="120" w:type="dxa"/>
+              <w:right w:w="120" w:type="dxa"/>
+            </w:tcMar>
+          </w:tcPr>
+          <w:p>
+            <w:pPr>
+              <w:spacing w:before="0" w:after="0" w:line="240" w:lineRule="auto"/>
+              <w:jc w:val="center"/>
+            </w:pPr>
+            <w:r/>
+            <w:r>
+              <w:rPr>
+                <w:rFonts w:ascii="Times New Roman" w:hAnsi="Times New Roman"/>
+                <w:b w:val="0"/>
+                <w:i w:val="0"/>
+                <w:color w:val="000000"/>
+                <w:sz w:val="20"/>
+                <w:rFonts w:ascii="Times New Roman" w:hAnsi="Times New Roman" w:cs="Times New Roman" w:eastAsia="Times New Roman"/>
+              </w:rPr>
+              <w:t>20</w:t>
+            </w:r>
+          </w:p>
+        </w:tc>
+      </w:tr>
+      <w:tr>
+        <w:trPr>
+          <w:cantSplit/>
+        </w:trPr>
+        <w:tc>
+          <w:tcPr>
+            <w:tcW w:type="dxa" w:w="2422"/>
+            <w:vAlign w:val="center"/>
+            <w:tcMar>
+              <w:top w:w="100" w:type="dxa"/>
+              <w:bottom w:w="100" w:type="dxa"/>
+              <w:left w:w="120" w:type="dxa"/>
+              <w:right w:w="120" w:type="dxa"/>
+            </w:tcMar>
+          </w:tcPr>
+          <w:p>
+            <w:pPr>
+              <w:spacing w:before="0" w:after="0" w:line="240" w:lineRule="auto"/>
+              <w:jc w:val="both"/>
+            </w:pPr>
+            <w:r/>
+          </w:p>
+        </w:tc>
+        <w:tc>
+          <w:tcPr>
+            <w:tcW w:type="dxa" w:w="2422"/>
+            <w:vAlign w:val="center"/>
+            <w:tcMar>
+              <w:top w:w="100" w:type="dxa"/>
+              <w:bottom w:w="100" w:type="dxa"/>
+              <w:left w:w="120" w:type="dxa"/>
+              <w:right w:w="120" w:type="dxa"/>
+            </w:tcMar>
+          </w:tcPr>
+          <w:p>
+            <w:pPr>
+              <w:spacing w:before="0" w:after="0" w:line="240" w:lineRule="auto"/>
+              <w:jc w:val="both"/>
+            </w:pPr>
+            <w:r/>
+            <w:r>
+              <w:rPr>
+                <w:rFonts w:ascii="Times New Roman" w:hAnsi="Times New Roman"/>
+                <w:b/>
+                <w:i w:val="0"/>
+                <w:color w:val="000000"/>
+                <w:sz w:val="20"/>
+                <w:rFonts w:ascii="Times New Roman" w:hAnsi="Times New Roman" w:cs="Times New Roman" w:eastAsia="Times New Roman"/>
+              </w:rPr>
+              <w:t>Итого</w:t>
+            </w:r>
+          </w:p>
+        </w:tc>
+        <w:tc>
+          <w:tcPr>
+            <w:tcW w:type="dxa" w:w="2422"/>
+            <w:vAlign w:val="center"/>
+            <w:tcMar>
+              <w:top w:w="100" w:type="dxa"/>
+              <w:bottom w:w="100" w:type="dxa"/>
+              <w:left w:w="120" w:type="dxa"/>
+              <w:right w:w="120" w:type="dxa"/>
+            </w:tcMar>
+          </w:tcPr>
+          <w:p>
+            <w:pPr>
+              <w:spacing w:before="0" w:after="0" w:line="240" w:lineRule="auto"/>
+              <w:jc w:val="center"/>
+            </w:pPr>
+            <w:r/>
+            <w:r>
+              <w:rPr>
+                <w:rFonts w:ascii="Times New Roman" w:hAnsi="Times New Roman"/>
+                <w:b/>
+                <w:i w:val="0"/>
+                <w:color w:val="000000"/>
+                <w:sz w:val="20"/>
+                <w:rFonts w:ascii="Times New Roman" w:hAnsi="Times New Roman" w:cs="Times New Roman" w:eastAsia="Times New Roman"/>
+              </w:rPr>
+              <w:t>80</w:t>
+            </w:r>
+          </w:p>
+        </w:tc>
+        <w:tc>
+          <w:tcPr>
+            <w:tcW w:type="dxa" w:w="2422"/>
+            <w:vAlign w:val="center"/>
+            <w:tcMar>
+              <w:top w:w="100" w:type="dxa"/>
+              <w:bottom w:w="100" w:type="dxa"/>
+              <w:left w:w="120" w:type="dxa"/>
+              <w:right w:w="120" w:type="dxa"/>
+            </w:tcMar>
+          </w:tcPr>
+          <w:p>
+            <w:pPr>
+              <w:spacing w:before="0" w:after="0" w:line="240" w:lineRule="auto"/>
+              <w:jc w:val="center"/>
+            </w:pPr>
+            <w:r/>
+            <w:r>
+              <w:rPr>
+                <w:rFonts w:ascii="Times New Roman" w:hAnsi="Times New Roman"/>
+                <w:b/>
+                <w:i w:val="0"/>
+                <w:color w:val="000000"/>
+                <w:sz w:val="20"/>
+                <w:rFonts w:ascii="Times New Roman" w:hAnsi="Times New Roman" w:cs="Times New Roman" w:eastAsia="Times New Roman"/>
+              </w:rPr>
+              <w:t>100</w:t>
+            </w:r>
+          </w:p>
+        </w:tc>
+      </w:tr>
+    </w:tbl>
+    <w:p>
+      <w:pPr>
+        <w:spacing w:before="240" w:after="120" w:line="240" w:lineRule="auto"/>
+        <w:jc w:val="both"/>
+      </w:pPr>
+    </w:p>
+    <w:p>
+      <w:pPr>
+        <w:spacing w:before="0" w:after="240" w:line="240" w:lineRule="auto"/>
+        <w:jc w:val="both"/>
+      </w:pPr>
+      <w:r>
+        <w:rPr>
+          <w:rFonts w:ascii="Times New Roman" w:hAnsi="Times New Roman"/>
+          <w:b w:val="0"/>
+          <w:i w:val="0"/>
+          <w:color w:val="000000"/>
+          <w:sz w:val="28"/>
+          <w:rFonts w:ascii="Times New Roman" w:hAnsi="Times New Roman" w:cs="Times New Roman" w:eastAsia="Times New Roman"/>
+        </w:rPr>
+        <w:t>При оценивании результатов обучения по дисциплине в ходе текущего контроля успеваемости используются следующие критерии. Минимальное количество баллов выставляется обучающемуся при выполнении всех показателей, допускаются несущественные неточности в изложении и оформлении материала.</w:t>
+      </w:r>
+    </w:p>
+    <w:tbl>
+      <w:tblPr>
+        <w:tblStyle w:val="TableGrid"/>
+        <w:tblW w:type="auto" w:w="0"/>
+        <w:jc w:val="center"/>
+        <w:tblLook w:firstColumn="1" w:firstRow="1" w:lastColumn="0" w:lastRow="0" w:noHBand="0" w:noVBand="1" w:val="04A0"/>
+      </w:tblPr>
+      <w:tblGrid>
+        <w:gridCol w:w="4844"/>
+        <w:gridCol w:w="4844"/>
+      </w:tblGrid>
+      <w:tr>
+        <w:tc>
+          <w:tcPr>
+            <w:tcW w:type="dxa" w:w="2268"/>
+            <w:vAlign w:val="center"/>
+            <w:tcMar>
+              <w:top w:w="100" w:type="dxa"/>
+              <w:bottom w:w="100" w:type="dxa"/>
+              <w:left w:w="120" w:type="dxa"/>
+              <w:right w:w="120" w:type="dxa"/>
+            </w:tcMar>
+            <w:shd w:val="clear" w:color="auto" w:fill="F2F2F2"/>
+          </w:tcPr>
+          <w:p>
+            <w:pPr>
+              <w:spacing w:before="0" w:after="0" w:line="240" w:lineRule="auto"/>
+              <w:jc w:val="center"/>
+            </w:pPr>
+            <w:r/>
+            <w:r>
+              <w:rPr>
+                <w:rFonts w:ascii="Times New Roman" w:hAnsi="Times New Roman"/>
+                <w:b/>
+                <w:i w:val="0"/>
+                <w:color w:val="000000"/>
+                <w:sz w:val="20"/>
+                <w:rFonts w:ascii="Times New Roman" w:hAnsi="Times New Roman" w:cs="Times New Roman" w:eastAsia="Times New Roman"/>
+              </w:rPr>
+              <w:t>Наименование, обозначение</w:t>
+            </w:r>
+          </w:p>
+        </w:tc>
+        <w:tc>
+          <w:tcPr>
+            <w:tcW w:type="dxa" w:w="6803"/>
+            <w:vAlign w:val="center"/>
+            <w:tcMar>
+              <w:top w:w="100" w:type="dxa"/>
+              <w:bottom w:w="100" w:type="dxa"/>
+              <w:left w:w="120" w:type="dxa"/>
+              <w:right w:w="120" w:type="dxa"/>
+            </w:tcMar>
+            <w:shd w:val="clear" w:color="auto" w:fill="F2F2F2"/>
+          </w:tcPr>
+          <w:p>
+            <w:pPr>
+              <w:spacing w:before="0" w:after="0" w:line="240" w:lineRule="auto"/>
+              <w:jc w:val="center"/>
+            </w:pPr>
+            <w:r/>
+            <w:r>
+              <w:rPr>
+                <w:rFonts w:ascii="Times New Roman" w:hAnsi="Times New Roman"/>
+                <w:b/>
+                <w:i w:val="0"/>
+                <w:color w:val="000000"/>
+                <w:sz w:val="20"/>
+                <w:rFonts w:ascii="Times New Roman" w:hAnsi="Times New Roman" w:cs="Times New Roman" w:eastAsia="Times New Roman"/>
+              </w:rPr>
+              <w:t>Показатели выставления минимального количества баллов</w:t>
+            </w:r>
+          </w:p>
+        </w:tc>
+      </w:tr>
+      <w:tr>
+        <w:trPr>
+          <w:cantSplit/>
+        </w:trPr>
+        <w:tc>
+          <w:tcPr>
+            <w:tcW w:type="dxa" w:w="2268"/>
+            <w:vAlign w:val="center"/>
+            <w:tcMar>
+              <w:top w:w="100" w:type="dxa"/>
+              <w:bottom w:w="100" w:type="dxa"/>
+              <w:left w:w="120" w:type="dxa"/>
+              <w:right w:w="120" w:type="dxa"/>
+            </w:tcMar>
+          </w:tcPr>
+          <w:p>
+            <w:pPr>
+              <w:spacing w:before="0" w:after="0" w:line="240" w:lineRule="auto"/>
+              <w:jc w:val="both"/>
+            </w:pPr>
+            <w:r/>
+            <w:r>
+              <w:rPr>
+                <w:rFonts w:ascii="Times New Roman" w:hAnsi="Times New Roman"/>
+                <w:b/>
+                <w:i w:val="0"/>
+                <w:color w:val="000000"/>
+                <w:sz w:val="20"/>
+                <w:rFonts w:ascii="Times New Roman" w:hAnsi="Times New Roman" w:cs="Times New Roman" w:eastAsia="Times New Roman"/>
+              </w:rPr>
+              <w:t>Практическая работа</w:t>
+            </w:r>
+          </w:p>
+        </w:tc>
+        <w:tc>
+          <w:tcPr>
+            <w:tcW w:type="dxa" w:w="6803"/>
+            <w:vAlign w:val="center"/>
+            <w:tcMar>
+              <w:top w:w="100" w:type="dxa"/>
+              <w:bottom w:w="100" w:type="dxa"/>
+              <w:left w:w="120" w:type="dxa"/>
+              <w:right w:w="120" w:type="dxa"/>
+            </w:tcMar>
+          </w:tcPr>
+          <w:p>
+            <w:pPr>
+              <w:spacing w:before="0" w:after="0" w:line="240" w:lineRule="auto"/>
+              <w:jc w:val="both"/>
+            </w:pPr>
+            <w:r/>
+            <w:r>
+              <w:rPr>
+                <w:rFonts w:ascii="Times New Roman" w:hAnsi="Times New Roman"/>
+                <w:b w:val="0"/>
+                <w:i w:val="0"/>
+                <w:color w:val="000000"/>
+                <w:sz w:val="20"/>
+                <w:rFonts w:ascii="Times New Roman" w:hAnsi="Times New Roman" w:cs="Times New Roman" w:eastAsia="Times New Roman"/>
+              </w:rPr>
+              <w:t>Продемонстрирован удовлетворительный уровень владения материалом.</w:t>
               <w:br/>
-              <w:t>Билет рассмотрен на заседании кафедры Ю от «____» _______________ 2026 г.</w:t>
+              <w:t>Правильно решено не менее 50% заданий.</w:t>
+            </w:r>
+          </w:p>
+        </w:tc>
+      </w:tr>
+    </w:tbl>
+    <w:p>
+      <w:pPr>
+        <w:spacing w:before="240" w:after="120" w:line="240" w:lineRule="auto"/>
+        <w:jc w:val="both"/>
+      </w:pPr>
+    </w:p>
+    <w:p>
+      <w:pPr>
+        <w:spacing w:before="0" w:after="120" w:line="240" w:lineRule="auto"/>
+        <w:jc w:val="both"/>
+      </w:pPr>
+      <w:r>
+        <w:rPr>
+          <w:rFonts w:ascii="Times New Roman" w:hAnsi="Times New Roman"/>
+          <w:b w:val="0"/>
+          <w:i w:val="0"/>
+          <w:color w:val="000000"/>
+          <w:sz w:val="28"/>
+          <w:rFonts w:ascii="Times New Roman" w:hAnsi="Times New Roman" w:cs="Times New Roman" w:eastAsia="Times New Roman"/>
+        </w:rPr>
+        <w:t>Промежуточная аттестация по дисциплине проводится в форме зачета (3 семестр).</w:t>
+        <w:br/>
+        <w:t>Итоговая оценка по дисциплине может быть выставлена на основе результатов текущего контроля с использованием следующей шкалы:</w:t>
+      </w:r>
+    </w:p>
+    <w:tbl>
+      <w:tblPr>
+        <w:tblStyle w:val="TableGrid"/>
+        <w:tblW w:type="auto" w:w="0"/>
+        <w:jc w:val="center"/>
+        <w:tblLook w:firstColumn="1" w:firstRow="1" w:lastColumn="0" w:lastRow="0" w:noHBand="0" w:noVBand="1" w:val="04A0"/>
+      </w:tblPr>
+      <w:tblGrid>
+        <w:gridCol w:w="4844"/>
+        <w:gridCol w:w="4844"/>
+      </w:tblGrid>
+      <w:tr>
+        <w:tc>
+          <w:tcPr>
+            <w:tcW w:type="dxa" w:w="4844"/>
+            <w:vAlign w:val="center"/>
+            <w:tcMar>
+              <w:top w:w="100" w:type="dxa"/>
+              <w:bottom w:w="100" w:type="dxa"/>
+              <w:left w:w="120" w:type="dxa"/>
+              <w:right w:w="120" w:type="dxa"/>
+            </w:tcMar>
+            <w:shd w:val="clear" w:color="auto" w:fill="F2F2F2"/>
+          </w:tcPr>
+          <w:p>
+            <w:pPr>
+              <w:spacing w:before="0" w:after="0" w:line="240" w:lineRule="auto"/>
+              <w:jc w:val="center"/>
+            </w:pPr>
+            <w:r/>
+            <w:r>
+              <w:rPr>
+                <w:rFonts w:ascii="Times New Roman" w:hAnsi="Times New Roman"/>
+                <w:b/>
+                <w:i w:val="0"/>
+                <w:color w:val="000000"/>
+                <w:sz w:val="20"/>
+                <w:rFonts w:ascii="Times New Roman" w:hAnsi="Times New Roman" w:cs="Times New Roman" w:eastAsia="Times New Roman"/>
+              </w:rPr>
+              <w:t>Оценка</w:t>
+            </w:r>
+          </w:p>
+        </w:tc>
+        <w:tc>
+          <w:tcPr>
+            <w:tcW w:type="dxa" w:w="4844"/>
+            <w:vAlign w:val="center"/>
+            <w:tcMar>
+              <w:top w:w="100" w:type="dxa"/>
+              <w:bottom w:w="100" w:type="dxa"/>
+              <w:left w:w="120" w:type="dxa"/>
+              <w:right w:w="120" w:type="dxa"/>
+            </w:tcMar>
+            <w:shd w:val="clear" w:color="auto" w:fill="F2F2F2"/>
+          </w:tcPr>
+          <w:p>
+            <w:pPr>
+              <w:spacing w:before="0" w:after="0" w:line="240" w:lineRule="auto"/>
+              <w:jc w:val="center"/>
+            </w:pPr>
+            <w:r/>
+            <w:r>
+              <w:rPr>
+                <w:rFonts w:ascii="Times New Roman" w:hAnsi="Times New Roman"/>
+                <w:b/>
+                <w:i w:val="0"/>
+                <w:color w:val="000000"/>
+                <w:sz w:val="20"/>
+                <w:rFonts w:ascii="Times New Roman" w:hAnsi="Times New Roman" w:cs="Times New Roman" w:eastAsia="Times New Roman"/>
+              </w:rPr>
+              <w:t>Набрано баллов</w:t>
+            </w:r>
+          </w:p>
+        </w:tc>
+      </w:tr>
+      <w:tr>
+        <w:trPr>
+          <w:cantSplit/>
+        </w:trPr>
+        <w:tc>
+          <w:tcPr>
+            <w:tcW w:type="dxa" w:w="4844"/>
+            <w:vAlign w:val="center"/>
+            <w:tcMar>
+              <w:top w:w="100" w:type="dxa"/>
+              <w:bottom w:w="100" w:type="dxa"/>
+              <w:left w:w="120" w:type="dxa"/>
+              <w:right w:w="120" w:type="dxa"/>
+            </w:tcMar>
+          </w:tcPr>
+          <w:p>
+            <w:pPr>
+              <w:spacing w:before="0" w:after="0" w:line="240" w:lineRule="auto"/>
+              <w:jc w:val="center"/>
+            </w:pPr>
+            <w:r/>
+            <w:r>
+              <w:rPr>
+                <w:rFonts w:ascii="Times New Roman" w:hAnsi="Times New Roman"/>
+                <w:b w:val="0"/>
+                <w:i w:val="0"/>
+                <w:color w:val="000000"/>
+                <w:sz w:val="20"/>
+                <w:rFonts w:ascii="Times New Roman" w:hAnsi="Times New Roman" w:cs="Times New Roman" w:eastAsia="Times New Roman"/>
+              </w:rPr>
+              <w:t>«зачтено»</w:t>
+            </w:r>
+          </w:p>
+        </w:tc>
+        <w:tc>
+          <w:tcPr>
+            <w:tcW w:type="dxa" w:w="4844"/>
+            <w:vAlign w:val="center"/>
+            <w:tcMar>
+              <w:top w:w="100" w:type="dxa"/>
+              <w:bottom w:w="100" w:type="dxa"/>
+              <w:left w:w="120" w:type="dxa"/>
+              <w:right w:w="120" w:type="dxa"/>
+            </w:tcMar>
+          </w:tcPr>
+          <w:p>
+            <w:pPr>
+              <w:spacing w:before="0" w:after="0" w:line="240" w:lineRule="auto"/>
+              <w:jc w:val="center"/>
+            </w:pPr>
+            <w:r/>
+            <w:r>
+              <w:rPr>
+                <w:rFonts w:ascii="Times New Roman" w:hAnsi="Times New Roman"/>
+                <w:b w:val="0"/>
+                <w:i w:val="0"/>
+                <w:color w:val="000000"/>
+                <w:sz w:val="20"/>
+                <w:rFonts w:ascii="Times New Roman" w:hAnsi="Times New Roman" w:cs="Times New Roman" w:eastAsia="Times New Roman"/>
+              </w:rPr>
+              <w:t>50-100</w:t>
+            </w:r>
+          </w:p>
+        </w:tc>
+      </w:tr>
+      <w:tr>
+        <w:trPr>
+          <w:cantSplit/>
+        </w:trPr>
+        <w:tc>
+          <w:tcPr>
+            <w:tcW w:type="dxa" w:w="4844"/>
+            <w:vAlign w:val="center"/>
+            <w:tcMar>
+              <w:top w:w="100" w:type="dxa"/>
+              <w:bottom w:w="100" w:type="dxa"/>
+              <w:left w:w="120" w:type="dxa"/>
+              <w:right w:w="120" w:type="dxa"/>
+            </w:tcMar>
+          </w:tcPr>
+          <w:p>
+            <w:pPr>
+              <w:spacing w:before="0" w:after="0" w:line="240" w:lineRule="auto"/>
+              <w:jc w:val="center"/>
+            </w:pPr>
+            <w:r/>
+            <w:r>
+              <w:rPr>
+                <w:rFonts w:ascii="Times New Roman" w:hAnsi="Times New Roman"/>
+                <w:b w:val="0"/>
+                <w:i w:val="0"/>
+                <w:color w:val="000000"/>
+                <w:sz w:val="20"/>
+                <w:rFonts w:ascii="Times New Roman" w:hAnsi="Times New Roman" w:cs="Times New Roman" w:eastAsia="Times New Roman"/>
+              </w:rPr>
+              <w:t>«не зачтено»</w:t>
+            </w:r>
+          </w:p>
+        </w:tc>
+        <w:tc>
+          <w:tcPr>
+            <w:tcW w:type="dxa" w:w="4844"/>
+            <w:vAlign w:val="center"/>
+            <w:tcMar>
+              <w:top w:w="100" w:type="dxa"/>
+              <w:bottom w:w="100" w:type="dxa"/>
+              <w:left w:w="120" w:type="dxa"/>
+              <w:right w:w="120" w:type="dxa"/>
+            </w:tcMar>
+          </w:tcPr>
+          <w:p>
+            <w:pPr>
+              <w:spacing w:before="0" w:after="0" w:line="240" w:lineRule="auto"/>
+              <w:jc w:val="center"/>
+            </w:pPr>
+            <w:r/>
+            <w:r>
+              <w:rPr>
+                <w:rFonts w:ascii="Times New Roman" w:hAnsi="Times New Roman"/>
+                <w:b w:val="0"/>
+                <w:i w:val="0"/>
+                <w:color w:val="000000"/>
+                <w:sz w:val="20"/>
+                <w:rFonts w:ascii="Times New Roman" w:hAnsi="Times New Roman" w:cs="Times New Roman" w:eastAsia="Times New Roman"/>
+              </w:rPr>
+              <w:t>0-49</w:t>
+            </w:r>
+          </w:p>
+        </w:tc>
+      </w:tr>
+    </w:tbl>
+    <w:p>
+      <w:pPr>
+        <w:spacing w:before="240" w:after="120" w:line="240" w:lineRule="auto"/>
+        <w:jc w:val="both"/>
+      </w:pPr>
+    </w:p>
+    <w:p>
+      <w:pPr>
+        <w:spacing w:before="0" w:after="120" w:line="240" w:lineRule="auto"/>
+        <w:jc w:val="both"/>
+      </w:pPr>
+      <w:r>
+        <w:rPr>
+          <w:rFonts w:ascii="Times New Roman" w:hAnsi="Times New Roman"/>
+          <w:b w:val="0"/>
+          <w:i w:val="0"/>
+          <w:color w:val="000000"/>
+          <w:sz w:val="28"/>
+          <w:rFonts w:ascii="Times New Roman" w:hAnsi="Times New Roman" w:cs="Times New Roman" w:eastAsia="Times New Roman"/>
+        </w:rPr>
+        <w:t>Если сумма набранных баллов менее 50 – обучающийся не допускается до промежуточной аттестации.</w:t>
+      </w:r>
+    </w:p>
+    <w:p>
+      <w:pPr>
+        <w:spacing w:before="0" w:after="120" w:line="240" w:lineRule="auto"/>
+        <w:jc w:val="both"/>
+      </w:pPr>
+      <w:r>
+        <w:rPr>
+          <w:rFonts w:ascii="Times New Roman" w:hAnsi="Times New Roman"/>
+          <w:b w:val="0"/>
+          <w:i w:val="0"/>
+          <w:color w:val="000000"/>
+          <w:sz w:val="28"/>
+          <w:rFonts w:ascii="Times New Roman" w:hAnsi="Times New Roman" w:cs="Times New Roman" w:eastAsia="Times New Roman"/>
+        </w:rPr>
+        <w:t>Если сумма баллов составляет от 50 до 100 баллов, обучающийся допускается до промежуточной аттестации.</w:t>
+      </w:r>
+    </w:p>
+    <w:p>
+      <w:pPr>
+        <w:spacing w:before="0" w:after="120" w:line="240" w:lineRule="auto"/>
+        <w:jc w:val="both"/>
+      </w:pPr>
+      <w:r>
+        <w:rPr>
+          <w:rFonts w:ascii="Times New Roman" w:hAnsi="Times New Roman"/>
+          <w:b w:val="0"/>
+          <w:i w:val="0"/>
+          <w:color w:val="000000"/>
+          <w:sz w:val="28"/>
+          <w:rFonts w:ascii="Times New Roman" w:hAnsi="Times New Roman" w:cs="Times New Roman" w:eastAsia="Times New Roman"/>
+        </w:rPr>
+        <w:t>Билет к зачету включает 1 теоретический и 2 практических задания. Промежуточная аттестация проводится в письменной форме. Время на подготовку: 60-90 минут. При оценивании результатов обучения по дисциплине в ходе промежуточной аттестации используются следующие критерии и шкала оценки:</w:t>
+      </w:r>
+    </w:p>
+    <w:tbl>
+      <w:tblPr>
+        <w:tblStyle w:val="TableGrid"/>
+        <w:tblW w:type="auto" w:w="0"/>
+        <w:jc w:val="center"/>
+        <w:tblLook w:firstColumn="1" w:firstRow="1" w:lastColumn="0" w:lastRow="0" w:noHBand="0" w:noVBand="1" w:val="04A0"/>
+      </w:tblPr>
+      <w:tblGrid>
+        <w:gridCol w:w="4844"/>
+        <w:gridCol w:w="4844"/>
+      </w:tblGrid>
+      <w:tr>
+        <w:tc>
+          <w:tcPr>
+            <w:tcW w:type="dxa" w:w="2268"/>
+            <w:vAlign w:val="center"/>
+            <w:tcMar>
+              <w:top w:w="100" w:type="dxa"/>
+              <w:bottom w:w="100" w:type="dxa"/>
+              <w:left w:w="120" w:type="dxa"/>
+              <w:right w:w="120" w:type="dxa"/>
+            </w:tcMar>
+            <w:shd w:val="clear" w:color="auto" w:fill="F2F2F2"/>
+          </w:tcPr>
+          <w:p>
+            <w:pPr>
+              <w:spacing w:before="0" w:after="0" w:line="240" w:lineRule="auto"/>
+              <w:jc w:val="center"/>
+            </w:pPr>
+            <w:r/>
+            <w:r>
+              <w:rPr>
+                <w:rFonts w:ascii="Times New Roman" w:hAnsi="Times New Roman"/>
+                <w:b/>
+                <w:i w:val="0"/>
+                <w:color w:val="000000"/>
+                <w:sz w:val="20"/>
+                <w:rFonts w:ascii="Times New Roman" w:hAnsi="Times New Roman" w:cs="Times New Roman" w:eastAsia="Times New Roman"/>
+              </w:rPr>
+              <w:t>Оценка</w:t>
+            </w:r>
+          </w:p>
+        </w:tc>
+        <w:tc>
+          <w:tcPr>
+            <w:tcW w:type="dxa" w:w="6803"/>
+            <w:vAlign w:val="center"/>
+            <w:tcMar>
+              <w:top w:w="100" w:type="dxa"/>
+              <w:bottom w:w="100" w:type="dxa"/>
+              <w:left w:w="120" w:type="dxa"/>
+              <w:right w:w="120" w:type="dxa"/>
+            </w:tcMar>
+            <w:shd w:val="clear" w:color="auto" w:fill="F2F2F2"/>
+          </w:tcPr>
+          <w:p>
+            <w:pPr>
+              <w:spacing w:before="0" w:after="0" w:line="240" w:lineRule="auto"/>
+              <w:jc w:val="center"/>
+            </w:pPr>
+            <w:r/>
+            <w:r>
+              <w:rPr>
+                <w:rFonts w:ascii="Times New Roman" w:hAnsi="Times New Roman"/>
+                <w:b/>
+                <w:i w:val="0"/>
+                <w:color w:val="000000"/>
+                <w:sz w:val="20"/>
+                <w:rFonts w:ascii="Times New Roman" w:hAnsi="Times New Roman" w:cs="Times New Roman" w:eastAsia="Times New Roman"/>
+              </w:rPr>
+              <w:t>Критерии оценки</w:t>
+            </w:r>
+          </w:p>
+        </w:tc>
+      </w:tr>
+      <w:tr>
+        <w:trPr>
+          <w:cantSplit/>
+        </w:trPr>
+        <w:tc>
+          <w:tcPr>
+            <w:tcW w:type="dxa" w:w="2268"/>
+            <w:vAlign w:val="center"/>
+            <w:tcMar>
+              <w:top w:w="100" w:type="dxa"/>
+              <w:bottom w:w="100" w:type="dxa"/>
+              <w:left w:w="120" w:type="dxa"/>
+              <w:right w:w="120" w:type="dxa"/>
+            </w:tcMar>
+          </w:tcPr>
+          <w:p>
+            <w:pPr>
+              <w:spacing w:before="0" w:after="0" w:line="240" w:lineRule="auto"/>
+              <w:jc w:val="center"/>
+            </w:pPr>
+            <w:r/>
+            <w:r>
+              <w:rPr>
+                <w:rFonts w:ascii="Times New Roman" w:hAnsi="Times New Roman"/>
+                <w:b w:val="0"/>
+                <w:i w:val="0"/>
+                <w:color w:val="000000"/>
+                <w:sz w:val="20"/>
+                <w:rFonts w:ascii="Times New Roman" w:hAnsi="Times New Roman" w:cs="Times New Roman" w:eastAsia="Times New Roman"/>
+              </w:rPr>
+              <w:t>«зачтено»</w:t>
+            </w:r>
+          </w:p>
+        </w:tc>
+        <w:tc>
+          <w:tcPr>
+            <w:tcW w:type="dxa" w:w="6803"/>
+            <w:vAlign w:val="center"/>
+            <w:tcMar>
+              <w:top w:w="100" w:type="dxa"/>
+              <w:bottom w:w="100" w:type="dxa"/>
+              <w:left w:w="120" w:type="dxa"/>
+              <w:right w:w="120" w:type="dxa"/>
+            </w:tcMar>
+          </w:tcPr>
+          <w:p>
+            <w:pPr>
+              <w:spacing w:before="0" w:after="0" w:line="240" w:lineRule="auto"/>
+              <w:jc w:val="both"/>
+            </w:pPr>
+            <w:r/>
+            <w:r>
+              <w:rPr>
+                <w:rFonts w:ascii="Times New Roman" w:hAnsi="Times New Roman"/>
+                <w:b w:val="0"/>
+                <w:i w:val="0"/>
+                <w:color w:val="000000"/>
+                <w:sz w:val="20"/>
+                <w:rFonts w:ascii="Times New Roman" w:hAnsi="Times New Roman" w:cs="Times New Roman" w:eastAsia="Times New Roman"/>
+              </w:rPr>
+              <w:t>Обучающийся продемонстрировал знание теоретического материала в объеме, достаточном для понимания сути предмета, умеет решать простейшие практические задачи и отвечать на основные вопросы. Допускаются несущественные неточности в изложении материала.</w:t>
+            </w:r>
+          </w:p>
+        </w:tc>
+      </w:tr>
+      <w:tr>
+        <w:trPr>
+          <w:cantSplit/>
+        </w:trPr>
+        <w:tc>
+          <w:tcPr>
+            <w:tcW w:type="dxa" w:w="2268"/>
+            <w:vAlign w:val="center"/>
+            <w:tcMar>
+              <w:top w:w="100" w:type="dxa"/>
+              <w:bottom w:w="100" w:type="dxa"/>
+              <w:left w:w="120" w:type="dxa"/>
+              <w:right w:w="120" w:type="dxa"/>
+            </w:tcMar>
+          </w:tcPr>
+          <w:p>
+            <w:pPr>
+              <w:spacing w:before="0" w:after="0" w:line="240" w:lineRule="auto"/>
+              <w:jc w:val="center"/>
+            </w:pPr>
+            <w:r/>
+            <w:r>
+              <w:rPr>
+                <w:rFonts w:ascii="Times New Roman" w:hAnsi="Times New Roman"/>
+                <w:b w:val="0"/>
+                <w:i w:val="0"/>
+                <w:color w:val="000000"/>
+                <w:sz w:val="20"/>
+                <w:rFonts w:ascii="Times New Roman" w:hAnsi="Times New Roman" w:cs="Times New Roman" w:eastAsia="Times New Roman"/>
+              </w:rPr>
+              <w:t>«не зачтено»</w:t>
+            </w:r>
+          </w:p>
+        </w:tc>
+        <w:tc>
+          <w:tcPr>
+            <w:tcW w:type="dxa" w:w="6803"/>
+            <w:vAlign w:val="center"/>
+            <w:tcMar>
+              <w:top w:w="100" w:type="dxa"/>
+              <w:bottom w:w="100" w:type="dxa"/>
+              <w:left w:w="120" w:type="dxa"/>
+              <w:right w:w="120" w:type="dxa"/>
+            </w:tcMar>
+          </w:tcPr>
+          <w:p>
+            <w:pPr>
+              <w:spacing w:before="0" w:after="0" w:line="240" w:lineRule="auto"/>
+              <w:jc w:val="both"/>
+            </w:pPr>
+            <w:r/>
+            <w:r>
+              <w:rPr>
+                <w:rFonts w:ascii="Times New Roman" w:hAnsi="Times New Roman"/>
+                <w:b w:val="0"/>
+                <w:i w:val="0"/>
+                <w:color w:val="000000"/>
+                <w:sz w:val="20"/>
+                <w:rFonts w:ascii="Times New Roman" w:hAnsi="Times New Roman" w:cs="Times New Roman" w:eastAsia="Times New Roman"/>
+              </w:rPr>
+              <w:t>Обучающийся демонстрирует отсутствие базовых знаний по ключевым разделам дисциплины, не может ответить на наводящие вопросы преподавателя и решить простейшие типовые задачи.</w:t>
             </w:r>
           </w:p>
         </w:tc>
